--- a/doc/Manual_Tecnico.docx
+++ b/doc/Manual_Tecnico.docx
@@ -67,7 +67,7 @@
           <w:color w:val="555555"/>
           <w:sz w:val="20"/>
         </w:rPr>
-        <w:t>Versión del 26 de octubre de 2026</w:t>
+        <w:t>Versión del 28 de octubre de 2026</w:t>
       </w:r>
     </w:p>
     <w:p>
@@ -105,7 +105,7 @@
       <w:r>
         <w:fldChar w:fldCharType="separate"/>
       </w:r>
-      <w:hyperlink w:anchor="_Toc243933960" w:history="1">
+      <w:hyperlink w:anchor="_Toc244049307" w:history="1">
         <w:r>
           <w:rPr>
             <w:rStyle w:val="Hipervnculo"/>
@@ -132,7 +132,7 @@
             <w:noProof/>
             <w:webHidden/>
           </w:rPr>
-          <w:instrText xml:space="preserve"> PAGEREF _Toc243933960 \h </w:instrText>
+          <w:instrText xml:space="preserve"> PAGEREF _Toc244049307 \h </w:instrText>
         </w:r>
         <w:r>
           <w:rPr>
@@ -173,7 +173,7 @@
           <w:noProof/>
         </w:rPr>
       </w:pPr>
-      <w:hyperlink w:anchor="_Toc243933961" w:history="1">
+      <w:hyperlink w:anchor="_Toc244049308" w:history="1">
         <w:r>
           <w:rPr>
             <w:rStyle w:val="Hipervnculo"/>
@@ -200,7 +200,7 @@
             <w:noProof/>
             <w:webHidden/>
           </w:rPr>
-          <w:instrText xml:space="preserve"> PAGEREF _Toc243933961 \h </w:instrText>
+          <w:instrText xml:space="preserve"> PAGEREF _Toc244049308 \h </w:instrText>
         </w:r>
         <w:r>
           <w:rPr>
@@ -241,7 +241,7 @@
           <w:noProof/>
         </w:rPr>
       </w:pPr>
-      <w:hyperlink w:anchor="_Toc243933962" w:history="1">
+      <w:hyperlink w:anchor="_Toc244049309" w:history="1">
         <w:r>
           <w:rPr>
             <w:rStyle w:val="Hipervnculo"/>
@@ -268,7 +268,7 @@
             <w:noProof/>
             <w:webHidden/>
           </w:rPr>
-          <w:instrText xml:space="preserve"> PAGEREF _Toc243933962 \h </w:instrText>
+          <w:instrText xml:space="preserve"> PAGEREF _Toc244049309 \h </w:instrText>
         </w:r>
         <w:r>
           <w:rPr>
@@ -309,7 +309,7 @@
           <w:noProof/>
         </w:rPr>
       </w:pPr>
-      <w:hyperlink w:anchor="_Toc243933963" w:history="1">
+      <w:hyperlink w:anchor="_Toc244049310" w:history="1">
         <w:r>
           <w:rPr>
             <w:rStyle w:val="Hipervnculo"/>
@@ -336,7 +336,7 @@
             <w:noProof/>
             <w:webHidden/>
           </w:rPr>
-          <w:instrText xml:space="preserve"> PAGEREF _Toc243933963 \h </w:instrText>
+          <w:instrText xml:space="preserve"> PAGEREF _Toc244049310 \h </w:instrText>
         </w:r>
         <w:r>
           <w:rPr>
@@ -377,7 +377,7 @@
           <w:noProof/>
         </w:rPr>
       </w:pPr>
-      <w:hyperlink w:anchor="_Toc243933964" w:history="1">
+      <w:hyperlink w:anchor="_Toc244049311" w:history="1">
         <w:r>
           <w:rPr>
             <w:rStyle w:val="Hipervnculo"/>
@@ -404,7 +404,7 @@
             <w:noProof/>
             <w:webHidden/>
           </w:rPr>
-          <w:instrText xml:space="preserve"> PAGEREF _Toc243933964 \h </w:instrText>
+          <w:instrText xml:space="preserve"> PAGEREF _Toc244049311 \h </w:instrText>
         </w:r>
         <w:r>
           <w:rPr>
@@ -445,7 +445,7 @@
           <w:noProof/>
         </w:rPr>
       </w:pPr>
-      <w:hyperlink w:anchor="_Toc243933965" w:history="1">
+      <w:hyperlink w:anchor="_Toc244049312" w:history="1">
         <w:r>
           <w:rPr>
             <w:rStyle w:val="Hipervnculo"/>
@@ -472,7 +472,7 @@
             <w:noProof/>
             <w:webHidden/>
           </w:rPr>
-          <w:instrText xml:space="preserve"> PAGEREF _Toc243933965 \h </w:instrText>
+          <w:instrText xml:space="preserve"> PAGEREF _Toc244049312 \h </w:instrText>
         </w:r>
         <w:r>
           <w:rPr>
@@ -513,7 +513,7 @@
           <w:noProof/>
         </w:rPr>
       </w:pPr>
-      <w:hyperlink w:anchor="_Toc243933966" w:history="1">
+      <w:hyperlink w:anchor="_Toc244049313" w:history="1">
         <w:r>
           <w:rPr>
             <w:rStyle w:val="Hipervnculo"/>
@@ -540,7 +540,7 @@
             <w:noProof/>
             <w:webHidden/>
           </w:rPr>
-          <w:instrText xml:space="preserve"> PAGEREF _Toc243933966 \h </w:instrText>
+          <w:instrText xml:space="preserve"> PAGEREF _Toc244049313 \h </w:instrText>
         </w:r>
         <w:r>
           <w:rPr>
@@ -581,7 +581,7 @@
           <w:noProof/>
         </w:rPr>
       </w:pPr>
-      <w:hyperlink w:anchor="_Toc243933967" w:history="1">
+      <w:hyperlink w:anchor="_Toc244049314" w:history="1">
         <w:r>
           <w:rPr>
             <w:rStyle w:val="Hipervnculo"/>
@@ -608,7 +608,7 @@
             <w:noProof/>
             <w:webHidden/>
           </w:rPr>
-          <w:instrText xml:space="preserve"> PAGEREF _Toc243933967 \h </w:instrText>
+          <w:instrText xml:space="preserve"> PAGEREF _Toc244049314 \h </w:instrText>
         </w:r>
         <w:r>
           <w:rPr>
@@ -649,7 +649,7 @@
           <w:noProof/>
         </w:rPr>
       </w:pPr>
-      <w:hyperlink w:anchor="_Toc243933968" w:history="1">
+      <w:hyperlink w:anchor="_Toc244049315" w:history="1">
         <w:r>
           <w:rPr>
             <w:rStyle w:val="Hipervnculo"/>
@@ -676,7 +676,7 @@
             <w:noProof/>
             <w:webHidden/>
           </w:rPr>
-          <w:instrText xml:space="preserve"> PAGEREF _Toc243933968 \h </w:instrText>
+          <w:instrText xml:space="preserve"> PAGEREF _Toc244049315 \h </w:instrText>
         </w:r>
         <w:r>
           <w:rPr>
@@ -697,6 +697,210 @@
             <w:webHidden/>
           </w:rPr>
           <w:t>5</w:t>
+        </w:r>
+        <w:r>
+          <w:rPr>
+            <w:noProof/>
+            <w:webHidden/>
+          </w:rPr>
+          <w:fldChar w:fldCharType="end"/>
+        </w:r>
+      </w:hyperlink>
+    </w:p>
+    <w:p>
+      <w:pPr>
+        <w:pStyle w:val="TDC2"/>
+        <w:tabs>
+          <w:tab w:val="right" w:leader="dot" w:pos="9402"/>
+        </w:tabs>
+        <w:rPr>
+          <w:noProof/>
+        </w:rPr>
+      </w:pPr>
+      <w:hyperlink w:anchor="_Toc244049316" w:history="1">
+        <w:r>
+          <w:rPr>
+            <w:rStyle w:val="Hipervnculo"/>
+            <w:noProof/>
+          </w:rPr>
+          <w:t>4.6 Corrección de la detección de caras inclinadas (26 de octubre de 2026)</w:t>
+        </w:r>
+        <w:r>
+          <w:rPr>
+            <w:noProof/>
+            <w:webHidden/>
+          </w:rPr>
+          <w:tab/>
+        </w:r>
+        <w:r>
+          <w:rPr>
+            <w:noProof/>
+            <w:webHidden/>
+          </w:rPr>
+          <w:fldChar w:fldCharType="begin"/>
+        </w:r>
+        <w:r>
+          <w:rPr>
+            <w:noProof/>
+            <w:webHidden/>
+          </w:rPr>
+          <w:instrText xml:space="preserve"> PAGEREF _Toc244049316 \h </w:instrText>
+        </w:r>
+        <w:r>
+          <w:rPr>
+            <w:noProof/>
+            <w:webHidden/>
+          </w:rPr>
+        </w:r>
+        <w:r>
+          <w:rPr>
+            <w:noProof/>
+            <w:webHidden/>
+          </w:rPr>
+          <w:fldChar w:fldCharType="separate"/>
+        </w:r>
+        <w:r>
+          <w:rPr>
+            <w:noProof/>
+            <w:webHidden/>
+          </w:rPr>
+          <w:t>6</w:t>
+        </w:r>
+        <w:r>
+          <w:rPr>
+            <w:noProof/>
+            <w:webHidden/>
+          </w:rPr>
+          <w:fldChar w:fldCharType="end"/>
+        </w:r>
+      </w:hyperlink>
+    </w:p>
+    <w:p>
+      <w:pPr>
+        <w:pStyle w:val="TDC2"/>
+        <w:tabs>
+          <w:tab w:val="right" w:leader="dot" w:pos="9402"/>
+        </w:tabs>
+        <w:rPr>
+          <w:noProof/>
+        </w:rPr>
+      </w:pPr>
+      <w:hyperlink w:anchor="_Toc244049317" w:history="1">
+        <w:r>
+          <w:rPr>
+            <w:rStyle w:val="Hipervnculo"/>
+            <w:noProof/>
+          </w:rPr>
+          <w:t>4.7 Caras en primer plano (26 de octubre de 2026)</w:t>
+        </w:r>
+        <w:r>
+          <w:rPr>
+            <w:noProof/>
+            <w:webHidden/>
+          </w:rPr>
+          <w:tab/>
+        </w:r>
+        <w:r>
+          <w:rPr>
+            <w:noProof/>
+            <w:webHidden/>
+          </w:rPr>
+          <w:fldChar w:fldCharType="begin"/>
+        </w:r>
+        <w:r>
+          <w:rPr>
+            <w:noProof/>
+            <w:webHidden/>
+          </w:rPr>
+          <w:instrText xml:space="preserve"> PAGEREF _Toc244049317 \h </w:instrText>
+        </w:r>
+        <w:r>
+          <w:rPr>
+            <w:noProof/>
+            <w:webHidden/>
+          </w:rPr>
+        </w:r>
+        <w:r>
+          <w:rPr>
+            <w:noProof/>
+            <w:webHidden/>
+          </w:rPr>
+          <w:fldChar w:fldCharType="separate"/>
+        </w:r>
+        <w:r>
+          <w:rPr>
+            <w:noProof/>
+            <w:webHidden/>
+          </w:rPr>
+          <w:t>8</w:t>
+        </w:r>
+        <w:r>
+          <w:rPr>
+            <w:noProof/>
+            <w:webHidden/>
+          </w:rPr>
+          <w:fldChar w:fldCharType="end"/>
+        </w:r>
+      </w:hyperlink>
+    </w:p>
+    <w:p>
+      <w:pPr>
+        <w:pStyle w:val="TDC2"/>
+        <w:tabs>
+          <w:tab w:val="right" w:leader="dot" w:pos="9402"/>
+        </w:tabs>
+        <w:rPr>
+          <w:noProof/>
+        </w:rPr>
+      </w:pPr>
+      <w:hyperlink w:anchor="_Toc244049318" w:history="1">
+        <w:r>
+          <w:rPr>
+            <w:rStyle w:val="Hipervnculo"/>
+            <w:noProof/>
+          </w:rPr>
+          <w:t>4.8 Caras inclinadas y tapadas: lectura opuesta y memoria (28 de octubre de 2026)</w:t>
+        </w:r>
+        <w:r>
+          <w:rPr>
+            <w:noProof/>
+            <w:webHidden/>
+          </w:rPr>
+          <w:tab/>
+        </w:r>
+        <w:r>
+          <w:rPr>
+            <w:noProof/>
+            <w:webHidden/>
+          </w:rPr>
+          <w:fldChar w:fldCharType="begin"/>
+        </w:r>
+        <w:r>
+          <w:rPr>
+            <w:noProof/>
+            <w:webHidden/>
+          </w:rPr>
+          <w:instrText xml:space="preserve"> PAGEREF _Toc244049318 \h </w:instrText>
+        </w:r>
+        <w:r>
+          <w:rPr>
+            <w:noProof/>
+            <w:webHidden/>
+          </w:rPr>
+        </w:r>
+        <w:r>
+          <w:rPr>
+            <w:noProof/>
+            <w:webHidden/>
+          </w:rPr>
+          <w:fldChar w:fldCharType="separate"/>
+        </w:r>
+        <w:r>
+          <w:rPr>
+            <w:noProof/>
+            <w:webHidden/>
+          </w:rPr>
+          <w:t>9</w:t>
         </w:r>
         <w:r>
           <w:rPr>
@@ -717,7 +921,7 @@
           <w:noProof/>
         </w:rPr>
       </w:pPr>
-      <w:hyperlink w:anchor="_Toc243933969" w:history="1">
+      <w:hyperlink w:anchor="_Toc244049319" w:history="1">
         <w:r>
           <w:rPr>
             <w:rStyle w:val="Hipervnculo"/>
@@ -744,7 +948,7 @@
             <w:noProof/>
             <w:webHidden/>
           </w:rPr>
-          <w:instrText xml:space="preserve"> PAGEREF _Toc243933969 \h </w:instrText>
+          <w:instrText xml:space="preserve"> PAGEREF _Toc244049319 \h </w:instrText>
         </w:r>
         <w:r>
           <w:rPr>
@@ -764,7 +968,7 @@
             <w:noProof/>
             <w:webHidden/>
           </w:rPr>
-          <w:t>6</w:t>
+          <w:t>12</w:t>
         </w:r>
         <w:r>
           <w:rPr>
@@ -785,7 +989,7 @@
           <w:noProof/>
         </w:rPr>
       </w:pPr>
-      <w:hyperlink w:anchor="_Toc243933970" w:history="1">
+      <w:hyperlink w:anchor="_Toc244049320" w:history="1">
         <w:r>
           <w:rPr>
             <w:rStyle w:val="Hipervnculo"/>
@@ -812,7 +1016,7 @@
             <w:noProof/>
             <w:webHidden/>
           </w:rPr>
-          <w:instrText xml:space="preserve"> PAGEREF _Toc243933970 \h </w:instrText>
+          <w:instrText xml:space="preserve"> PAGEREF _Toc244049320 \h </w:instrText>
         </w:r>
         <w:r>
           <w:rPr>
@@ -832,7 +1036,7 @@
             <w:noProof/>
             <w:webHidden/>
           </w:rPr>
-          <w:t>6</w:t>
+          <w:t>12</w:t>
         </w:r>
         <w:r>
           <w:rPr>
@@ -853,7 +1057,7 @@
           <w:noProof/>
         </w:rPr>
       </w:pPr>
-      <w:hyperlink w:anchor="_Toc243933971" w:history="1">
+      <w:hyperlink w:anchor="_Toc244049321" w:history="1">
         <w:r>
           <w:rPr>
             <w:rStyle w:val="Hipervnculo"/>
@@ -880,7 +1084,7 @@
             <w:noProof/>
             <w:webHidden/>
           </w:rPr>
-          <w:instrText xml:space="preserve"> PAGEREF _Toc243933971 \h </w:instrText>
+          <w:instrText xml:space="preserve"> PAGEREF _Toc244049321 \h </w:instrText>
         </w:r>
         <w:r>
           <w:rPr>
@@ -900,7 +1104,7 @@
             <w:noProof/>
             <w:webHidden/>
           </w:rPr>
-          <w:t>6</w:t>
+          <w:t>12</w:t>
         </w:r>
         <w:r>
           <w:rPr>
@@ -921,7 +1125,7 @@
           <w:noProof/>
         </w:rPr>
       </w:pPr>
-      <w:hyperlink w:anchor="_Toc243933972" w:history="1">
+      <w:hyperlink w:anchor="_Toc244049322" w:history="1">
         <w:r>
           <w:rPr>
             <w:rStyle w:val="Hipervnculo"/>
@@ -948,7 +1152,7 @@
             <w:noProof/>
             <w:webHidden/>
           </w:rPr>
-          <w:instrText xml:space="preserve"> PAGEREF _Toc243933972 \h </w:instrText>
+          <w:instrText xml:space="preserve"> PAGEREF _Toc244049322 \h </w:instrText>
         </w:r>
         <w:r>
           <w:rPr>
@@ -968,7 +1172,7 @@
             <w:noProof/>
             <w:webHidden/>
           </w:rPr>
-          <w:t>6</w:t>
+          <w:t>13</w:t>
         </w:r>
         <w:r>
           <w:rPr>
@@ -989,7 +1193,7 @@
           <w:noProof/>
         </w:rPr>
       </w:pPr>
-      <w:hyperlink w:anchor="_Toc243933973" w:history="1">
+      <w:hyperlink w:anchor="_Toc244049323" w:history="1">
         <w:r>
           <w:rPr>
             <w:rStyle w:val="Hipervnculo"/>
@@ -1016,7 +1220,7 @@
             <w:noProof/>
             <w:webHidden/>
           </w:rPr>
-          <w:instrText xml:space="preserve"> PAGEREF _Toc243933973 \h </w:instrText>
+          <w:instrText xml:space="preserve"> PAGEREF _Toc244049323 \h </w:instrText>
         </w:r>
         <w:r>
           <w:rPr>
@@ -1036,7 +1240,7 @@
             <w:noProof/>
             <w:webHidden/>
           </w:rPr>
-          <w:t>6</w:t>
+          <w:t>13</w:t>
         </w:r>
         <w:r>
           <w:rPr>
@@ -1057,7 +1261,7 @@
           <w:noProof/>
         </w:rPr>
       </w:pPr>
-      <w:hyperlink w:anchor="_Toc243933974" w:history="1">
+      <w:hyperlink w:anchor="_Toc244049324" w:history="1">
         <w:r>
           <w:rPr>
             <w:rStyle w:val="Hipervnculo"/>
@@ -1084,7 +1288,7 @@
             <w:noProof/>
             <w:webHidden/>
           </w:rPr>
-          <w:instrText xml:space="preserve"> PAGEREF _Toc243933974 \h </w:instrText>
+          <w:instrText xml:space="preserve"> PAGEREF _Toc244049324 \h </w:instrText>
         </w:r>
         <w:r>
           <w:rPr>
@@ -1104,7 +1308,7 @@
             <w:noProof/>
             <w:webHidden/>
           </w:rPr>
-          <w:t>7</w:t>
+          <w:t>13</w:t>
         </w:r>
         <w:r>
           <w:rPr>
@@ -1125,7 +1329,7 @@
           <w:noProof/>
         </w:rPr>
       </w:pPr>
-      <w:hyperlink w:anchor="_Toc243933975" w:history="1">
+      <w:hyperlink w:anchor="_Toc244049325" w:history="1">
         <w:r>
           <w:rPr>
             <w:rStyle w:val="Hipervnculo"/>
@@ -1152,7 +1356,7 @@
             <w:noProof/>
             <w:webHidden/>
           </w:rPr>
-          <w:instrText xml:space="preserve"> PAGEREF _Toc243933975 \h </w:instrText>
+          <w:instrText xml:space="preserve"> PAGEREF _Toc244049325 \h </w:instrText>
         </w:r>
         <w:r>
           <w:rPr>
@@ -1172,7 +1376,7 @@
             <w:noProof/>
             <w:webHidden/>
           </w:rPr>
-          <w:t>7</w:t>
+          <w:t>14</w:t>
         </w:r>
         <w:r>
           <w:rPr>
@@ -1193,7 +1397,7 @@
           <w:noProof/>
         </w:rPr>
       </w:pPr>
-      <w:hyperlink w:anchor="_Toc243933976" w:history="1">
+      <w:hyperlink w:anchor="_Toc244049326" w:history="1">
         <w:r>
           <w:rPr>
             <w:rStyle w:val="Hipervnculo"/>
@@ -1220,7 +1424,7 @@
             <w:noProof/>
             <w:webHidden/>
           </w:rPr>
-          <w:instrText xml:space="preserve"> PAGEREF _Toc243933976 \h </w:instrText>
+          <w:instrText xml:space="preserve"> PAGEREF _Toc244049326 \h </w:instrText>
         </w:r>
         <w:r>
           <w:rPr>
@@ -1240,7 +1444,7 @@
             <w:noProof/>
             <w:webHidden/>
           </w:rPr>
-          <w:t>7</w:t>
+          <w:t>14</w:t>
         </w:r>
         <w:r>
           <w:rPr>
@@ -1261,7 +1465,7 @@
           <w:noProof/>
         </w:rPr>
       </w:pPr>
-      <w:hyperlink w:anchor="_Toc243933977" w:history="1">
+      <w:hyperlink w:anchor="_Toc244049327" w:history="1">
         <w:r>
           <w:rPr>
             <w:rStyle w:val="Hipervnculo"/>
@@ -1288,7 +1492,7 @@
             <w:noProof/>
             <w:webHidden/>
           </w:rPr>
-          <w:instrText xml:space="preserve"> PAGEREF _Toc243933977 \h </w:instrText>
+          <w:instrText xml:space="preserve"> PAGEREF _Toc244049327 \h </w:instrText>
         </w:r>
         <w:r>
           <w:rPr>
@@ -1308,7 +1512,7 @@
             <w:noProof/>
             <w:webHidden/>
           </w:rPr>
-          <w:t>7</w:t>
+          <w:t>14</w:t>
         </w:r>
         <w:r>
           <w:rPr>
@@ -1329,7 +1533,7 @@
           <w:noProof/>
         </w:rPr>
       </w:pPr>
-      <w:hyperlink w:anchor="_Toc243933978" w:history="1">
+      <w:hyperlink w:anchor="_Toc244049328" w:history="1">
         <w:r>
           <w:rPr>
             <w:rStyle w:val="Hipervnculo"/>
@@ -1356,7 +1560,7 @@
             <w:noProof/>
             <w:webHidden/>
           </w:rPr>
-          <w:instrText xml:space="preserve"> PAGEREF _Toc243933978 \h </w:instrText>
+          <w:instrText xml:space="preserve"> PAGEREF _Toc244049328 \h </w:instrText>
         </w:r>
         <w:r>
           <w:rPr>
@@ -1376,7 +1580,7 @@
             <w:noProof/>
             <w:webHidden/>
           </w:rPr>
-          <w:t>7</w:t>
+          <w:t>15</w:t>
         </w:r>
         <w:r>
           <w:rPr>
@@ -1397,7 +1601,7 @@
           <w:noProof/>
         </w:rPr>
       </w:pPr>
-      <w:hyperlink w:anchor="_Toc243933979" w:history="1">
+      <w:hyperlink w:anchor="_Toc244049329" w:history="1">
         <w:r>
           <w:rPr>
             <w:rStyle w:val="Hipervnculo"/>
@@ -1424,7 +1628,7 @@
             <w:noProof/>
             <w:webHidden/>
           </w:rPr>
-          <w:instrText xml:space="preserve"> PAGEREF _Toc243933979 \h </w:instrText>
+          <w:instrText xml:space="preserve"> PAGEREF _Toc244049329 \h </w:instrText>
         </w:r>
         <w:r>
           <w:rPr>
@@ -1444,7 +1648,75 @@
             <w:noProof/>
             <w:webHidden/>
           </w:rPr>
-          <w:t>8</w:t>
+          <w:t>15</w:t>
+        </w:r>
+        <w:r>
+          <w:rPr>
+            <w:noProof/>
+            <w:webHidden/>
+          </w:rPr>
+          <w:fldChar w:fldCharType="end"/>
+        </w:r>
+      </w:hyperlink>
+    </w:p>
+    <w:p>
+      <w:pPr>
+        <w:pStyle w:val="TDC2"/>
+        <w:tabs>
+          <w:tab w:val="right" w:leader="dot" w:pos="9402"/>
+        </w:tabs>
+        <w:rPr>
+          <w:noProof/>
+        </w:rPr>
+      </w:pPr>
+      <w:hyperlink w:anchor="_Toc244049330" w:history="1">
+        <w:r>
+          <w:rPr>
+            <w:rStyle w:val="Hipervnculo"/>
+            <w:noProof/>
+          </w:rPr>
+          <w:t>7.5 Rutas con tildes (core/Imagenes.py)</w:t>
+        </w:r>
+        <w:r>
+          <w:rPr>
+            <w:noProof/>
+            <w:webHidden/>
+          </w:rPr>
+          <w:tab/>
+        </w:r>
+        <w:r>
+          <w:rPr>
+            <w:noProof/>
+            <w:webHidden/>
+          </w:rPr>
+          <w:fldChar w:fldCharType="begin"/>
+        </w:r>
+        <w:r>
+          <w:rPr>
+            <w:noProof/>
+            <w:webHidden/>
+          </w:rPr>
+          <w:instrText xml:space="preserve"> PAGEREF _Toc244049330 \h </w:instrText>
+        </w:r>
+        <w:r>
+          <w:rPr>
+            <w:noProof/>
+            <w:webHidden/>
+          </w:rPr>
+        </w:r>
+        <w:r>
+          <w:rPr>
+            <w:noProof/>
+            <w:webHidden/>
+          </w:rPr>
+          <w:fldChar w:fldCharType="separate"/>
+        </w:r>
+        <w:r>
+          <w:rPr>
+            <w:noProof/>
+            <w:webHidden/>
+          </w:rPr>
+          <w:t>15</w:t>
         </w:r>
         <w:r>
           <w:rPr>
@@ -1465,7 +1737,7 @@
           <w:noProof/>
         </w:rPr>
       </w:pPr>
-      <w:hyperlink w:anchor="_Toc243933980" w:history="1">
+      <w:hyperlink w:anchor="_Toc244049331" w:history="1">
         <w:r>
           <w:rPr>
             <w:rStyle w:val="Hipervnculo"/>
@@ -1492,7 +1764,7 @@
             <w:noProof/>
             <w:webHidden/>
           </w:rPr>
-          <w:instrText xml:space="preserve"> PAGEREF _Toc243933980 \h </w:instrText>
+          <w:instrText xml:space="preserve"> PAGEREF _Toc244049331 \h </w:instrText>
         </w:r>
         <w:r>
           <w:rPr>
@@ -1512,7 +1784,7 @@
             <w:noProof/>
             <w:webHidden/>
           </w:rPr>
-          <w:t>8</w:t>
+          <w:t>15</w:t>
         </w:r>
         <w:r>
           <w:rPr>
@@ -1533,7 +1805,7 @@
           <w:noProof/>
         </w:rPr>
       </w:pPr>
-      <w:hyperlink w:anchor="_Toc243933981" w:history="1">
+      <w:hyperlink w:anchor="_Toc244049332" w:history="1">
         <w:r>
           <w:rPr>
             <w:rStyle w:val="Hipervnculo"/>
@@ -1560,7 +1832,7 @@
             <w:noProof/>
             <w:webHidden/>
           </w:rPr>
-          <w:instrText xml:space="preserve"> PAGEREF _Toc243933981 \h </w:instrText>
+          <w:instrText xml:space="preserve"> PAGEREF _Toc244049332 \h </w:instrText>
         </w:r>
         <w:r>
           <w:rPr>
@@ -1580,7 +1852,7 @@
             <w:noProof/>
             <w:webHidden/>
           </w:rPr>
-          <w:t>8</w:t>
+          <w:t>15</w:t>
         </w:r>
         <w:r>
           <w:rPr>
@@ -1601,7 +1873,7 @@
           <w:noProof/>
         </w:rPr>
       </w:pPr>
-      <w:hyperlink w:anchor="_Toc243933982" w:history="1">
+      <w:hyperlink w:anchor="_Toc244049333" w:history="1">
         <w:r>
           <w:rPr>
             <w:rStyle w:val="Hipervnculo"/>
@@ -1628,7 +1900,7 @@
             <w:noProof/>
             <w:webHidden/>
           </w:rPr>
-          <w:instrText xml:space="preserve"> PAGEREF _Toc243933982 \h </w:instrText>
+          <w:instrText xml:space="preserve"> PAGEREF _Toc244049333 \h </w:instrText>
         </w:r>
         <w:r>
           <w:rPr>
@@ -1648,7 +1920,7 @@
             <w:noProof/>
             <w:webHidden/>
           </w:rPr>
-          <w:t>8</w:t>
+          <w:t>15</w:t>
         </w:r>
         <w:r>
           <w:rPr>
@@ -1669,7 +1941,7 @@
           <w:noProof/>
         </w:rPr>
       </w:pPr>
-      <w:hyperlink w:anchor="_Toc243933983" w:history="1">
+      <w:hyperlink w:anchor="_Toc244049334" w:history="1">
         <w:r>
           <w:rPr>
             <w:rStyle w:val="Hipervnculo"/>
@@ -1696,7 +1968,7 @@
             <w:noProof/>
             <w:webHidden/>
           </w:rPr>
-          <w:instrText xml:space="preserve"> PAGEREF _Toc243933983 \h </w:instrText>
+          <w:instrText xml:space="preserve"> PAGEREF _Toc244049334 \h </w:instrText>
         </w:r>
         <w:r>
           <w:rPr>
@@ -1716,7 +1988,7 @@
             <w:noProof/>
             <w:webHidden/>
           </w:rPr>
-          <w:t>8</w:t>
+          <w:t>16</w:t>
         </w:r>
         <w:r>
           <w:rPr>
@@ -1737,7 +2009,7 @@
           <w:noProof/>
         </w:rPr>
       </w:pPr>
-      <w:hyperlink w:anchor="_Toc243933984" w:history="1">
+      <w:hyperlink w:anchor="_Toc244049335" w:history="1">
         <w:r>
           <w:rPr>
             <w:rStyle w:val="Hipervnculo"/>
@@ -1764,7 +2036,7 @@
             <w:noProof/>
             <w:webHidden/>
           </w:rPr>
-          <w:instrText xml:space="preserve"> PAGEREF _Toc243933984 \h </w:instrText>
+          <w:instrText xml:space="preserve"> PAGEREF _Toc244049335 \h </w:instrText>
         </w:r>
         <w:r>
           <w:rPr>
@@ -1784,7 +2056,7 @@
             <w:noProof/>
             <w:webHidden/>
           </w:rPr>
-          <w:t>8</w:t>
+          <w:t>16</w:t>
         </w:r>
         <w:r>
           <w:rPr>
@@ -1805,7 +2077,7 @@
           <w:noProof/>
         </w:rPr>
       </w:pPr>
-      <w:hyperlink w:anchor="_Toc243933985" w:history="1">
+      <w:hyperlink w:anchor="_Toc244049336" w:history="1">
         <w:r>
           <w:rPr>
             <w:rStyle w:val="Hipervnculo"/>
@@ -1832,7 +2104,7 @@
             <w:noProof/>
             <w:webHidden/>
           </w:rPr>
-          <w:instrText xml:space="preserve"> PAGEREF _Toc243933985 \h </w:instrText>
+          <w:instrText xml:space="preserve"> PAGEREF _Toc244049336 \h </w:instrText>
         </w:r>
         <w:r>
           <w:rPr>
@@ -1852,7 +2124,7 @@
             <w:noProof/>
             <w:webHidden/>
           </w:rPr>
-          <w:t>9</w:t>
+          <w:t>16</w:t>
         </w:r>
         <w:r>
           <w:rPr>
@@ -1873,7 +2145,7 @@
           <w:noProof/>
         </w:rPr>
       </w:pPr>
-      <w:hyperlink w:anchor="_Toc243933986" w:history="1">
+      <w:hyperlink w:anchor="_Toc244049337" w:history="1">
         <w:r>
           <w:rPr>
             <w:rStyle w:val="Hipervnculo"/>
@@ -1900,7 +2172,7 @@
             <w:noProof/>
             <w:webHidden/>
           </w:rPr>
-          <w:instrText xml:space="preserve"> PAGEREF _Toc243933986 \h </w:instrText>
+          <w:instrText xml:space="preserve"> PAGEREF _Toc244049337 \h </w:instrText>
         </w:r>
         <w:r>
           <w:rPr>
@@ -1920,7 +2192,7 @@
             <w:noProof/>
             <w:webHidden/>
           </w:rPr>
-          <w:t>9</w:t>
+          <w:t>17</w:t>
         </w:r>
         <w:r>
           <w:rPr>
@@ -1941,7 +2213,7 @@
           <w:noProof/>
         </w:rPr>
       </w:pPr>
-      <w:hyperlink w:anchor="_Toc243933987" w:history="1">
+      <w:hyperlink w:anchor="_Toc244049338" w:history="1">
         <w:r>
           <w:rPr>
             <w:rStyle w:val="Hipervnculo"/>
@@ -1968,7 +2240,7 @@
             <w:noProof/>
             <w:webHidden/>
           </w:rPr>
-          <w:instrText xml:space="preserve"> PAGEREF _Toc243933987 \h </w:instrText>
+          <w:instrText xml:space="preserve"> PAGEREF _Toc244049338 \h </w:instrText>
         </w:r>
         <w:r>
           <w:rPr>
@@ -1988,7 +2260,7 @@
             <w:noProof/>
             <w:webHidden/>
           </w:rPr>
-          <w:t>9</w:t>
+          <w:t>17</w:t>
         </w:r>
         <w:r>
           <w:rPr>
@@ -2013,7 +2285,7 @@
       <w:pPr>
         <w:pStyle w:val="Ttulo1"/>
       </w:pPr>
-      <w:bookmarkStart w:id="0" w:name="_Toc243933960"/>
+      <w:bookmarkStart w:id="0" w:name="_Toc244049307"/>
       <w:r>
         <w:lastRenderedPageBreak/>
         <w:t>1. Visión general</w:t>
@@ -2132,7 +2404,7 @@
           <w:noProof/>
         </w:rPr>
         <w:drawing>
-          <wp:inline distT="0" distB="0" distL="0" distR="0" wp14:anchorId="5983F3C4" wp14:editId="362B8B95">
+          <wp:inline distT="0" distB="0" distL="0" distR="0" wp14:anchorId="0B212F53" wp14:editId="13214850">
             <wp:extent cx="5940000" cy="3712500"/>
             <wp:effectExtent l="0" t="0" r="0" b="0"/>
             <wp:docPr id="1" name="Picture 1"/>
@@ -2193,7 +2465,7 @@
       <w:pPr>
         <w:pStyle w:val="Ttulo1"/>
       </w:pPr>
-      <w:bookmarkStart w:id="1" w:name="_Toc243933961"/>
+      <w:bookmarkStart w:id="1" w:name="_Toc244049308"/>
       <w:r>
         <w:t>2. Estructura del proyecto</w:t>
       </w:r>
@@ -2394,7 +2666,13 @@
               <w:rPr>
                 <w:sz w:val="19"/>
               </w:rPr>
-              <w:t>Analyzer_Faces: detección (buffalo_l), caras rotadas, filtro de género, orden</w:t>
+              <w:t xml:space="preserve">Analyzer_Faces: detección (buffalo_l), caras rotadas y volteadas, filtro de género, orden; Memoria_Orientacion y con_memoria (memoria entre </w:t>
+            </w:r>
+            <w:r>
+              <w:rPr>
+                <w:sz w:val="19"/>
+              </w:rPr>
+              <w:t>frames de un video)</w:t>
             </w:r>
           </w:p>
         </w:tc>
@@ -2431,13 +2709,7 @@
               <w:rPr>
                 <w:sz w:val="19"/>
               </w:rPr>
-              <w:t xml:space="preserve">DFL_XSeg_Model: máscara de oclusión, modos de </w:t>
-            </w:r>
-            <w:r>
-              <w:rPr>
-                <w:sz w:val="19"/>
-              </w:rPr>
-              <w:t>oclusión y filtros de nitidez</w:t>
+              <w:t>DFL_XSeg_Model: máscara de oclusión, modos de oclusión y filtros de nitidez</w:t>
             </w:r>
           </w:p>
         </w:tc>
@@ -2513,7 +2785,13 @@
               <w:rPr>
                 <w:sz w:val="19"/>
               </w:rPr>
-              <w:t>Registro_Identidades: calidad de cara, referencias y emparejamiento</w:t>
+              <w:t>Registro_Identidades: calidad de cara, referencias y e</w:t>
+            </w:r>
+            <w:r>
+              <w:rPr>
+                <w:sz w:val="19"/>
+              </w:rPr>
+              <w:t>mparejamiento</w:t>
             </w:r>
           </w:p>
         </w:tc>
@@ -2552,13 +2830,7 @@
               <w:rPr>
                 <w:sz w:val="19"/>
               </w:rPr>
-              <w:t>Análisis previo del video para el modo identidad</w:t>
-            </w:r>
-            <w:r>
-              <w:rPr>
-                <w:sz w:val="19"/>
-              </w:rPr>
-              <w:t xml:space="preserve"> (y su caché)</w:t>
+              <w:t>Análisis previo del video para el modo identidad (y su caché)</w:t>
             </w:r>
           </w:p>
         </w:tc>
@@ -2634,7 +2906,13 @@
               <w:rPr>
                 <w:sz w:val="19"/>
               </w:rPr>
-              <w:t>Escritor_Video (FFmpeg), Trabajo_Video (.partes, continuar), procesar_video, unir</w:t>
+              <w:t xml:space="preserve">Escritor_Video (FFmpeg), </w:t>
+            </w:r>
+            <w:r>
+              <w:rPr>
+                <w:sz w:val="19"/>
+              </w:rPr>
+              <w:t>Trabajo_Video (.partes, continuar), procesar_video, unir</w:t>
             </w:r>
           </w:p>
         </w:tc>
@@ -2747,7 +3025,13 @@
               <w:rPr>
                 <w:sz w:val="19"/>
               </w:rPr>
-              <w:t>ZIP con contraseña AES-256 (pyzipper) con verificación</w:t>
+              <w:t>ZIP con contraseña A</w:t>
+            </w:r>
+            <w:r>
+              <w:rPr>
+                <w:sz w:val="19"/>
+              </w:rPr>
+              <w:t>ES-256 (pyzipper) con verificación</w:t>
             </w:r>
           </w:p>
         </w:tc>
@@ -2769,7 +3053,7 @@
               <w:rPr>
                 <w:sz w:val="19"/>
               </w:rPr>
-              <w:t>TransferIa_Colab.ipynb</w:t>
+              <w:t>core/Imagenes.py</w:t>
             </w:r>
           </w:p>
         </w:tc>
@@ -2786,7 +3070,7 @@
               <w:rPr>
                 <w:sz w:val="19"/>
               </w:rPr>
-              <w:t>Cuaderno de Colab con formularios</w:t>
+              <w:t>leer y guardar: como cv2.imread / cv2.imwrite, pero aceptan rutas con tildes y ñ</w:t>
             </w:r>
           </w:p>
         </w:tc>
@@ -2807,7 +3091,8 @@
               <w:rPr>
                 <w:sz w:val="19"/>
               </w:rPr>
-              <w:t>models/</w:t>
+              <w:lastRenderedPageBreak/>
+              <w:t>TransferIa_Colab.ipynb</w:t>
             </w:r>
           </w:p>
         </w:tc>
@@ -2823,7 +3108,7 @@
               <w:rPr>
                 <w:sz w:val="19"/>
               </w:rPr>
-              <w:t>Modelos ONNX (no versionados)</w:t>
+              <w:t>Cuaderno de Colab con formularios</w:t>
             </w:r>
           </w:p>
         </w:tc>
@@ -2845,7 +3130,7 @@
               <w:rPr>
                 <w:sz w:val="19"/>
               </w:rPr>
-              <w:t>configuraciones/, output/, src/</w:t>
+              <w:t>models/</w:t>
             </w:r>
           </w:p>
         </w:tc>
@@ -2853,6 +3138,43 @@
           <w:tcPr>
             <w:tcW w:w="6520" w:type="dxa"/>
             <w:shd w:val="clear" w:color="auto" w:fill="EEF3F8"/>
+          </w:tcPr>
+          <w:p>
+            <w:pPr>
+              <w:spacing w:after="0"/>
+            </w:pPr>
+            <w:r>
+              <w:rPr>
+                <w:sz w:val="19"/>
+              </w:rPr>
+              <w:t>Modelos ONNX (no versionados)</w:t>
+            </w:r>
+          </w:p>
+        </w:tc>
+      </w:tr>
+      <w:tr>
+        <w:trPr>
+          <w:jc w:val="center"/>
+        </w:trPr>
+        <w:tc>
+          <w:tcPr>
+            <w:tcW w:w="2835" w:type="dxa"/>
+          </w:tcPr>
+          <w:p>
+            <w:pPr>
+              <w:spacing w:after="0"/>
+            </w:pPr>
+            <w:r>
+              <w:rPr>
+                <w:sz w:val="19"/>
+              </w:rPr>
+              <w:t>configuraciones/, output/, src/</w:t>
+            </w:r>
+          </w:p>
+        </w:tc>
+        <w:tc>
+          <w:tcPr>
+            <w:tcW w:w="6520" w:type="dxa"/>
           </w:tcPr>
           <w:p>
             <w:pPr>
@@ -2953,14 +3275,17 @@
         <w:t>core/xseg copy.py</w:t>
       </w:r>
       <w:r>
-        <w:t xml:space="preserve"> son de versiones anteriores: ningún módulo actual los importa.</w:t>
+        <w:t xml:space="preserve"> son de versiones anteriores: ningún módulo actua</w:t>
+      </w:r>
+      <w:r>
+        <w:t>l los importa.</w:t>
       </w:r>
     </w:p>
     <w:p>
       <w:pPr>
         <w:pStyle w:val="Ttulo1"/>
       </w:pPr>
-      <w:bookmarkStart w:id="2" w:name="_Toc243933962"/>
+      <w:bookmarkStart w:id="2" w:name="_Toc244049309"/>
       <w:r>
         <w:t>3. Modelos de IA</w:t>
       </w:r>
@@ -3096,13 +3421,7 @@
               <w:rPr>
                 <w:sz w:val="19"/>
               </w:rPr>
-              <w:t xml:space="preserve">Detección, 106 puntos, 68 puntos 3D, género/edad y </w:t>
-            </w:r>
-            <w:r>
-              <w:rPr>
-                <w:sz w:val="19"/>
-              </w:rPr>
-              <w:t>reconocimiento (embedding de 512)</w:t>
+              <w:t>Detección, 106 puntos, 68 puntos 3D, género/edad y reconocimiento (embedding de 512)</w:t>
             </w:r>
           </w:p>
         </w:tc>
@@ -3174,7 +3493,13 @@
               <w:rPr>
                 <w:sz w:val="19"/>
               </w:rPr>
-              <w:t>Cambio de cara en un recorte alineado de 128 px</w:t>
+              <w:t xml:space="preserve">Cambio de cara en un </w:t>
+            </w:r>
+            <w:r>
+              <w:rPr>
+                <w:sz w:val="19"/>
+              </w:rPr>
+              <w:t>recorte alineado de 128 px</w:t>
             </w:r>
           </w:p>
         </w:tc>
@@ -3379,17 +3704,17 @@
         <w:t>onnxruntime-gpu</w:t>
       </w:r>
       <w:r>
-        <w:t xml:space="preserve"> se usa CUDA; si no, CPU. Las sesiones son atributos de clase (se cargan</w:t>
-      </w:r>
-      <w:r>
-        <w:t xml:space="preserve"> una sola vez) y las inferencias de XSeg van protegidas con un lock.</w:t>
+        <w:t xml:space="preserve"> se usa CUDA; si no, CPU. Las sesiones son atributos de clase (se cargan una sola vez) y las inferencias de XSeg van prote</w:t>
+      </w:r>
+      <w:r>
+        <w:t>gidas con un lock.</w:t>
       </w:r>
     </w:p>
     <w:p>
       <w:pPr>
         <w:pStyle w:val="Ttulo1"/>
       </w:pPr>
-      <w:bookmarkStart w:id="3" w:name="_Toc243933963"/>
+      <w:bookmarkStart w:id="3" w:name="_Toc244049310"/>
       <w:r>
         <w:t>4. Pipeline de un frame</w:t>
       </w:r>
@@ -3405,7 +3730,7 @@
           <w:noProof/>
         </w:rPr>
         <w:drawing>
-          <wp:inline distT="0" distB="0" distL="0" distR="0" wp14:anchorId="3F96A3C1" wp14:editId="1114E7AD">
+          <wp:inline distT="0" distB="0" distL="0" distR="0" wp14:anchorId="7EDFF1A3" wp14:editId="7045EC7A">
             <wp:extent cx="5940000" cy="1113750"/>
             <wp:effectExtent l="0" t="0" r="0" b="0"/>
             <wp:docPr id="2" name="Picture 2"/>
@@ -3458,7 +3783,7 @@
       <w:pPr>
         <w:pStyle w:val="Ttulo2"/>
       </w:pPr>
-      <w:bookmarkStart w:id="4" w:name="_Toc243933964"/>
+      <w:bookmarkStart w:id="4" w:name="_Toc244049311"/>
       <w:r>
         <w:t>4.1 Detección</w:t>
       </w:r>
@@ -3477,10 +3802,10 @@
         <w:t>Analyzer_Faces.obtener_caras</w:t>
       </w:r>
       <w:r>
-        <w:t xml:space="preserve">: detección a 480 px (640 al </w:t>
-      </w:r>
-      <w:r>
-        <w:t>crear modelos), filtro de género y orden de izquierda a derecha.</w:t>
+        <w:t xml:space="preserve">: detección a 480 px (640 al crear modelos), filtro de género y orden de izquierda </w:t>
+      </w:r>
+      <w:r>
+        <w:t>a derecha.</w:t>
       </w:r>
     </w:p>
     <w:p>
@@ -3494,13 +3819,7 @@
         <w:rPr>
           <w:b/>
         </w:rPr>
-        <w:t xml:space="preserve">más derecha en </w:t>
-      </w:r>
-      <w:r>
-        <w:rPr>
-          <w:b/>
-        </w:rPr>
-        <w:t>su giro</w:t>
+        <w:t>más derecha en su giro</w:t>
       </w:r>
       <w:r>
         <w:t xml:space="preserve"> (antes, la de mayor </w:t>
@@ -3514,7 +3833,10 @@
         <w:t>det_score</w:t>
       </w:r>
       <w:r>
-        <w:t>: a 47° elegía el giro de 90°, con los puntos cuatro veces más lejos).</w:t>
+        <w:t>: a 47° elegía el</w:t>
+      </w:r>
+      <w:r>
+        <w:t xml:space="preserve"> giro de 90°, con los puntos cuatro veces más lejos).</w:t>
       </w:r>
     </w:p>
     <w:p>
@@ -3544,10 +3866,21 @@
         <w:t>REFINAR_COMPLETO</w:t>
       </w:r>
       <w:r>
-        <w:t xml:space="preserve"> (20°) se interpolan los puntos, el</w:t>
-      </w:r>
-      <w:r>
-        <w:t xml:space="preserve"> recuadro y los 106 puntos entre la detección normal y la refinada. Antes el refinado empezaba de golpe a los 30° y la cara saltaba entre frames cerca de ese ángulo.</w:t>
+        <w:t xml:space="preserve"> (20°) se interpolan los puntos, el recuadro y los 106 puntos entre la detección normal y</w:t>
+      </w:r>
+      <w:r>
+        <w:t xml:space="preserve"> la refinada. Antes el refinado empezaba de golpe a los 30° y la cara saltaba entre frames cerca de ese ángulo.</w:t>
+      </w:r>
+    </w:p>
+    <w:p>
+      <w:pPr>
+        <w:pStyle w:val="Listaconvietas"/>
+      </w:pPr>
+      <w:r>
+        <w:t>Las caras dudosas (poca confianza; en video también cabeza hacia abajo o un giro brusco) se leen además giradas 180° y se elige la orientación c</w:t>
+      </w:r>
+      <w:r>
+        <w:t>on la memoria del video o con una regla (ver 4.8).</w:t>
       </w:r>
     </w:p>
     <w:p>
@@ -3574,10 +3907,530 @@
         <w:t>--sin-inclinadas</w:t>
       </w:r>
       <w:r>
-        <w:t>) usa</w:t>
-      </w:r>
-      <w:r>
-        <w:t xml:space="preserve"> la detección original de insightface.</w:t>
+        <w:t>) usa la detección original de insightface.</w:t>
+      </w:r>
+    </w:p>
+    <w:p>
+      <w:r>
+        <w:lastRenderedPageBreak/>
+        <w:t>La corrección de los dos primeros puntos y su verificación están en la secci</w:t>
+      </w:r>
+      <w:r>
+        <w:t>ón 4.6; la de las caras volteadas, en la 4.8.</w:t>
+      </w:r>
+    </w:p>
+    <w:p>
+      <w:pPr>
+        <w:pStyle w:val="Ttulo2"/>
+      </w:pPr>
+      <w:bookmarkStart w:id="5" w:name="_Toc244049312"/>
+      <w:r>
+        <w:t>4.2 Pegado (pegar_cara)</w:t>
+      </w:r>
+      <w:bookmarkEnd w:id="5"/>
+    </w:p>
+    <w:p>
+      <w:pPr>
+        <w:pStyle w:val="Listaconvietas"/>
+      </w:pPr>
+      <w:r>
+        <w:t>inswapper genera la cara en el recorte alineado de 128 px.</w:t>
+      </w:r>
+    </w:p>
+    <w:p>
+      <w:pPr>
+        <w:pStyle w:val="Listaconvietas"/>
+      </w:pPr>
+      <w:r>
+        <w:t xml:space="preserve">Máscara </w:t>
+      </w:r>
+      <w:r>
+        <w:rPr>
+          <w:rFonts w:ascii="Consolas" w:eastAsia="Consolas" w:hAnsi="Consolas"/>
+          <w:color w:val="9C2C2C"/>
+          <w:sz w:val="19"/>
+        </w:rPr>
+        <w:t>normal</w:t>
+      </w:r>
+      <w:r>
+        <w:t xml:space="preserve">: el pegado de insightface. </w:t>
+      </w:r>
+      <w:r>
+        <w:rPr>
+          <w:rFonts w:ascii="Consolas" w:eastAsia="Consolas" w:hAnsi="Consolas"/>
+          <w:color w:val="9C2C2C"/>
+          <w:sz w:val="19"/>
+        </w:rPr>
+        <w:t>amplia</w:t>
+      </w:r>
+      <w:r>
+        <w:t xml:space="preserve"> y </w:t>
+      </w:r>
+      <w:r>
+        <w:rPr>
+          <w:rFonts w:ascii="Consolas" w:eastAsia="Consolas" w:hAnsi="Consolas"/>
+          <w:color w:val="9C2C2C"/>
+          <w:sz w:val="19"/>
+        </w:rPr>
+        <w:t>maxima</w:t>
+      </w:r>
+      <w:r>
+        <w:t>: máscara propia en el recorte (</w:t>
+      </w:r>
+      <w:r>
+        <w:rPr>
+          <w:rFonts w:ascii="Consolas" w:eastAsia="Consolas" w:hAnsi="Consolas"/>
+          <w:color w:val="9C2C2C"/>
+          <w:sz w:val="19"/>
+        </w:rPr>
+        <w:t>MASCARAS</w:t>
+      </w:r>
+      <w:r>
+        <w:t>: recorte de borde y difuminad</w:t>
+      </w:r>
+      <w:r>
+        <w:t>o: normal 0.10/0.05, amplia 0.05/0.035, máxima 0.02/0.025).</w:t>
+      </w:r>
+    </w:p>
+    <w:p>
+      <w:pPr>
+        <w:pStyle w:val="Listaconvietas"/>
+      </w:pPr>
+      <w:r>
+        <w:t>Corrección de color (suave/completa) y conservación de maquillaje (</w:t>
+      </w:r>
+      <w:r>
+        <w:rPr>
+          <w:rFonts w:ascii="Consolas" w:eastAsia="Consolas" w:hAnsi="Consolas"/>
+          <w:color w:val="9C2C2C"/>
+          <w:sz w:val="19"/>
+        </w:rPr>
+        <w:t>SIGMA_MAQUILLAJE</w:t>
+      </w:r>
+      <w:r>
+        <w:t xml:space="preserve"> 0.03) en el recorte.</w:t>
+      </w:r>
+    </w:p>
+    <w:p>
+      <w:pPr>
+        <w:pStyle w:val="Listaconvietas"/>
+      </w:pPr>
+      <w:r>
+        <w:t>La cara se lleva al frame con la transformación inversa y se mezcla con la máscara.</w:t>
+      </w:r>
+    </w:p>
+    <w:p>
+      <w:pPr>
+        <w:pStyle w:val="Ttulo2"/>
+      </w:pPr>
+      <w:bookmarkStart w:id="6" w:name="_Toc244049313"/>
+      <w:r>
+        <w:t>4.3 GPE</w:t>
+      </w:r>
+      <w:r>
+        <w:t>N (Mejorador_Cara)</w:t>
+      </w:r>
+      <w:bookmarkEnd w:id="6"/>
+    </w:p>
+    <w:p>
+      <w:r>
+        <w:t xml:space="preserve">Restaura la cara a 256 px y la mezcla con </w:t>
+      </w:r>
+      <w:r>
+        <w:rPr>
+          <w:rFonts w:ascii="Consolas" w:eastAsia="Consolas" w:hAnsi="Consolas"/>
+          <w:color w:val="9C2C2C"/>
+          <w:sz w:val="19"/>
+        </w:rPr>
+        <w:t>MEZCLA</w:t>
+      </w:r>
+      <w:r>
+        <w:t xml:space="preserve"> (0.8 por defecto, o la fuerza elegida). Las caras más chicas que el mínimo (</w:t>
+      </w:r>
+      <w:r>
+        <w:rPr>
+          <w:rFonts w:ascii="Consolas" w:eastAsia="Consolas" w:hAnsi="Consolas"/>
+          <w:color w:val="9C2C2C"/>
+          <w:sz w:val="19"/>
+        </w:rPr>
+        <w:t>96</w:t>
+      </w:r>
+      <w:r>
+        <w:t xml:space="preserve"> px por defecto, o un porcentaje del lado menor de la imagen) no se mejoran. Va antes de la oclusión, así pelo y manos no pasan por el mejorador.</w:t>
+      </w:r>
+    </w:p>
+    <w:p>
+      <w:pPr>
+        <w:pStyle w:val="Ttulo2"/>
+      </w:pPr>
+      <w:bookmarkStart w:id="7" w:name="_Toc244049314"/>
+      <w:r>
+        <w:t>4.4 Oclusión y nitidez (xseg.py)</w:t>
+      </w:r>
+      <w:bookmarkEnd w:id="7"/>
+    </w:p>
+    <w:p>
+      <w:pPr>
+        <w:pStyle w:val="Listaconvietas"/>
+      </w:pPr>
+      <w:r>
+        <w:t>La cara se alinea con sus 5 puntos (</w:t>
+      </w:r>
+      <w:r>
+        <w:rPr>
+          <w:rFonts w:ascii="Consolas" w:eastAsia="Consolas" w:hAnsi="Consolas"/>
+          <w:color w:val="9C2C2C"/>
+          <w:sz w:val="19"/>
+        </w:rPr>
+        <w:t>USAR_ALINEACION</w:t>
+      </w:r>
+      <w:r>
+        <w:t xml:space="preserve">), XSeg genera la máscara </w:t>
+      </w:r>
+      <w:r>
+        <w:t>de cara visible y vuelve al ángulo original.</w:t>
+      </w:r>
+    </w:p>
+    <w:p>
+      <w:pPr>
+        <w:pStyle w:val="Listaconvietas"/>
+      </w:pPr>
+      <w:r>
+        <w:t>La máscara se difumina en proporción a la distancia entre ojos (sigma 0.09·d y 0.19·d, mezcla 80/20).</w:t>
+      </w:r>
+    </w:p>
+    <w:p>
+      <w:pPr>
+        <w:pStyle w:val="Listaconvietas"/>
+      </w:pPr>
+      <w:r>
+        <w:rPr>
+          <w:b/>
+        </w:rPr>
+        <w:t>Modo de oclusión</w:t>
+      </w:r>
+      <w:r>
+        <w:t xml:space="preserve"> (</w:t>
+      </w:r>
+      <w:r>
+        <w:rPr>
+          <w:rFonts w:ascii="Consolas" w:eastAsia="Consolas" w:hAnsi="Consolas"/>
+          <w:color w:val="9C2C2C"/>
+          <w:sz w:val="19"/>
+        </w:rPr>
+        <w:t>MODOS_OCLUSION</w:t>
+      </w:r>
+      <w:r>
+        <w:t xml:space="preserve">): </w:t>
+      </w:r>
+      <w:r>
+        <w:rPr>
+          <w:rFonts w:ascii="Consolas" w:eastAsia="Consolas" w:hAnsi="Consolas"/>
+          <w:color w:val="9C2C2C"/>
+          <w:sz w:val="19"/>
+        </w:rPr>
+        <w:t>debil</w:t>
+      </w:r>
+      <w:r>
+        <w:t xml:space="preserve"> usa la máscara difuminada tal cual; </w:t>
+      </w:r>
+      <w:r>
+        <w:rPr>
+          <w:rFonts w:ascii="Consolas" w:eastAsia="Consolas" w:hAnsi="Consolas"/>
+          <w:color w:val="9C2C2C"/>
+          <w:sz w:val="19"/>
+        </w:rPr>
+        <w:t>adaptable</w:t>
+      </w:r>
+      <w:r>
+        <w:t xml:space="preserve"> toma el mínimo entre l</w:t>
+      </w:r>
+      <w:r>
+        <w:t xml:space="preserve">a máscara difuminada y la del modelo (el difuminado no puede pintar cara sobre el objeto); </w:t>
+      </w:r>
+      <w:r>
+        <w:rPr>
+          <w:rFonts w:ascii="Consolas" w:eastAsia="Consolas" w:hAnsi="Consolas"/>
+          <w:color w:val="9C2C2C"/>
+          <w:sz w:val="19"/>
+        </w:rPr>
+        <w:t>fuerte</w:t>
+      </w:r>
+      <w:r>
+        <w:t xml:space="preserve"> además la contrae: </w:t>
+      </w:r>
+      <w:r>
+        <w:rPr>
+          <w:rFonts w:ascii="Consolas" w:eastAsia="Consolas" w:hAnsi="Consolas"/>
+          <w:color w:val="9C2C2C"/>
+          <w:sz w:val="19"/>
+        </w:rPr>
+        <w:t>(m.clip(0.5, 1) − 0.5)·2</w:t>
+      </w:r>
+      <w:r>
+        <w:t>.</w:t>
+      </w:r>
+    </w:p>
+    <w:p>
+      <w:pPr>
+        <w:pStyle w:val="Listaconvietas"/>
+      </w:pPr>
+      <w:r>
+        <w:rPr>
+          <w:b/>
+        </w:rPr>
+        <w:t>Nitidez</w:t>
+      </w:r>
+      <w:r>
+        <w:t xml:space="preserve">: máscara de enfoque solo sobre la luz (canal L de LAB), con radio según el ancho de la cara (ancho/128). </w:t>
+      </w:r>
+      <w:r>
+        <w:rPr>
+          <w:rFonts w:ascii="Consolas" w:eastAsia="Consolas" w:hAnsi="Consolas"/>
+          <w:color w:val="9C2C2C"/>
+          <w:sz w:val="19"/>
+        </w:rPr>
+        <w:t>natural</w:t>
+      </w:r>
+      <w:r>
+        <w:t xml:space="preserve"> y </w:t>
+      </w:r>
+      <w:r>
+        <w:rPr>
+          <w:rFonts w:ascii="Consolas" w:eastAsia="Consolas" w:hAnsi="Consolas"/>
+          <w:color w:val="9C2C2C"/>
+          <w:sz w:val="19"/>
+        </w:rPr>
+        <w:t>strong</w:t>
+      </w:r>
+      <w:r>
+        <w:t xml:space="preserve"> usan fuerza fija (</w:t>
+      </w:r>
+      <w:r>
+        <w:rPr>
+          <w:rFonts w:ascii="Consolas" w:eastAsia="Consolas" w:hAnsi="Consolas"/>
+          <w:color w:val="9C2C2C"/>
+          <w:sz w:val="19"/>
+        </w:rPr>
+        <w:t>NITIDEZ_FIJA</w:t>
+      </w:r>
+      <w:r>
+        <w:t xml:space="preserve"> 0.8 y 1.6). </w:t>
+      </w:r>
+      <w:r>
+        <w:rPr>
+          <w:rFonts w:ascii="Consolas" w:eastAsia="Consolas" w:hAnsi="Consolas"/>
+          <w:color w:val="9C2C2C"/>
+          <w:sz w:val="19"/>
+        </w:rPr>
+        <w:t>adaptativo</w:t>
+      </w:r>
+      <w:r>
+        <w:t xml:space="preserve"> calcula la fuerza para llegar al 90 % del detalle del destino (</w:t>
+      </w:r>
+      <w:r>
+        <w:rPr>
+          <w:rFonts w:ascii="Consolas" w:eastAsia="Consolas" w:hAnsi="Consolas"/>
+          <w:color w:val="9C2C2C"/>
+          <w:sz w:val="19"/>
+        </w:rPr>
+        <w:t>NITIDEZ_OBJETIVO</w:t>
+      </w:r>
+      <w:r>
+        <w:t xml:space="preserve">, tope </w:t>
+      </w:r>
+      <w:r>
+        <w:rPr>
+          <w:rFonts w:ascii="Consolas" w:eastAsia="Consolas" w:hAnsi="Consolas"/>
+          <w:color w:val="9C2C2C"/>
+          <w:sz w:val="19"/>
+        </w:rPr>
+        <w:t>NITIDEZ_MAXIMA</w:t>
+      </w:r>
+      <w:r>
+        <w:t xml:space="preserve"> 3) y agrega grano hasta el 85 % (</w:t>
+      </w:r>
+      <w:r>
+        <w:rPr>
+          <w:rFonts w:ascii="Consolas" w:eastAsia="Consolas" w:hAnsi="Consolas"/>
+          <w:color w:val="9C2C2C"/>
+          <w:sz w:val="19"/>
+        </w:rPr>
+        <w:t>GRANO_OBJETIVO</w:t>
+      </w:r>
+      <w:r>
+        <w:t>).</w:t>
+      </w:r>
+    </w:p>
+    <w:p>
+      <w:pPr>
+        <w:pStyle w:val="Listaconvietas"/>
+      </w:pPr>
+      <w:r>
+        <w:t xml:space="preserve">Sin oclusión, el filtro se aplica </w:t>
+      </w:r>
+      <w:r>
+        <w:t>dentro de la zona de pegado (</w:t>
+      </w:r>
+      <w:r>
+        <w:rPr>
+          <w:rFonts w:ascii="Consolas" w:eastAsia="Consolas" w:hAnsi="Consolas"/>
+          <w:color w:val="9C2C2C"/>
+          <w:sz w:val="19"/>
+        </w:rPr>
+        <w:t>Swapper_Faces.aplicar_nitidez</w:t>
+      </w:r>
+      <w:r>
+        <w:t>).</w:t>
+      </w:r>
+    </w:p>
+    <w:p>
+      <w:pPr>
+        <w:pStyle w:val="Ttulo2"/>
+      </w:pPr>
+      <w:bookmarkStart w:id="8" w:name="_Toc244049315"/>
+      <w:r>
+        <w:t>4.5 Partes del destino (conservar_partes)</w:t>
+      </w:r>
+      <w:bookmarkEnd w:id="8"/>
+    </w:p>
+    <w:p>
+      <w:r>
+        <w:t>Con los 106 puntos se arma una máscara convexa de ojos (agrandada ×1.35), boca (×1.2) y nariz (×1.15); sin ellos, elipses sobre los 5 puntos. Se difumina</w:t>
+      </w:r>
+      <w:r>
+        <w:t xml:space="preserve"> con un núcleo proporcional a la distancia entre ojos y se mezcla con el frame original. La </w:t>
+      </w:r>
+      <w:r>
+        <w:rPr>
+          <w:b/>
+        </w:rPr>
+        <w:t>frente</w:t>
+      </w:r>
+      <w:r>
+        <w:t xml:space="preserve"> usa </w:t>
+      </w:r>
+      <w:r>
+        <w:rPr>
+          <w:rFonts w:ascii="Consolas" w:eastAsia="Consolas" w:hAnsi="Consolas"/>
+          <w:color w:val="9C2C2C"/>
+          <w:sz w:val="19"/>
+        </w:rPr>
+        <w:t>mascara_frente</w:t>
+      </w:r>
+      <w:r>
+        <w:t xml:space="preserve"> (desde el borde de las cejas hacia arriba, en el sistema de ejes de la cara) e </w:t>
+      </w:r>
+      <w:r>
+        <w:rPr>
+          <w:rFonts w:ascii="Consolas" w:eastAsia="Consolas" w:hAnsi="Consolas"/>
+          <w:color w:val="9C2C2C"/>
+          <w:sz w:val="19"/>
+        </w:rPr>
+        <w:t>igualar_tono_frente</w:t>
+      </w:r>
+      <w:r>
+        <w:t xml:space="preserve"> (diferencia de mediana en LAB medida en</w:t>
+      </w:r>
+      <w:r>
+        <w:t xml:space="preserve"> el entrecejo).</w:t>
+      </w:r>
+    </w:p>
+    <w:p>
+      <w:r>
+        <w:t xml:space="preserve">Las </w:t>
+      </w:r>
+      <w:r>
+        <w:rPr>
+          <w:b/>
+        </w:rPr>
+        <w:t>mejillas</w:t>
+      </w:r>
+      <w:r>
+        <w:t xml:space="preserve"> (</w:t>
+      </w:r>
+      <w:r>
+        <w:rPr>
+          <w:rFonts w:ascii="Consolas" w:eastAsia="Consolas" w:hAnsi="Consolas"/>
+          <w:color w:val="9C2C2C"/>
+          <w:sz w:val="19"/>
+        </w:rPr>
+        <w:t>mejillas_106</w:t>
+      </w:r>
+      <w:r>
+        <w:t xml:space="preserve">, opción </w:t>
+      </w:r>
+      <w:r>
+        <w:rPr>
+          <w:rFonts w:ascii="Consolas" w:eastAsia="Consolas" w:hAnsi="Consolas"/>
+          <w:color w:val="9C2C2C"/>
+          <w:sz w:val="19"/>
+        </w:rPr>
+        <w:t>--mejillas</w:t>
+      </w:r>
+      <w:r>
+        <w:t>) son un polígono por lado (</w:t>
+      </w:r>
+      <w:r>
+        <w:rPr>
+          <w:rFonts w:ascii="Consolas" w:eastAsia="Consolas" w:hAnsi="Consolas"/>
+          <w:color w:val="9C2C2C"/>
+          <w:sz w:val="19"/>
+        </w:rPr>
+        <w:t>MEJILLAS_106</w:t>
+      </w:r>
+      <w:r>
+        <w:t xml:space="preserve">): debajo del ojo (corrido </w:t>
+      </w:r>
+      <w:r>
+        <w:rPr>
+          <w:rFonts w:ascii="Consolas" w:eastAsia="Consolas" w:hAnsi="Consolas"/>
+          <w:color w:val="9C2C2C"/>
+          <w:sz w:val="19"/>
+        </w:rPr>
+        <w:t>MEJILLAS_OJO</w:t>
+      </w:r>
+      <w:r>
+        <w:t xml:space="preserve"> = 0,22·d hacia la boca), el costado de la nariz (0,12·d hacia afuera), la comisura (0,12·d hacia afuera) y el conto</w:t>
+      </w:r>
+      <w:r>
+        <w:t xml:space="preserve">rno de la cara de abajo hacia arriba (0,12·d hacia adentro), con d = distancia entre ojos. Se rellenan con </w:t>
+      </w:r>
+      <w:r>
+        <w:rPr>
+          <w:rFonts w:ascii="Consolas" w:eastAsia="Consolas" w:hAnsi="Consolas"/>
+          <w:color w:val="9C2C2C"/>
+          <w:sz w:val="19"/>
+        </w:rPr>
+        <w:t>fillPoly</w:t>
+      </w:r>
+      <w:r>
+        <w:t xml:space="preserve"> en una máscara aparte y se difuminan más (</w:t>
+      </w:r>
+      <w:r>
+        <w:rPr>
+          <w:rFonts w:ascii="Consolas" w:eastAsia="Consolas" w:hAnsi="Consolas"/>
+          <w:color w:val="9C2C2C"/>
+          <w:sz w:val="19"/>
+        </w:rPr>
+        <w:t>MEJILLAS_DIFUMINADO</w:t>
+      </w:r>
+      <w:r>
+        <w:t xml:space="preserve"> = 0,3·d) que ojos, boca y nariz, porque la mejilla no tiene un borde natural; </w:t>
+      </w:r>
+      <w:r>
+        <w:t xml:space="preserve">después se toma el máximo con las otras partes. Sin 106 puntos, una elipse por lado entre el ojo y la comisura. No iguala el tono: para eso está </w:t>
+      </w:r>
+      <w:r>
+        <w:rPr>
+          <w:rFonts w:ascii="Consolas" w:eastAsia="Consolas" w:hAnsi="Consolas"/>
+          <w:color w:val="9C2C2C"/>
+          <w:sz w:val="19"/>
+        </w:rPr>
+        <w:t>--color</w:t>
+      </w:r>
+      <w:r>
+        <w:t>.</w:t>
       </w:r>
     </w:p>
     <w:tbl>
@@ -3588,10 +4441,9 @@
         <w:tblLook w:val="04A0" w:firstRow="1" w:lastRow="0" w:firstColumn="1" w:lastColumn="0" w:noHBand="0" w:noVBand="1"/>
       </w:tblPr>
       <w:tblGrid>
-        <w:gridCol w:w="4252"/>
-        <w:gridCol w:w="1701"/>
-        <w:gridCol w:w="1701"/>
-        <w:gridCol w:w="1701"/>
+        <w:gridCol w:w="4535"/>
+        <w:gridCol w:w="2268"/>
+        <w:gridCol w:w="2551"/>
       </w:tblGrid>
       <w:tr>
         <w:trPr>
@@ -3599,7 +4451,7 @@
         </w:trPr>
         <w:tc>
           <w:tcPr>
-            <w:tcW w:w="4252" w:type="dxa"/>
+            <w:tcW w:w="4535" w:type="dxa"/>
             <w:shd w:val="clear" w:color="auto" w:fill="1F4E79"/>
           </w:tcPr>
           <w:p>
@@ -3609,13 +4461,13 @@
                 <w:color w:val="FFFFFF"/>
                 <w:sz w:val="19"/>
               </w:rPr>
-              <w:t>Medida (cara girada grado a grado)</w:t>
-            </w:r>
-          </w:p>
-        </w:tc>
-        <w:tc>
-          <w:tcPr>
-            <w:tcW w:w="1701" w:type="dxa"/>
+              <w:t>Medida (cara de IA)</w:t>
+            </w:r>
+          </w:p>
+        </w:tc>
+        <w:tc>
+          <w:tcPr>
+            <w:tcW w:w="2268" w:type="dxa"/>
             <w:shd w:val="clear" w:color="auto" w:fill="1F4E79"/>
           </w:tcPr>
           <w:p>
@@ -3625,13 +4477,13 @@
                 <w:color w:val="FFFFFF"/>
                 <w:sz w:val="19"/>
               </w:rPr>
-              <w:t>Original</w:t>
-            </w:r>
-          </w:p>
-        </w:tc>
-        <w:tc>
-          <w:tcPr>
-            <w:tcW w:w="1701" w:type="dxa"/>
+              <w:t>Sin --mejillas</w:t>
+            </w:r>
+          </w:p>
+        </w:tc>
+        <w:tc>
+          <w:tcPr>
+            <w:tcW w:w="2551" w:type="dxa"/>
             <w:shd w:val="clear" w:color="auto" w:fill="1F4E79"/>
           </w:tcPr>
           <w:p>
@@ -3641,23 +4493,7 @@
                 <w:color w:val="FFFFFF"/>
                 <w:sz w:val="19"/>
               </w:rPr>
-              <w:t>Antes del arreglo</w:t>
-            </w:r>
-          </w:p>
-        </w:tc>
-        <w:tc>
-          <w:tcPr>
-            <w:tcW w:w="1701" w:type="dxa"/>
-            <w:shd w:val="clear" w:color="auto" w:fill="1F4E79"/>
-          </w:tcPr>
-          <w:p>
-            <w:r>
-              <w:rPr>
-                <w:b/>
-                <w:color w:val="FFFFFF"/>
-                <w:sz w:val="19"/>
-              </w:rPr>
-              <w:t>Ahora</w:t>
+              <w:t>Con --mejillas</w:t>
             </w:r>
           </w:p>
         </w:tc>
@@ -3668,7 +4504,7 @@
         </w:trPr>
         <w:tc>
           <w:tcPr>
-            <w:tcW w:w="4252" w:type="dxa"/>
+            <w:tcW w:w="4535" w:type="dxa"/>
           </w:tcPr>
           <w:p>
             <w:pPr>
@@ -3678,13 +4514,19 @@
               <w:rPr>
                 <w:sz w:val="19"/>
               </w:rPr>
-              <w:t>Error medio −60° a +60° (% de la distancia entre ojos)</w:t>
-            </w:r>
-          </w:p>
-        </w:tc>
-        <w:tc>
-          <w:tcPr>
-            <w:tcW w:w="1701" w:type="dxa"/>
+              <w:t xml:space="preserve">Diferencia con el destino dentro de las </w:t>
+            </w:r>
+            <w:r>
+              <w:rPr>
+                <w:sz w:val="19"/>
+              </w:rPr>
+              <w:t>mejillas (0-255)</w:t>
+            </w:r>
+          </w:p>
+        </w:tc>
+        <w:tc>
+          <w:tcPr>
+            <w:tcW w:w="2268" w:type="dxa"/>
           </w:tcPr>
           <w:p>
             <w:pPr>
@@ -3694,13 +4536,13 @@
               <w:rPr>
                 <w:sz w:val="19"/>
               </w:rPr>
-              <w:t>5,9 %</w:t>
-            </w:r>
-          </w:p>
-        </w:tc>
-        <w:tc>
-          <w:tcPr>
-            <w:tcW w:w="1701" w:type="dxa"/>
+              <w:t>5,1</w:t>
+            </w:r>
+          </w:p>
+        </w:tc>
+        <w:tc>
+          <w:tcPr>
+            <w:tcW w:w="2551" w:type="dxa"/>
           </w:tcPr>
           <w:p>
             <w:pPr>
@@ -3710,23 +4552,7 @@
               <w:rPr>
                 <w:sz w:val="19"/>
               </w:rPr>
-              <w:t>1,7 %</w:t>
-            </w:r>
-          </w:p>
-        </w:tc>
-        <w:tc>
-          <w:tcPr>
-            <w:tcW w:w="1701" w:type="dxa"/>
-          </w:tcPr>
-          <w:p>
-            <w:pPr>
-              <w:spacing w:after="0"/>
-            </w:pPr>
-            <w:r>
-              <w:rPr>
-                <w:sz w:val="19"/>
-              </w:rPr>
-              <w:t>1,0 %</w:t>
+              <w:t>0,5 (compresión JPG)</w:t>
             </w:r>
           </w:p>
         </w:tc>
@@ -3737,7 +4563,7 @@
         </w:trPr>
         <w:tc>
           <w:tcPr>
-            <w:tcW w:w="4252" w:type="dxa"/>
+            <w:tcW w:w="4535" w:type="dxa"/>
             <w:shd w:val="clear" w:color="auto" w:fill="EEF3F8"/>
           </w:tcPr>
           <w:p>
@@ -3748,13 +4574,13 @@
               <w:rPr>
                 <w:sz w:val="19"/>
               </w:rPr>
-              <w:t>Error máximo −60° a +60°</w:t>
-            </w:r>
-          </w:p>
-        </w:tc>
-        <w:tc>
-          <w:tcPr>
-            <w:tcW w:w="1701" w:type="dxa"/>
+              <w:t>Cambio fuera de la zona</w:t>
+            </w:r>
+          </w:p>
+        </w:tc>
+        <w:tc>
+          <w:tcPr>
+            <w:tcW w:w="2268" w:type="dxa"/>
             <w:shd w:val="clear" w:color="auto" w:fill="EEF3F8"/>
           </w:tcPr>
           <w:p>
@@ -3765,13 +4591,13 @@
               <w:rPr>
                 <w:sz w:val="19"/>
               </w:rPr>
-              <w:t>16,5 %</w:t>
-            </w:r>
-          </w:p>
-        </w:tc>
-        <w:tc>
-          <w:tcPr>
-            <w:tcW w:w="1701" w:type="dxa"/>
+              <w:t>—</w:t>
+            </w:r>
+          </w:p>
+        </w:tc>
+        <w:tc>
+          <w:tcPr>
+            <w:tcW w:w="2551" w:type="dxa"/>
             <w:shd w:val="clear" w:color="auto" w:fill="EEF3F8"/>
           </w:tcPr>
           <w:p>
@@ -3782,24 +4608,7 @@
               <w:rPr>
                 <w:sz w:val="19"/>
               </w:rPr>
-              <w:t>5,2 %</w:t>
-            </w:r>
-          </w:p>
-        </w:tc>
-        <w:tc>
-          <w:tcPr>
-            <w:tcW w:w="1701" w:type="dxa"/>
-            <w:shd w:val="clear" w:color="auto" w:fill="EEF3F8"/>
-          </w:tcPr>
-          <w:p>
-            <w:pPr>
-              <w:spacing w:after="0"/>
-            </w:pPr>
-            <w:r>
-              <w:rPr>
-                <w:sz w:val="19"/>
-              </w:rPr>
-              <w:t>1,6 %</w:t>
+              <w:t>0,01</w:t>
             </w:r>
           </w:p>
         </w:tc>
@@ -3810,7 +4619,7 @@
         </w:trPr>
         <w:tc>
           <w:tcPr>
-            <w:tcW w:w="4252" w:type="dxa"/>
+            <w:tcW w:w="4535" w:type="dxa"/>
           </w:tcPr>
           <w:p>
             <w:pPr>
@@ -3820,19 +4629,13 @@
               <w:rPr>
                 <w:sz w:val="19"/>
               </w:rPr>
-              <w:t xml:space="preserve">Mayor salto entre </w:t>
-            </w:r>
-            <w:r>
-              <w:rPr>
-                <w:sz w:val="19"/>
-              </w:rPr>
-              <w:t>grados consecutivos</w:t>
-            </w:r>
-          </w:p>
-        </w:tc>
-        <w:tc>
-          <w:tcPr>
-            <w:tcW w:w="1701" w:type="dxa"/>
+              <w:t>Parecido con la fuente (coseno del embedding)</w:t>
+            </w:r>
+          </w:p>
+        </w:tc>
+        <w:tc>
+          <w:tcPr>
+            <w:tcW w:w="2268" w:type="dxa"/>
           </w:tcPr>
           <w:p>
             <w:pPr>
@@ -3842,13 +4645,13 @@
               <w:rPr>
                 <w:sz w:val="19"/>
               </w:rPr>
-              <w:t>1,9 %</w:t>
-            </w:r>
-          </w:p>
-        </w:tc>
-        <w:tc>
-          <w:tcPr>
-            <w:tcW w:w="1701" w:type="dxa"/>
+              <w:t>0,91</w:t>
+            </w:r>
+          </w:p>
+        </w:tc>
+        <w:tc>
+          <w:tcPr>
+            <w:tcW w:w="2551" w:type="dxa"/>
           </w:tcPr>
           <w:p>
             <w:pPr>
@@ -3858,97 +4661,7 @@
               <w:rPr>
                 <w:sz w:val="19"/>
               </w:rPr>
-              <w:t>4,2 %</w:t>
-            </w:r>
-          </w:p>
-        </w:tc>
-        <w:tc>
-          <w:tcPr>
-            <w:tcW w:w="1701" w:type="dxa"/>
-          </w:tcPr>
-          <w:p>
-            <w:pPr>
-              <w:spacing w:after="0"/>
-            </w:pPr>
-            <w:r>
-              <w:rPr>
-                <w:sz w:val="19"/>
-              </w:rPr>
-              <w:t>0,7 %</w:t>
-            </w:r>
-          </w:p>
-        </w:tc>
-      </w:tr>
-      <w:tr>
-        <w:trPr>
-          <w:jc w:val="center"/>
-        </w:trPr>
-        <w:tc>
-          <w:tcPr>
-            <w:tcW w:w="4252" w:type="dxa"/>
-            <w:shd w:val="clear" w:color="auto" w:fill="EEF3F8"/>
-          </w:tcPr>
-          <w:p>
-            <w:pPr>
-              <w:spacing w:after="0"/>
-            </w:pPr>
-            <w:r>
-              <w:rPr>
-                <w:sz w:val="19"/>
-              </w:rPr>
-              <w:lastRenderedPageBreak/>
-              <w:t>Error medio −180° a +180°</w:t>
-            </w:r>
-          </w:p>
-        </w:tc>
-        <w:tc>
-          <w:tcPr>
-            <w:tcW w:w="1701" w:type="dxa"/>
-            <w:shd w:val="clear" w:color="auto" w:fill="EEF3F8"/>
-          </w:tcPr>
-          <w:p>
-            <w:pPr>
-              <w:spacing w:after="0"/>
-            </w:pPr>
-            <w:r>
-              <w:rPr>
-                <w:sz w:val="19"/>
-              </w:rPr>
-              <w:t>24 %</w:t>
-            </w:r>
-          </w:p>
-        </w:tc>
-        <w:tc>
-          <w:tcPr>
-            <w:tcW w:w="1701" w:type="dxa"/>
-            <w:shd w:val="clear" w:color="auto" w:fill="EEF3F8"/>
-          </w:tcPr>
-          <w:p>
-            <w:pPr>
-              <w:spacing w:after="0"/>
-            </w:pPr>
-            <w:r>
-              <w:rPr>
-                <w:sz w:val="19"/>
-              </w:rPr>
-              <w:t>—</w:t>
-            </w:r>
-          </w:p>
-        </w:tc>
-        <w:tc>
-          <w:tcPr>
-            <w:tcW w:w="1701" w:type="dxa"/>
-            <w:shd w:val="clear" w:color="auto" w:fill="EEF3F8"/>
-          </w:tcPr>
-          <w:p>
-            <w:pPr>
-              <w:spacing w:after="0"/>
-            </w:pPr>
-            <w:r>
-              <w:rPr>
-                <w:sz w:val="19"/>
-              </w:rPr>
-              <w:t>1,0 %</w:t>
+              <w:t>0,87</w:t>
             </w:r>
           </w:p>
         </w:tc>
@@ -3960,435 +4673,11 @@
       </w:pPr>
     </w:p>
     <w:p>
-      <w:pPr>
-        <w:pStyle w:val="Ttulo2"/>
-      </w:pPr>
-      <w:bookmarkStart w:id="5" w:name="_Toc243933965"/>
-      <w:r>
-        <w:t>4.2 Pegado (pegar_cara)</w:t>
-      </w:r>
-      <w:bookmarkEnd w:id="5"/>
-    </w:p>
-    <w:p>
-      <w:pPr>
-        <w:pStyle w:val="Listaconvietas"/>
-      </w:pPr>
-      <w:r>
-        <w:t>inswapper genera la cara en el recorte alineado de 128 px.</w:t>
-      </w:r>
-    </w:p>
-    <w:p>
-      <w:pPr>
-        <w:pStyle w:val="Listaconvietas"/>
-      </w:pPr>
-      <w:r>
-        <w:t xml:space="preserve">Máscara </w:t>
-      </w:r>
-      <w:r>
-        <w:rPr>
-          <w:rFonts w:ascii="Consolas" w:eastAsia="Consolas" w:hAnsi="Consolas"/>
-          <w:color w:val="9C2C2C"/>
-          <w:sz w:val="19"/>
-        </w:rPr>
-        <w:t>normal</w:t>
-      </w:r>
-      <w:r>
-        <w:t xml:space="preserve">: el pegado de insightface. </w:t>
-      </w:r>
-      <w:r>
-        <w:rPr>
-          <w:rFonts w:ascii="Consolas" w:eastAsia="Consolas" w:hAnsi="Consolas"/>
-          <w:color w:val="9C2C2C"/>
-          <w:sz w:val="19"/>
-        </w:rPr>
-        <w:t>amplia</w:t>
-      </w:r>
-      <w:r>
-        <w:t xml:space="preserve"> y </w:t>
-      </w:r>
-      <w:r>
-        <w:rPr>
-          <w:rFonts w:ascii="Consolas" w:eastAsia="Consolas" w:hAnsi="Consolas"/>
-          <w:color w:val="9C2C2C"/>
-          <w:sz w:val="19"/>
-        </w:rPr>
-        <w:t>maxima</w:t>
-      </w:r>
-      <w:r>
-        <w:t xml:space="preserve">: máscara propia en el </w:t>
-      </w:r>
-      <w:r>
-        <w:t>recorte (</w:t>
-      </w:r>
-      <w:r>
-        <w:rPr>
-          <w:rFonts w:ascii="Consolas" w:eastAsia="Consolas" w:hAnsi="Consolas"/>
-          <w:color w:val="9C2C2C"/>
-          <w:sz w:val="19"/>
-        </w:rPr>
-        <w:t>MASCARAS</w:t>
-      </w:r>
-      <w:r>
-        <w:t>: recorte de borde y difuminado: normal 0.10/0.05, amplia 0.05/0.035, máxima 0.02/0.025).</w:t>
-      </w:r>
-    </w:p>
-    <w:p>
-      <w:pPr>
-        <w:pStyle w:val="Listaconvietas"/>
-      </w:pPr>
-      <w:r>
-        <w:t>Corrección de color (suave/completa) y conservación de maquillaje (</w:t>
-      </w:r>
-      <w:r>
-        <w:rPr>
-          <w:rFonts w:ascii="Consolas" w:eastAsia="Consolas" w:hAnsi="Consolas"/>
-          <w:color w:val="9C2C2C"/>
-          <w:sz w:val="19"/>
-        </w:rPr>
-        <w:t>SIGMA_MAQUILLAJE</w:t>
-      </w:r>
-      <w:r>
-        <w:t xml:space="preserve"> 0.03) en el recorte.</w:t>
-      </w:r>
-    </w:p>
-    <w:p>
-      <w:pPr>
-        <w:pStyle w:val="Listaconvietas"/>
-      </w:pPr>
-      <w:r>
-        <w:t>La cara se lleva al frame con la transformac</w:t>
-      </w:r>
-      <w:r>
-        <w:t>ión inversa y se mezcla con la máscara.</w:t>
-      </w:r>
-    </w:p>
-    <w:p>
-      <w:pPr>
-        <w:pStyle w:val="Ttulo2"/>
-      </w:pPr>
-      <w:bookmarkStart w:id="6" w:name="_Toc243933966"/>
-      <w:r>
-        <w:t>4.3 GPEN (Mejorador_Cara)</w:t>
-      </w:r>
-      <w:bookmarkEnd w:id="6"/>
-    </w:p>
-    <w:p>
-      <w:r>
-        <w:t xml:space="preserve">Restaura la cara a 256 px y la mezcla con </w:t>
-      </w:r>
-      <w:r>
-        <w:rPr>
-          <w:rFonts w:ascii="Consolas" w:eastAsia="Consolas" w:hAnsi="Consolas"/>
-          <w:color w:val="9C2C2C"/>
-          <w:sz w:val="19"/>
-        </w:rPr>
-        <w:t>MEZCLA</w:t>
-      </w:r>
-      <w:r>
-        <w:t xml:space="preserve"> (0.8 por defecto, o la fuerza elegida). Las caras más chicas que el mínimo (</w:t>
-      </w:r>
-      <w:r>
-        <w:rPr>
-          <w:rFonts w:ascii="Consolas" w:eastAsia="Consolas" w:hAnsi="Consolas"/>
-          <w:color w:val="9C2C2C"/>
-          <w:sz w:val="19"/>
-        </w:rPr>
-        <w:t>96</w:t>
-      </w:r>
-      <w:r>
-        <w:t xml:space="preserve"> px por defecto, o un porcentaje del lado menor de la imagen) n</w:t>
-      </w:r>
-      <w:r>
-        <w:t>o se mejoran. Va antes de la oclusión, así pelo y manos no pasan por el mejorador.</w:t>
-      </w:r>
-    </w:p>
-    <w:p>
-      <w:pPr>
-        <w:pStyle w:val="Ttulo2"/>
-      </w:pPr>
-      <w:bookmarkStart w:id="7" w:name="_Toc243933967"/>
-      <w:r>
-        <w:t>4.4 Oclusión y nitidez (xseg.py)</w:t>
-      </w:r>
-      <w:bookmarkEnd w:id="7"/>
-    </w:p>
-    <w:p>
-      <w:pPr>
-        <w:pStyle w:val="Listaconvietas"/>
-      </w:pPr>
-      <w:r>
-        <w:t>La cara se alinea con sus 5 puntos (</w:t>
-      </w:r>
-      <w:r>
-        <w:rPr>
-          <w:rFonts w:ascii="Consolas" w:eastAsia="Consolas" w:hAnsi="Consolas"/>
-          <w:color w:val="9C2C2C"/>
-          <w:sz w:val="19"/>
-        </w:rPr>
-        <w:t>USAR_ALINEACION</w:t>
-      </w:r>
-      <w:r>
-        <w:t>), XSeg genera la máscara de cara visible y vuelve al ángulo original.</w:t>
-      </w:r>
-    </w:p>
-    <w:p>
-      <w:pPr>
-        <w:pStyle w:val="Listaconvietas"/>
-      </w:pPr>
-      <w:r>
-        <w:t>La máscara se difu</w:t>
-      </w:r>
-      <w:r>
-        <w:t>mina en proporción a la distancia entre ojos (sigma 0.09·d y 0.19·d, mezcla 80/20).</w:t>
-      </w:r>
-    </w:p>
-    <w:p>
-      <w:pPr>
-        <w:pStyle w:val="Listaconvietas"/>
-      </w:pPr>
       <w:r>
         <w:rPr>
           <w:b/>
         </w:rPr>
-        <w:t>Modo de oclusión</w:t>
-      </w:r>
-      <w:r>
-        <w:t xml:space="preserve"> (</w:t>
-      </w:r>
-      <w:r>
-        <w:rPr>
-          <w:rFonts w:ascii="Consolas" w:eastAsia="Consolas" w:hAnsi="Consolas"/>
-          <w:color w:val="9C2C2C"/>
-          <w:sz w:val="19"/>
-        </w:rPr>
-        <w:t>MODOS_OCLUSION</w:t>
-      </w:r>
-      <w:r>
-        <w:t xml:space="preserve">): </w:t>
-      </w:r>
-      <w:r>
-        <w:rPr>
-          <w:rFonts w:ascii="Consolas" w:eastAsia="Consolas" w:hAnsi="Consolas"/>
-          <w:color w:val="9C2C2C"/>
-          <w:sz w:val="19"/>
-        </w:rPr>
-        <w:t>debil</w:t>
-      </w:r>
-      <w:r>
-        <w:t xml:space="preserve"> usa la máscara difuminada tal cual; </w:t>
-      </w:r>
-      <w:r>
-        <w:rPr>
-          <w:rFonts w:ascii="Consolas" w:eastAsia="Consolas" w:hAnsi="Consolas"/>
-          <w:color w:val="9C2C2C"/>
-          <w:sz w:val="19"/>
-        </w:rPr>
-        <w:t>adaptable</w:t>
-      </w:r>
-      <w:r>
-        <w:t xml:space="preserve"> toma el mínimo entre la máscara difuminada y la del modelo (el difuminado no puede pi</w:t>
-      </w:r>
-      <w:r>
-        <w:t xml:space="preserve">ntar cara sobre el objeto); </w:t>
-      </w:r>
-      <w:r>
-        <w:rPr>
-          <w:rFonts w:ascii="Consolas" w:eastAsia="Consolas" w:hAnsi="Consolas"/>
-          <w:color w:val="9C2C2C"/>
-          <w:sz w:val="19"/>
-        </w:rPr>
-        <w:t>fuerte</w:t>
-      </w:r>
-      <w:r>
-        <w:t xml:space="preserve"> además la contrae: </w:t>
-      </w:r>
-      <w:r>
-        <w:rPr>
-          <w:rFonts w:ascii="Consolas" w:eastAsia="Consolas" w:hAnsi="Consolas"/>
-          <w:color w:val="9C2C2C"/>
-          <w:sz w:val="19"/>
-        </w:rPr>
-        <w:t>(m.clip(0.5, 1) − 0.5)·2</w:t>
-      </w:r>
-      <w:r>
-        <w:t>.</w:t>
-      </w:r>
-    </w:p>
-    <w:p>
-      <w:pPr>
-        <w:pStyle w:val="Listaconvietas"/>
-      </w:pPr>
-      <w:r>
-        <w:rPr>
-          <w:b/>
-        </w:rPr>
-        <w:t>Nitidez</w:t>
-      </w:r>
-      <w:r>
-        <w:t xml:space="preserve">: máscara de enfoque solo sobre la luz (canal L de LAB), con radio según el ancho de la cara (ancho/128). </w:t>
-      </w:r>
-      <w:r>
-        <w:rPr>
-          <w:rFonts w:ascii="Consolas" w:eastAsia="Consolas" w:hAnsi="Consolas"/>
-          <w:color w:val="9C2C2C"/>
-          <w:sz w:val="19"/>
-        </w:rPr>
-        <w:t>natural</w:t>
-      </w:r>
-      <w:r>
-        <w:t xml:space="preserve"> y </w:t>
-      </w:r>
-      <w:r>
-        <w:rPr>
-          <w:rFonts w:ascii="Consolas" w:eastAsia="Consolas" w:hAnsi="Consolas"/>
-          <w:color w:val="9C2C2C"/>
-          <w:sz w:val="19"/>
-        </w:rPr>
-        <w:t>strong</w:t>
-      </w:r>
-      <w:r>
-        <w:t xml:space="preserve"> usan fuerza fija (</w:t>
-      </w:r>
-      <w:r>
-        <w:rPr>
-          <w:rFonts w:ascii="Consolas" w:eastAsia="Consolas" w:hAnsi="Consolas"/>
-          <w:color w:val="9C2C2C"/>
-          <w:sz w:val="19"/>
-        </w:rPr>
-        <w:t>NITIDEZ_FIJA</w:t>
-      </w:r>
-      <w:r>
-        <w:t xml:space="preserve"> 0.8 y 1.6). </w:t>
-      </w:r>
-      <w:r>
-        <w:rPr>
-          <w:rFonts w:ascii="Consolas" w:eastAsia="Consolas" w:hAnsi="Consolas"/>
-          <w:color w:val="9C2C2C"/>
-          <w:sz w:val="19"/>
-        </w:rPr>
-        <w:t>ada</w:t>
-      </w:r>
-      <w:r>
-        <w:rPr>
-          <w:rFonts w:ascii="Consolas" w:eastAsia="Consolas" w:hAnsi="Consolas"/>
-          <w:color w:val="9C2C2C"/>
-          <w:sz w:val="19"/>
-        </w:rPr>
-        <w:t>ptativo</w:t>
-      </w:r>
-      <w:r>
-        <w:t xml:space="preserve"> calcula la fuerza para llegar al 90 % del detalle del destino (</w:t>
-      </w:r>
-      <w:r>
-        <w:rPr>
-          <w:rFonts w:ascii="Consolas" w:eastAsia="Consolas" w:hAnsi="Consolas"/>
-          <w:color w:val="9C2C2C"/>
-          <w:sz w:val="19"/>
-        </w:rPr>
-        <w:t>NITIDEZ_OBJETIVO</w:t>
-      </w:r>
-      <w:r>
-        <w:t xml:space="preserve">, tope </w:t>
-      </w:r>
-      <w:r>
-        <w:rPr>
-          <w:rFonts w:ascii="Consolas" w:eastAsia="Consolas" w:hAnsi="Consolas"/>
-          <w:color w:val="9C2C2C"/>
-          <w:sz w:val="19"/>
-        </w:rPr>
-        <w:t>NITIDEZ_MAXIMA</w:t>
-      </w:r>
-      <w:r>
-        <w:t xml:space="preserve"> 3) y agrega grano hasta el 85 % (</w:t>
-      </w:r>
-      <w:r>
-        <w:rPr>
-          <w:rFonts w:ascii="Consolas" w:eastAsia="Consolas" w:hAnsi="Consolas"/>
-          <w:color w:val="9C2C2C"/>
-          <w:sz w:val="19"/>
-        </w:rPr>
-        <w:t>GRANO_OBJETIVO</w:t>
-      </w:r>
-      <w:r>
-        <w:t>).</w:t>
-      </w:r>
-    </w:p>
-    <w:p>
-      <w:pPr>
-        <w:pStyle w:val="Listaconvietas"/>
-      </w:pPr>
-      <w:r>
-        <w:t>Sin oclusión, el filtro se aplica dentro de la zona de pegado (</w:t>
-      </w:r>
-      <w:r>
-        <w:rPr>
-          <w:rFonts w:ascii="Consolas" w:eastAsia="Consolas" w:hAnsi="Consolas"/>
-          <w:color w:val="9C2C2C"/>
-          <w:sz w:val="19"/>
-        </w:rPr>
-        <w:t>Swapper_Faces.aplicar_nitidez</w:t>
-      </w:r>
-      <w:r>
-        <w:t>).</w:t>
-      </w:r>
-    </w:p>
-    <w:p>
-      <w:pPr>
-        <w:pStyle w:val="Ttulo2"/>
-      </w:pPr>
-      <w:bookmarkStart w:id="8" w:name="_Toc243933968"/>
-      <w:r>
-        <w:t>4.</w:t>
-      </w:r>
-      <w:r>
-        <w:t>5 Partes del destino (conservar_partes)</w:t>
-      </w:r>
-      <w:bookmarkEnd w:id="8"/>
-    </w:p>
-    <w:p>
-      <w:r>
-        <w:t>Con los 106 puntos se arma una máscara convexa de ojos (agrandada ×1.35), boca (×1.2) y nariz (×1.15); sin ellos, elipses sobre los 5 puntos. Se difumina con un núcleo proporcional a la distancia entre ojos y se mezc</w:t>
-      </w:r>
-      <w:r>
-        <w:t xml:space="preserve">la con el frame original. La </w:t>
-      </w:r>
-      <w:r>
-        <w:rPr>
-          <w:b/>
-        </w:rPr>
-        <w:t>frente</w:t>
-      </w:r>
-      <w:r>
-        <w:t xml:space="preserve"> usa </w:t>
-      </w:r>
-      <w:r>
-        <w:rPr>
-          <w:rFonts w:ascii="Consolas" w:eastAsia="Consolas" w:hAnsi="Consolas"/>
-          <w:color w:val="9C2C2C"/>
-          <w:sz w:val="19"/>
-        </w:rPr>
-        <w:t>mascara_frente</w:t>
-      </w:r>
-      <w:r>
-        <w:t xml:space="preserve"> (desde el borde de las cejas hacia arriba, en el sistema de ejes de la cara) e </w:t>
-      </w:r>
-      <w:r>
-        <w:rPr>
-          <w:rFonts w:ascii="Consolas" w:eastAsia="Consolas" w:hAnsi="Consolas"/>
-          <w:color w:val="9C2C2C"/>
-          <w:sz w:val="19"/>
-        </w:rPr>
-        <w:t>igualar_tono_frente</w:t>
-      </w:r>
-      <w:r>
-        <w:t xml:space="preserve"> (diferencia de mediana en LAB medida en el entrecejo).</w:t>
-      </w:r>
-    </w:p>
-    <w:p>
-      <w:r>
-        <w:rPr>
-          <w:b/>
-        </w:rPr>
+        <w:lastRenderedPageBreak/>
         <w:t>Optimización:</w:t>
       </w:r>
       <w:r>
@@ -4855,28 +5144,334 @@
     </w:p>
     <w:p>
       <w:pPr>
-        <w:pStyle w:val="Ttulo1"/>
-      </w:pPr>
-      <w:bookmarkStart w:id="9" w:name="_Toc243933969"/>
-      <w:r>
+        <w:pStyle w:val="Ttulo2"/>
+      </w:pPr>
+      <w:bookmarkStart w:id="9" w:name="_Toc244049316"/>
+      <w:r>
+        <w:t>4.6 Corrección de la detección de caras inclinadas (26 de octubre de 2026)</w:t>
+      </w:r>
+      <w:bookmarkEnd w:id="9"/>
+    </w:p>
+    <w:p>
+      <w:pPr>
+        <w:pStyle w:val="Ttulo3"/>
+      </w:pPr>
+      <w:r>
+        <w:t>Síntoma</w:t>
+      </w:r>
+    </w:p>
+    <w:p>
+      <w:r>
+        <w:t xml:space="preserve">En videos donde la cabeza se inclina, la cara pegada se veía «inconsistente» en algunos ángulos: saltaba de un frame a otro aunque la cabeza se moviera </w:t>
+      </w:r>
+      <w:r>
+        <w:t>suave.</w:t>
+      </w:r>
+    </w:p>
+    <w:p>
+      <w:pPr>
+        <w:pStyle w:val="Ttulo3"/>
+      </w:pPr>
+      <w:r>
+        <w:t>Cómo se encontró</w:t>
+      </w:r>
+    </w:p>
+    <w:p>
+      <w:r>
+        <w:t xml:space="preserve">Se armó una prueba medible: una cara generada por IA girada grado a grado. Como se conoce el giro exacto de cada frame, se sabe dónde deberían estar los 5 puntos (ojos, nariz, comisuras) y se puede medir el </w:t>
+      </w:r>
+      <w:r>
+        <w:rPr>
+          <w:b/>
+        </w:rPr>
+        <w:t>error</w:t>
+      </w:r>
+      <w:r>
+        <w:t xml:space="preserve"> (distancia media a </w:t>
+      </w:r>
+      <w:r>
+        <w:t xml:space="preserve">su posición exacta, en % de la distancia entre ojos) y el </w:t>
+      </w:r>
+      <w:r>
+        <w:rPr>
+          <w:b/>
+        </w:rPr>
+        <w:t>salto</w:t>
+      </w:r>
+      <w:r>
+        <w:t xml:space="preserve"> (cuánto cambia el error de un grado al siguiente, que en video se ve como temblor). Se compararon tres versiones: la detección original de insightface, la de antes del arreglo (último commit) </w:t>
+      </w:r>
+      <w:r>
+        <w:t>y la corregida.</w:t>
+      </w:r>
+    </w:p>
+    <w:p>
+      <w:pPr>
+        <w:keepNext/>
+        <w:jc w:val="center"/>
+      </w:pPr>
+      <w:r>
+        <w:rPr>
+          <w:noProof/>
+        </w:rPr>
+        <w:drawing>
+          <wp:inline distT="0" distB="0" distL="0" distR="0" wp14:anchorId="458E04AC" wp14:editId="74561A2A">
+            <wp:extent cx="5940000" cy="2970000"/>
+            <wp:effectExtent l="0" t="0" r="0" b="0"/>
+            <wp:docPr id="3" name="Picture 3"/>
+            <wp:cNvGraphicFramePr>
+              <a:graphicFrameLocks xmlns:a="http://schemas.openxmlformats.org/drawingml/2006/main" noChangeAspect="1"/>
+            </wp:cNvGraphicFramePr>
+            <a:graphic xmlns:a="http://schemas.openxmlformats.org/drawingml/2006/main">
+              <a:graphicData uri="http://schemas.openxmlformats.org/drawingml/2006/picture">
+                <pic:pic xmlns:pic="http://schemas.openxmlformats.org/drawingml/2006/picture">
+                  <pic:nvPicPr>
+                    <pic:cNvPr id="0" name="incl_grafico.png"/>
+                    <pic:cNvPicPr/>
+                  </pic:nvPicPr>
+                  <pic:blipFill>
+                    <a:blip r:embed="rId10"/>
+                    <a:stretch>
+                      <a:fillRect/>
+                    </a:stretch>
+                  </pic:blipFill>
+                  <pic:spPr>
+                    <a:xfrm>
+                      <a:off x="0" y="0"/>
+                      <a:ext cx="5940000" cy="2970000"/>
+                    </a:xfrm>
+                    <a:prstGeom prst="rect">
+                      <a:avLst/>
+                    </a:prstGeom>
+                  </pic:spPr>
+                </pic:pic>
+              </a:graphicData>
+            </a:graphic>
+          </wp:inline>
+        </w:drawing>
+      </w:r>
+    </w:p>
+    <w:p>
+      <w:pPr>
+        <w:jc w:val="center"/>
+      </w:pPr>
+      <w:r>
+        <w:rPr>
+          <w:i/>
+          <w:color w:val="555555"/>
+          <w:sz w:val="18"/>
+        </w:rPr>
+        <w:t>Figura 3. Error de los puntos según la inclinación. La versión anterior (naranja, punteada) salta a los ±27-30° y otra vez a los 47°; la corregida (verde) es estable en todo el rango.</w:t>
+      </w:r>
+    </w:p>
+    <w:p>
+      <w:pPr>
+        <w:pStyle w:val="Ttulo3"/>
+      </w:pPr>
+      <w:r>
+        <w:t>Causa 1: el corte de 30°</w:t>
+      </w:r>
+    </w:p>
+    <w:p>
+      <w:r>
+        <w:t>El refinado (enderezar la ima</w:t>
+      </w:r>
+      <w:r>
+        <w:t>gen y volver a detectar) se aplicaba solo a las caras inclinadas más de 30°. Hasta 26° se usaban los puntos sin refinar (error ~5 %) y desde 27°, que la inclinación medida ya pasa de 30°, los refinados (~1 %). Con la cabeza oscilando cerca de ese ángulo, c</w:t>
+      </w:r>
+      <w:r>
+        <w:t>ada frame usaba uno u otro y la cara pegada saltaba un 4 % de la distancia entre ojos.</w:t>
+      </w:r>
+    </w:p>
+    <w:p>
+      <w:pPr>
+        <w:shd w:val="clear" w:color="auto" w:fill="F2F2F2"/>
+        <w:spacing w:after="0" w:line="240" w:lineRule="auto"/>
+        <w:ind w:left="170"/>
+      </w:pPr>
+      <w:r>
+        <w:rPr>
+          <w:rFonts w:ascii="Consolas" w:eastAsia="Consolas" w:hAnsi="Consolas"/>
+          <w:sz w:val="17"/>
+        </w:rPr>
+        <w:t># Antes</w:t>
+      </w:r>
+    </w:p>
+    <w:p>
+      <w:pPr>
+        <w:shd w:val="clear" w:color="auto" w:fill="F2F2F2"/>
+        <w:spacing w:after="0" w:line="240" w:lineRule="auto"/>
+        <w:ind w:left="170"/>
+      </w:pPr>
+      <w:r>
+        <w:rPr>
+          <w:rFonts w:ascii="Consolas" w:eastAsia="Consolas" w:hAnsi="Consolas"/>
+          <w:sz w:val="17"/>
+        </w:rPr>
+        <w:t>if abs(angulo) &lt;= UMBRAL_REFINAR_INCLINACION:   # 30</w:t>
+      </w:r>
+    </w:p>
+    <w:p>
+      <w:pPr>
+        <w:shd w:val="clear" w:color="auto" w:fill="F2F2F2"/>
+        <w:spacing w:after="0" w:line="240" w:lineRule="auto"/>
+        <w:ind w:left="170"/>
+      </w:pPr>
+      <w:r>
+        <w:rPr>
+          <w:rFonts w:ascii="Consolas" w:eastAsia="Consolas" w:hAnsi="Consolas"/>
+          <w:sz w:val="17"/>
+        </w:rPr>
         <w:lastRenderedPageBreak/>
-        <w:t>5. Asignación de caras</w:t>
-      </w:r>
-      <w:bookmarkEnd w:id="9"/>
-    </w:p>
-    <w:p>
-      <w:pPr>
-        <w:pStyle w:val="Ttulo2"/>
-      </w:pPr>
-      <w:bookmarkStart w:id="10" w:name="_Toc243933970"/>
-      <w:r>
-        <w:t>5.1 Por posición</w:t>
-      </w:r>
-      <w:bookmarkEnd w:id="10"/>
-    </w:p>
-    <w:p>
-      <w:r>
-        <w:t>Los índices se emparejan de a pares (</w:t>
+        <w:t xml:space="preserve">    return cara                                  # sin refinar</w:t>
+      </w:r>
+    </w:p>
+    <w:p>
+      <w:pPr>
+        <w:shd w:val="clear" w:color="auto" w:fill="F2F2F2"/>
+        <w:spacing w:after="0" w:line="240" w:lineRule="auto"/>
+        <w:ind w:left="170"/>
+      </w:pPr>
+      <w:r>
+        <w:rPr>
+          <w:rFonts w:ascii="Consolas" w:eastAsia="Consolas" w:hAnsi="Consolas"/>
+          <w:sz w:val="17"/>
+        </w:rPr>
+        <w:t>...</w:t>
+      </w:r>
+    </w:p>
+    <w:p>
+      <w:pPr>
+        <w:shd w:val="clear" w:color="auto" w:fill="F2F2F2"/>
+        <w:spacing w:after="0" w:line="240" w:lineRule="auto"/>
+        <w:ind w:left="170"/>
+      </w:pPr>
+      <w:r>
+        <w:rPr>
+          <w:rFonts w:ascii="Consolas" w:eastAsia="Consolas" w:hAnsi="Consolas"/>
+          <w:sz w:val="17"/>
+        </w:rPr>
+        <w:t>return mejor                                     # refinada, de golpe</w:t>
+      </w:r>
+    </w:p>
+    <w:p>
+      <w:pPr>
+        <w:shd w:val="clear" w:color="auto" w:fill="F2F2F2"/>
+        <w:spacing w:after="0" w:line="240" w:lineRule="auto"/>
+        <w:ind w:left="170"/>
+      </w:pPr>
+      <w:r>
+        <w:rPr>
+          <w:rFonts w:ascii="Consolas" w:eastAsia="Consolas" w:hAnsi="Consolas"/>
+          <w:sz w:val="17"/>
+        </w:rPr>
+        <w:t xml:space="preserve"> </w:t>
+      </w:r>
+    </w:p>
+    <w:p>
+      <w:pPr>
+        <w:shd w:val="clear" w:color="auto" w:fill="F2F2F2"/>
+        <w:spacing w:after="0" w:line="240" w:lineRule="auto"/>
+        <w:ind w:left="170"/>
+      </w:pPr>
+      <w:r>
+        <w:rPr>
+          <w:rFonts w:ascii="Consolas" w:eastAsia="Consolas" w:hAnsi="Consolas"/>
+          <w:sz w:val="17"/>
+        </w:rPr>
+        <w:t># Ahora: entre 10 y 20 grados se mezclan de a poco</w:t>
+      </w:r>
+    </w:p>
+    <w:p>
+      <w:pPr>
+        <w:shd w:val="clear" w:color="auto" w:fill="F2F2F2"/>
+        <w:spacing w:after="0" w:line="240" w:lineRule="auto"/>
+        <w:ind w:left="170"/>
+      </w:pPr>
+      <w:r>
+        <w:rPr>
+          <w:rFonts w:ascii="Consolas" w:eastAsia="Consolas" w:hAnsi="Consolas"/>
+          <w:sz w:val="17"/>
+        </w:rPr>
+        <w:t>if abs(angulo) &lt;= REFINAR_DESDE:                 # 10</w:t>
+      </w:r>
+    </w:p>
+    <w:p>
+      <w:pPr>
+        <w:shd w:val="clear" w:color="auto" w:fill="F2F2F2"/>
+        <w:spacing w:after="0" w:line="240" w:lineRule="auto"/>
+        <w:ind w:left="170"/>
+      </w:pPr>
+      <w:r>
+        <w:rPr>
+          <w:rFonts w:ascii="Consolas" w:eastAsia="Consolas" w:hAnsi="Consolas"/>
+          <w:sz w:val="17"/>
+        </w:rPr>
+        <w:t xml:space="preserve">    return c</w:t>
+      </w:r>
+      <w:r>
+        <w:rPr>
+          <w:rFonts w:ascii="Consolas" w:eastAsia="Consolas" w:hAnsi="Consolas"/>
+          <w:sz w:val="17"/>
+        </w:rPr>
+        <w:t>ara</w:t>
+      </w:r>
+    </w:p>
+    <w:p>
+      <w:pPr>
+        <w:shd w:val="clear" w:color="auto" w:fill="F2F2F2"/>
+        <w:spacing w:after="0" w:line="240" w:lineRule="auto"/>
+        <w:ind w:left="170"/>
+      </w:pPr>
+      <w:r>
+        <w:rPr>
+          <w:rFonts w:ascii="Consolas" w:eastAsia="Consolas" w:hAnsi="Consolas"/>
+          <w:sz w:val="17"/>
+        </w:rPr>
+        <w:t>peso = clip((abs(angulo) - REFINAR_DESDE) / (REFINAR_COMPLETO - REFINAR_DESDE), 0, 1)</w:t>
+      </w:r>
+    </w:p>
+    <w:p>
+      <w:pPr>
+        <w:shd w:val="clear" w:color="auto" w:fill="F2F2F2"/>
+        <w:spacing w:after="0" w:line="240" w:lineRule="auto"/>
+        <w:ind w:left="170"/>
+      </w:pPr>
+      <w:r>
+        <w:rPr>
+          <w:rFonts w:ascii="Consolas" w:eastAsia="Consolas" w:hAnsi="Consolas"/>
+          <w:sz w:val="17"/>
+        </w:rPr>
+        <w:t>mejor.kps = (1 - peso) * cara.kps + peso * mejor.kps      # idem bbox y 106 puntos</w:t>
+      </w:r>
+    </w:p>
+    <w:p>
+      <w:pPr>
+        <w:spacing w:after="0"/>
+      </w:pPr>
+    </w:p>
+    <w:p>
+      <w:r>
+        <w:t>Con el refinado empezando a 10°, donde los puntos normales y los refinados casi co</w:t>
+      </w:r>
+      <w:r>
+        <w:t>inciden, la transición no se nota, y como además es gradual no hay ningún salto.</w:t>
+      </w:r>
+    </w:p>
+    <w:p>
+      <w:pPr>
+        <w:pStyle w:val="Ttulo3"/>
+      </w:pPr>
+      <w:r>
+        <w:t>Causa 2: la elección entre giros a los 47°</w:t>
+      </w:r>
+    </w:p>
+    <w:p>
+      <w:r>
+        <w:t xml:space="preserve">Si una cara está inclinada más de 45°, se busca también en la imagen girada 90°, 180° y 270°, y la misma cara aparece varias veces. </w:t>
+      </w:r>
+      <w:r>
+        <w:t xml:space="preserve">Se elegía la de mayor </w:t>
       </w:r>
       <w:r>
         <w:rPr>
@@ -4884,10 +5479,662 @@
           <w:color w:val="9C2C2C"/>
           <w:sz w:val="19"/>
         </w:rPr>
-        <w:t>zip(indices_src, indices_dst)</w:t>
-      </w:r>
-      <w:r>
-        <w:t>). Un par cuyo índice no existe en ese frame se salta, así una misma fuente puede ir a varias caras (</w:t>
+        <w:t>det_score</w:t>
+      </w:r>
+      <w:r>
+        <w:t>. A los 47° la detección del giro de 90° tenía un puntaje apenas mayor (0,770 contra 0,764 del giro de 270°), pero sus puntos estaban mucho peor (24 % de error contra 6,7 %), y el refinado partía de una mala inclinación.</w:t>
+      </w:r>
+    </w:p>
+    <w:p>
+      <w:pPr>
+        <w:shd w:val="clear" w:color="auto" w:fill="F2F2F2"/>
+        <w:spacing w:after="0" w:line="240" w:lineRule="auto"/>
+        <w:ind w:left="170"/>
+      </w:pPr>
+      <w:r>
+        <w:rPr>
+          <w:rFonts w:ascii="Consolas" w:eastAsia="Consolas" w:hAnsi="Consolas"/>
+          <w:sz w:val="17"/>
+        </w:rPr>
+        <w:t># An</w:t>
+      </w:r>
+      <w:r>
+        <w:rPr>
+          <w:rFonts w:ascii="Consolas" w:eastAsia="Consolas" w:hAnsi="Consolas"/>
+          <w:sz w:val="17"/>
+        </w:rPr>
+        <w:t>tes: mayor puntaje</w:t>
+      </w:r>
+    </w:p>
+    <w:p>
+      <w:pPr>
+        <w:shd w:val="clear" w:color="auto" w:fill="F2F2F2"/>
+        <w:spacing w:after="0" w:line="240" w:lineRule="auto"/>
+        <w:ind w:left="170"/>
+      </w:pPr>
+      <w:r>
+        <w:rPr>
+          <w:rFonts w:ascii="Consolas" w:eastAsia="Consolas" w:hAnsi="Consolas"/>
+          <w:sz w:val="17"/>
+        </w:rPr>
+        <w:t>for c in sorted(caras, key=lambda c: c.det_score, reverse=True): ...</w:t>
+      </w:r>
+    </w:p>
+    <w:p>
+      <w:pPr>
+        <w:shd w:val="clear" w:color="auto" w:fill="F2F2F2"/>
+        <w:spacing w:after="0" w:line="240" w:lineRule="auto"/>
+        <w:ind w:left="170"/>
+      </w:pPr>
+      <w:r>
+        <w:rPr>
+          <w:rFonts w:ascii="Consolas" w:eastAsia="Consolas" w:hAnsi="Consolas"/>
+          <w:sz w:val="17"/>
+        </w:rPr>
+        <w:t xml:space="preserve"> </w:t>
+      </w:r>
+    </w:p>
+    <w:p>
+      <w:pPr>
+        <w:shd w:val="clear" w:color="auto" w:fill="F2F2F2"/>
+        <w:spacing w:after="0" w:line="240" w:lineRule="auto"/>
+        <w:ind w:left="170"/>
+      </w:pPr>
+      <w:r>
+        <w:rPr>
+          <w:rFonts w:ascii="Consolas" w:eastAsia="Consolas" w:hAnsi="Consolas"/>
+          <w:sz w:val="17"/>
+        </w:rPr>
+        <w:t># Ahora: la que quedó más derecha en la imagen donde se detectó (ahí el detector es más preciso);</w:t>
+      </w:r>
+    </w:p>
+    <w:p>
+      <w:pPr>
+        <w:shd w:val="clear" w:color="auto" w:fill="F2F2F2"/>
+        <w:spacing w:after="0" w:line="240" w:lineRule="auto"/>
+        <w:ind w:left="170"/>
+      </w:pPr>
+      <w:r>
+        <w:rPr>
+          <w:rFonts w:ascii="Consolas" w:eastAsia="Consolas" w:hAnsi="Consolas"/>
+          <w:sz w:val="17"/>
+        </w:rPr>
+        <w:t># a igual inclinación (de a 5 grados), el mayor puntaje</w:t>
+      </w:r>
+    </w:p>
+    <w:p>
+      <w:pPr>
+        <w:shd w:val="clear" w:color="auto" w:fill="F2F2F2"/>
+        <w:spacing w:after="0" w:line="240" w:lineRule="auto"/>
+        <w:ind w:left="170"/>
+      </w:pPr>
+      <w:r>
+        <w:rPr>
+          <w:rFonts w:ascii="Consolas" w:eastAsia="Consolas" w:hAnsi="Consolas"/>
+          <w:sz w:val="17"/>
+        </w:rPr>
+        <w:t>c.inclinacion_deteccion = abs(self.inclinacion(c))      # medida antes de volver al frame original</w:t>
+      </w:r>
+    </w:p>
+    <w:p>
+      <w:pPr>
+        <w:shd w:val="clear" w:color="auto" w:fill="F2F2F2"/>
+        <w:spacing w:after="0" w:line="240" w:lineRule="auto"/>
+        <w:ind w:left="170"/>
+      </w:pPr>
+      <w:r>
+        <w:rPr>
+          <w:rFonts w:ascii="Consolas" w:eastAsia="Consolas" w:hAnsi="Consolas"/>
+          <w:sz w:val="17"/>
+        </w:rPr>
+        <w:t>orden = lambda c: (round(c.inclinacion_deteccion / 5.0), -c.det_score)</w:t>
+      </w:r>
+    </w:p>
+    <w:p>
+      <w:pPr>
+        <w:spacing w:after="0"/>
+      </w:pPr>
+    </w:p>
+    <w:p>
+      <w:pPr>
+        <w:pStyle w:val="Ttulo3"/>
+      </w:pPr>
+      <w:r>
+        <w:t>Verificación</w:t>
+      </w:r>
+    </w:p>
+    <w:p>
+      <w:pPr>
+        <w:keepNext/>
+        <w:jc w:val="center"/>
+      </w:pPr>
+      <w:r>
+        <w:rPr>
+          <w:noProof/>
+        </w:rPr>
+        <w:drawing>
+          <wp:inline distT="0" distB="0" distL="0" distR="0" wp14:anchorId="2636BBBD" wp14:editId="1CCD0C84">
+            <wp:extent cx="5940000" cy="3474097"/>
+            <wp:effectExtent l="0" t="0" r="0" b="0"/>
+            <wp:docPr id="4" name="Picture 4"/>
+            <wp:cNvGraphicFramePr>
+              <a:graphicFrameLocks xmlns:a="http://schemas.openxmlformats.org/drawingml/2006/main" noChangeAspect="1"/>
+            </wp:cNvGraphicFramePr>
+            <a:graphic xmlns:a="http://schemas.openxmlformats.org/drawingml/2006/main">
+              <a:graphicData uri="http://schemas.openxmlformats.org/drawingml/2006/picture">
+                <pic:pic xmlns:pic="http://schemas.openxmlformats.org/drawingml/2006/picture">
+                  <pic:nvPicPr>
+                    <pic:cNvPr id="0" name="incl_puntos.png"/>
+                    <pic:cNvPicPr/>
+                  </pic:nvPicPr>
+                  <pic:blipFill>
+                    <a:blip r:embed="rId11"/>
+                    <a:stretch>
+                      <a:fillRect/>
+                    </a:stretch>
+                  </pic:blipFill>
+                  <pic:spPr>
+                    <a:xfrm>
+                      <a:off x="0" y="0"/>
+                      <a:ext cx="5940000" cy="3474097"/>
+                    </a:xfrm>
+                    <a:prstGeom prst="rect">
+                      <a:avLst/>
+                    </a:prstGeom>
+                  </pic:spPr>
+                </pic:pic>
+              </a:graphicData>
+            </a:graphic>
+          </wp:inline>
+        </w:drawing>
+      </w:r>
+    </w:p>
+    <w:p>
+      <w:pPr>
+        <w:jc w:val="center"/>
+      </w:pPr>
+      <w:r>
+        <w:rPr>
+          <w:i/>
+          <w:color w:val="555555"/>
+          <w:sz w:val="18"/>
+        </w:rPr>
+        <w:t>Figura 4. Puntos detectados (naranja) contra su posición exacta (círcu</w:t>
+      </w:r>
+      <w:r>
+        <w:rPr>
+          <w:i/>
+          <w:color w:val="555555"/>
+          <w:sz w:val="18"/>
+        </w:rPr>
+        <w:t>lo verde). La original se aleja al inclinarse (29 % a 120°, 56 % boca abajo); la anterior fallaba a los 26° y a los 47°; la corregida queda en 0,1-1,1 % en todos los ángulos.</w:t>
+      </w:r>
+    </w:p>
+    <w:p>
+      <w:pPr>
+        <w:keepNext/>
+        <w:jc w:val="center"/>
+      </w:pPr>
+      <w:r>
+        <w:rPr>
+          <w:noProof/>
+        </w:rPr>
+        <w:lastRenderedPageBreak/>
+        <w:drawing>
+          <wp:inline distT="0" distB="0" distL="0" distR="0" wp14:anchorId="0165E90B" wp14:editId="3DA9EA3E">
+            <wp:extent cx="5940000" cy="3474097"/>
+            <wp:effectExtent l="0" t="0" r="0" b="0"/>
+            <wp:docPr id="5" name="Picture 5"/>
+            <wp:cNvGraphicFramePr>
+              <a:graphicFrameLocks xmlns:a="http://schemas.openxmlformats.org/drawingml/2006/main" noChangeAspect="1"/>
+            </wp:cNvGraphicFramePr>
+            <a:graphic xmlns:a="http://schemas.openxmlformats.org/drawingml/2006/main">
+              <a:graphicData uri="http://schemas.openxmlformats.org/drawingml/2006/picture">
+                <pic:pic xmlns:pic="http://schemas.openxmlformats.org/drawingml/2006/picture">
+                  <pic:nvPicPr>
+                    <pic:cNvPr id="0" name="incl_resultado.png"/>
+                    <pic:cNvPicPr/>
+                  </pic:nvPicPr>
+                  <pic:blipFill>
+                    <a:blip r:embed="rId12"/>
+                    <a:stretch>
+                      <a:fillRect/>
+                    </a:stretch>
+                  </pic:blipFill>
+                  <pic:spPr>
+                    <a:xfrm>
+                      <a:off x="0" y="0"/>
+                      <a:ext cx="5940000" cy="3474097"/>
+                    </a:xfrm>
+                    <a:prstGeom prst="rect">
+                      <a:avLst/>
+                    </a:prstGeom>
+                  </pic:spPr>
+                </pic:pic>
+              </a:graphicData>
+            </a:graphic>
+          </wp:inline>
+        </w:drawing>
+      </w:r>
+    </w:p>
+    <w:p>
+      <w:pPr>
+        <w:jc w:val="center"/>
+      </w:pPr>
+      <w:r>
+        <w:rPr>
+          <w:i/>
+          <w:color w:val="555555"/>
+          <w:sz w:val="18"/>
+        </w:rPr>
+        <w:t>Figura 5. Cambio de cara resultante (fuente: otra cara generada por IA). Con la</w:t>
+      </w:r>
+      <w:r>
+        <w:rPr>
+          <w:i/>
+          <w:color w:val="555555"/>
+          <w:sz w:val="18"/>
+        </w:rPr>
+        <w:t xml:space="preserve"> detección original, a 120° y 180° la cara queda desalineada (ojos y boca dobles); con la corregida sigue el giro.</w:t>
+      </w:r>
+    </w:p>
+    <w:tbl>
+      <w:tblPr>
+        <w:tblStyle w:val="Tablaconcuadrcula"/>
+        <w:tblW w:w="0" w:type="auto"/>
+        <w:jc w:val="center"/>
+        <w:tblLook w:val="04A0" w:firstRow="1" w:lastRow="0" w:firstColumn="1" w:lastColumn="0" w:noHBand="0" w:noVBand="1"/>
+      </w:tblPr>
+      <w:tblGrid>
+        <w:gridCol w:w="4252"/>
+        <w:gridCol w:w="1701"/>
+        <w:gridCol w:w="1701"/>
+        <w:gridCol w:w="1701"/>
+      </w:tblGrid>
+      <w:tr>
+        <w:trPr>
+          <w:jc w:val="center"/>
+        </w:trPr>
+        <w:tc>
+          <w:tcPr>
+            <w:tcW w:w="4252" w:type="dxa"/>
+            <w:shd w:val="clear" w:color="auto" w:fill="1F4E79"/>
+          </w:tcPr>
+          <w:p>
+            <w:r>
+              <w:rPr>
+                <w:b/>
+                <w:color w:val="FFFFFF"/>
+                <w:sz w:val="19"/>
+              </w:rPr>
+              <w:t>Medida (cara girada grado a grado)</w:t>
+            </w:r>
+          </w:p>
+        </w:tc>
+        <w:tc>
+          <w:tcPr>
+            <w:tcW w:w="1701" w:type="dxa"/>
+            <w:shd w:val="clear" w:color="auto" w:fill="1F4E79"/>
+          </w:tcPr>
+          <w:p>
+            <w:r>
+              <w:rPr>
+                <w:b/>
+                <w:color w:val="FFFFFF"/>
+                <w:sz w:val="19"/>
+              </w:rPr>
+              <w:t>Original</w:t>
+            </w:r>
+          </w:p>
+        </w:tc>
+        <w:tc>
+          <w:tcPr>
+            <w:tcW w:w="1701" w:type="dxa"/>
+            <w:shd w:val="clear" w:color="auto" w:fill="1F4E79"/>
+          </w:tcPr>
+          <w:p>
+            <w:r>
+              <w:rPr>
+                <w:b/>
+                <w:color w:val="FFFFFF"/>
+                <w:sz w:val="19"/>
+              </w:rPr>
+              <w:t>Antes del arreglo</w:t>
+            </w:r>
+          </w:p>
+        </w:tc>
+        <w:tc>
+          <w:tcPr>
+            <w:tcW w:w="1701" w:type="dxa"/>
+            <w:shd w:val="clear" w:color="auto" w:fill="1F4E79"/>
+          </w:tcPr>
+          <w:p>
+            <w:r>
+              <w:rPr>
+                <w:b/>
+                <w:color w:val="FFFFFF"/>
+                <w:sz w:val="19"/>
+              </w:rPr>
+              <w:t>Ahora</w:t>
+            </w:r>
+          </w:p>
+        </w:tc>
+      </w:tr>
+      <w:tr>
+        <w:trPr>
+          <w:jc w:val="center"/>
+        </w:trPr>
+        <w:tc>
+          <w:tcPr>
+            <w:tcW w:w="4252" w:type="dxa"/>
+          </w:tcPr>
+          <w:p>
+            <w:pPr>
+              <w:spacing w:after="0"/>
+            </w:pPr>
+            <w:r>
+              <w:rPr>
+                <w:sz w:val="19"/>
+              </w:rPr>
+              <w:t>Error medio −90° a +90° (% de la distancia entre ojos)</w:t>
+            </w:r>
+          </w:p>
+        </w:tc>
+        <w:tc>
+          <w:tcPr>
+            <w:tcW w:w="1701" w:type="dxa"/>
+          </w:tcPr>
+          <w:p>
+            <w:pPr>
+              <w:spacing w:after="0"/>
+            </w:pPr>
+            <w:r>
+              <w:rPr>
+                <w:sz w:val="19"/>
+              </w:rPr>
+              <w:t>11,3 %</w:t>
+            </w:r>
+          </w:p>
+        </w:tc>
+        <w:tc>
+          <w:tcPr>
+            <w:tcW w:w="1701" w:type="dxa"/>
+          </w:tcPr>
+          <w:p>
+            <w:pPr>
+              <w:spacing w:after="0"/>
+            </w:pPr>
+            <w:r>
+              <w:rPr>
+                <w:sz w:val="19"/>
+              </w:rPr>
+              <w:t>1,5 %</w:t>
+            </w:r>
+          </w:p>
+        </w:tc>
+        <w:tc>
+          <w:tcPr>
+            <w:tcW w:w="1701" w:type="dxa"/>
+          </w:tcPr>
+          <w:p>
+            <w:pPr>
+              <w:spacing w:after="0"/>
+            </w:pPr>
+            <w:r>
+              <w:rPr>
+                <w:sz w:val="19"/>
+              </w:rPr>
+              <w:t>1,1 %</w:t>
+            </w:r>
+          </w:p>
+        </w:tc>
+      </w:tr>
+      <w:tr>
+        <w:trPr>
+          <w:jc w:val="center"/>
+        </w:trPr>
+        <w:tc>
+          <w:tcPr>
+            <w:tcW w:w="4252" w:type="dxa"/>
+            <w:shd w:val="clear" w:color="auto" w:fill="EEF3F8"/>
+          </w:tcPr>
+          <w:p>
+            <w:pPr>
+              <w:spacing w:after="0"/>
+            </w:pPr>
+            <w:r>
+              <w:rPr>
+                <w:sz w:val="19"/>
+              </w:rPr>
+              <w:t>Error máximo −90° a +90°</w:t>
+            </w:r>
+          </w:p>
+        </w:tc>
+        <w:tc>
+          <w:tcPr>
+            <w:tcW w:w="1701" w:type="dxa"/>
+            <w:shd w:val="clear" w:color="auto" w:fill="EEF3F8"/>
+          </w:tcPr>
+          <w:p>
+            <w:pPr>
+              <w:spacing w:after="0"/>
+            </w:pPr>
+            <w:r>
+              <w:rPr>
+                <w:sz w:val="19"/>
+              </w:rPr>
+              <w:t>43,2 %</w:t>
+            </w:r>
+          </w:p>
+        </w:tc>
+        <w:tc>
+          <w:tcPr>
+            <w:tcW w:w="1701" w:type="dxa"/>
+            <w:shd w:val="clear" w:color="auto" w:fill="EEF3F8"/>
+          </w:tcPr>
+          <w:p>
+            <w:pPr>
+              <w:spacing w:after="0"/>
+            </w:pPr>
+            <w:r>
+              <w:rPr>
+                <w:sz w:val="19"/>
+              </w:rPr>
+              <w:t>5,2 %</w:t>
+            </w:r>
+          </w:p>
+        </w:tc>
+        <w:tc>
+          <w:tcPr>
+            <w:tcW w:w="1701" w:type="dxa"/>
+            <w:shd w:val="clear" w:color="auto" w:fill="EEF3F8"/>
+          </w:tcPr>
+          <w:p>
+            <w:pPr>
+              <w:spacing w:after="0"/>
+            </w:pPr>
+            <w:r>
+              <w:rPr>
+                <w:sz w:val="19"/>
+              </w:rPr>
+              <w:t>1,7 %</w:t>
+            </w:r>
+          </w:p>
+        </w:tc>
+      </w:tr>
+      <w:tr>
+        <w:trPr>
+          <w:jc w:val="center"/>
+        </w:trPr>
+        <w:tc>
+          <w:tcPr>
+            <w:tcW w:w="4252" w:type="dxa"/>
+          </w:tcPr>
+          <w:p>
+            <w:pPr>
+              <w:spacing w:after="0"/>
+            </w:pPr>
+            <w:r>
+              <w:rPr>
+                <w:sz w:val="19"/>
+              </w:rPr>
+              <w:t>Mayor salto entre grados consecutivos</w:t>
+            </w:r>
+          </w:p>
+        </w:tc>
+        <w:tc>
+          <w:tcPr>
+            <w:tcW w:w="1701" w:type="dxa"/>
+          </w:tcPr>
+          <w:p>
+            <w:pPr>
+              <w:spacing w:after="0"/>
+            </w:pPr>
+            <w:r>
+              <w:rPr>
+                <w:sz w:val="19"/>
+              </w:rPr>
+              <w:t>9,4 %</w:t>
+            </w:r>
+          </w:p>
+        </w:tc>
+        <w:tc>
+          <w:tcPr>
+            <w:tcW w:w="1701" w:type="dxa"/>
+          </w:tcPr>
+          <w:p>
+            <w:pPr>
+              <w:spacing w:after="0"/>
+            </w:pPr>
+            <w:r>
+              <w:rPr>
+                <w:sz w:val="19"/>
+              </w:rPr>
+              <w:t>4,2 %</w:t>
+            </w:r>
+          </w:p>
+        </w:tc>
+        <w:tc>
+          <w:tcPr>
+            <w:tcW w:w="1701" w:type="dxa"/>
+          </w:tcPr>
+          <w:p>
+            <w:pPr>
+              <w:spacing w:after="0"/>
+            </w:pPr>
+            <w:r>
+              <w:rPr>
+                <w:sz w:val="19"/>
+              </w:rPr>
+              <w:t>0,7 %</w:t>
+            </w:r>
+          </w:p>
+        </w:tc>
+      </w:tr>
+      <w:tr>
+        <w:trPr>
+          <w:jc w:val="center"/>
+        </w:trPr>
+        <w:tc>
+          <w:tcPr>
+            <w:tcW w:w="4252" w:type="dxa"/>
+            <w:shd w:val="clear" w:color="auto" w:fill="EEF3F8"/>
+          </w:tcPr>
+          <w:p>
+            <w:pPr>
+              <w:spacing w:after="0"/>
+            </w:pPr>
+            <w:r>
+              <w:rPr>
+                <w:sz w:val="19"/>
+              </w:rPr>
+              <w:t>Error medio −180° a +180° (boca abajo incluido)</w:t>
+            </w:r>
+          </w:p>
+        </w:tc>
+        <w:tc>
+          <w:tcPr>
+            <w:tcW w:w="1701" w:type="dxa"/>
+            <w:shd w:val="clear" w:color="auto" w:fill="EEF3F8"/>
+          </w:tcPr>
+          <w:p>
+            <w:pPr>
+              <w:spacing w:after="0"/>
+            </w:pPr>
+            <w:r>
+              <w:rPr>
+                <w:sz w:val="19"/>
+              </w:rPr>
+              <w:t>24 %</w:t>
+            </w:r>
+          </w:p>
+        </w:tc>
+        <w:tc>
+          <w:tcPr>
+            <w:tcW w:w="1701" w:type="dxa"/>
+            <w:shd w:val="clear" w:color="auto" w:fill="EEF3F8"/>
+          </w:tcPr>
+          <w:p>
+            <w:pPr>
+              <w:spacing w:after="0"/>
+            </w:pPr>
+            <w:r>
+              <w:rPr>
+                <w:sz w:val="19"/>
+              </w:rPr>
+              <w:t>—</w:t>
+            </w:r>
+          </w:p>
+        </w:tc>
+        <w:tc>
+          <w:tcPr>
+            <w:tcW w:w="1701" w:type="dxa"/>
+            <w:shd w:val="clear" w:color="auto" w:fill="EEF3F8"/>
+          </w:tcPr>
+          <w:p>
+            <w:pPr>
+              <w:spacing w:after="0"/>
+            </w:pPr>
+            <w:r>
+              <w:rPr>
+                <w:sz w:val="19"/>
+              </w:rPr>
+              <w:t>1,0 %</w:t>
+            </w:r>
+          </w:p>
+        </w:tc>
+      </w:tr>
+    </w:tbl>
+    <w:p>
+      <w:pPr>
+        <w:spacing w:after="40"/>
+      </w:pPr>
+    </w:p>
+    <w:p>
+      <w:r>
+        <w:t xml:space="preserve">También se generó un video de una cabeza girando 360° y se procesó con y sin la </w:t>
+      </w:r>
+      <w:r>
+        <w:t>detección de caras inclinadas: con ella se cambió la cara en los 240 frames, sin ella en 238 (pierde la cara cerca de los 180°) y desalineada al inclinarse.</w:t>
+      </w:r>
+    </w:p>
+    <w:p>
+      <w:pPr>
+        <w:pStyle w:val="Ttulo3"/>
+      </w:pPr>
+      <w:r>
+        <w:t>Compatibilidad</w:t>
+      </w:r>
+    </w:p>
+    <w:p>
+      <w:pPr>
+        <w:pStyle w:val="Listaconvietas"/>
+      </w:pPr>
+      <w:r>
+        <w:t>Nueva opción para volver a la detección original: casilla «Caras inclinadas» de la i</w:t>
+      </w:r>
+      <w:r>
+        <w:t xml:space="preserve">nterfaz, </w:t>
       </w:r>
       <w:r>
         <w:rPr>
@@ -4895,13 +6142,1890 @@
           <w:color w:val="9C2C2C"/>
           <w:sz w:val="19"/>
         </w:rPr>
+        <w:t>--sin-inclinadas</w:t>
+      </w:r>
+      <w:r>
+        <w:t xml:space="preserve"> en la CLI, </w:t>
+      </w:r>
+      <w:r>
+        <w:rPr>
+          <w:rFonts w:ascii="Consolas" w:eastAsia="Consolas" w:hAnsi="Consolas"/>
+          <w:color w:val="9C2C2C"/>
+          <w:sz w:val="19"/>
+        </w:rPr>
+        <w:t>caras_inclinadas</w:t>
+      </w:r>
+      <w:r>
+        <w:t xml:space="preserve"> en las configuraciones (</w:t>
+      </w:r>
+      <w:r>
+        <w:rPr>
+          <w:rFonts w:ascii="Consolas" w:eastAsia="Consolas" w:hAnsi="Consolas"/>
+          <w:color w:val="9C2C2C"/>
+          <w:sz w:val="19"/>
+        </w:rPr>
+        <w:t>Analyzer_Faces.CARAS_INCLINADAS</w:t>
+      </w:r>
+      <w:r>
+        <w:t>).</w:t>
+      </w:r>
+    </w:p>
+    <w:p>
+      <w:pPr>
+        <w:pStyle w:val="Listaconvietas"/>
+      </w:pPr>
+      <w:r>
+        <w:t xml:space="preserve">La firma de los videos a medias lleva </w:t>
+      </w:r>
+      <w:r>
+        <w:rPr>
+          <w:rFonts w:ascii="Consolas" w:eastAsia="Consolas" w:hAnsi="Consolas"/>
+          <w:color w:val="9C2C2C"/>
+          <w:sz w:val="19"/>
+        </w:rPr>
+        <w:t>deteccion: 2</w:t>
+      </w:r>
+      <w:r>
+        <w:t xml:space="preserve"> (desde la 4.8, </w:t>
+      </w:r>
+      <w:r>
+        <w:rPr>
+          <w:rFonts w:ascii="Consolas" w:eastAsia="Consolas" w:hAnsi="Consolas"/>
+          <w:color w:val="9C2C2C"/>
+          <w:sz w:val="19"/>
+        </w:rPr>
+        <w:t>3</w:t>
+      </w:r>
+      <w:r>
+        <w:t>): un video empezado antes del arreglo no se continúa (la cara se ubicaría di</w:t>
+      </w:r>
+      <w:r>
+        <w:t>stinto a mitad del video); hay que empezarlo de cero.</w:t>
+      </w:r>
+    </w:p>
+    <w:p>
+      <w:pPr>
+        <w:pStyle w:val="Ttulo2"/>
+      </w:pPr>
+      <w:bookmarkStart w:id="10" w:name="_Toc244049317"/>
+      <w:r>
+        <w:t>4.7 Caras en primer plano (26 de octubre de 2026)</w:t>
+      </w:r>
+      <w:bookmarkEnd w:id="10"/>
+    </w:p>
+    <w:p>
+      <w:pPr>
+        <w:pStyle w:val="Ttulo3"/>
+      </w:pPr>
+      <w:r>
+        <w:t>Síntoma</w:t>
+      </w:r>
+    </w:p>
+    <w:p>
+      <w:r>
+        <w:t>Una cara que llena casi todo el cuadro no se detectaba: en un video, esos frames quedaban sin cambiar, y no se podía crear un modelo con un prim</w:t>
+      </w:r>
+      <w:r>
+        <w:t>er plano. Al arreglarlo apareció un segundo defecto: un borde oscuro en el contorno de la imagen.</w:t>
+      </w:r>
+    </w:p>
+    <w:p>
+      <w:pPr>
+        <w:pStyle w:val="Ttulo3"/>
+      </w:pPr>
+      <w:r>
+        <w:t>Causa 1: el tamaño máximo del detector</w:t>
+      </w:r>
+    </w:p>
+    <w:p>
+      <w:r>
+        <w:t>El detector (SCRFD de buffalo_l) solo reconoce caras hasta cierto tamaño respecto de su entrada. Con caras generadas po</w:t>
+      </w:r>
+      <w:r>
+        <w:t>r IA recortadas cada vez más cerca:</w:t>
+      </w:r>
+    </w:p>
+    <w:tbl>
+      <w:tblPr>
+        <w:tblStyle w:val="Tablaconcuadrcula"/>
+        <w:tblW w:w="0" w:type="auto"/>
+        <w:jc w:val="center"/>
+        <w:tblLook w:val="04A0" w:firstRow="1" w:lastRow="0" w:firstColumn="1" w:lastColumn="0" w:noHBand="0" w:noVBand="1"/>
+      </w:tblPr>
+      <w:tblGrid>
+        <w:gridCol w:w="2268"/>
+        <w:gridCol w:w="2268"/>
+        <w:gridCol w:w="2551"/>
+        <w:gridCol w:w="2268"/>
+      </w:tblGrid>
+      <w:tr>
+        <w:trPr>
+          <w:jc w:val="center"/>
+        </w:trPr>
+        <w:tc>
+          <w:tcPr>
+            <w:tcW w:w="2268" w:type="dxa"/>
+            <w:shd w:val="clear" w:color="auto" w:fill="1F4E79"/>
+          </w:tcPr>
+          <w:p>
+            <w:r>
+              <w:rPr>
+                <w:b/>
+                <w:color w:val="FFFFFF"/>
+                <w:sz w:val="19"/>
+              </w:rPr>
+              <w:lastRenderedPageBreak/>
+              <w:t>La cara ocupa del ancho</w:t>
+            </w:r>
+          </w:p>
+        </w:tc>
+        <w:tc>
+          <w:tcPr>
+            <w:tcW w:w="2268" w:type="dxa"/>
+            <w:shd w:val="clear" w:color="auto" w:fill="1F4E79"/>
+          </w:tcPr>
+          <w:p>
+            <w:r>
+              <w:rPr>
+                <w:b/>
+                <w:color w:val="FFFFFF"/>
+                <w:sz w:val="19"/>
+              </w:rPr>
+              <w:t>Procesar (480 px), antes</w:t>
+            </w:r>
+          </w:p>
+        </w:tc>
+        <w:tc>
+          <w:tcPr>
+            <w:tcW w:w="2551" w:type="dxa"/>
+            <w:shd w:val="clear" w:color="auto" w:fill="1F4E79"/>
+          </w:tcPr>
+          <w:p>
+            <w:r>
+              <w:rPr>
+                <w:b/>
+                <w:color w:val="FFFFFF"/>
+                <w:sz w:val="19"/>
+              </w:rPr>
+              <w:t>Crear modelo (640 px), antes</w:t>
+            </w:r>
+          </w:p>
+        </w:tc>
+        <w:tc>
+          <w:tcPr>
+            <w:tcW w:w="2268" w:type="dxa"/>
+            <w:shd w:val="clear" w:color="auto" w:fill="1F4E79"/>
+          </w:tcPr>
+          <w:p>
+            <w:r>
+              <w:rPr>
+                <w:b/>
+                <w:color w:val="FFFFFF"/>
+                <w:sz w:val="19"/>
+              </w:rPr>
+              <w:t>Ahora (ambos)</w:t>
+            </w:r>
+          </w:p>
+        </w:tc>
+      </w:tr>
+      <w:tr>
+        <w:trPr>
+          <w:jc w:val="center"/>
+        </w:trPr>
+        <w:tc>
+          <w:tcPr>
+            <w:tcW w:w="2268" w:type="dxa"/>
+          </w:tcPr>
+          <w:p>
+            <w:pPr>
+              <w:spacing w:after="0"/>
+            </w:pPr>
+            <w:r>
+              <w:rPr>
+                <w:sz w:val="19"/>
+              </w:rPr>
+              <w:t>40 %</w:t>
+            </w:r>
+          </w:p>
+        </w:tc>
+        <w:tc>
+          <w:tcPr>
+            <w:tcW w:w="2268" w:type="dxa"/>
+          </w:tcPr>
+          <w:p>
+            <w:pPr>
+              <w:spacing w:after="0"/>
+            </w:pPr>
+            <w:r>
+              <w:rPr>
+                <w:sz w:val="19"/>
+              </w:rPr>
+              <w:t>5/5</w:t>
+            </w:r>
+          </w:p>
+        </w:tc>
+        <w:tc>
+          <w:tcPr>
+            <w:tcW w:w="2551" w:type="dxa"/>
+          </w:tcPr>
+          <w:p>
+            <w:pPr>
+              <w:spacing w:after="0"/>
+            </w:pPr>
+            <w:r>
+              <w:rPr>
+                <w:sz w:val="19"/>
+              </w:rPr>
+              <w:t>5/5</w:t>
+            </w:r>
+          </w:p>
+        </w:tc>
+        <w:tc>
+          <w:tcPr>
+            <w:tcW w:w="2268" w:type="dxa"/>
+          </w:tcPr>
+          <w:p>
+            <w:pPr>
+              <w:spacing w:after="0"/>
+            </w:pPr>
+            <w:r>
+              <w:rPr>
+                <w:sz w:val="19"/>
+              </w:rPr>
+              <w:t>5/5</w:t>
+            </w:r>
+          </w:p>
+        </w:tc>
+      </w:tr>
+      <w:tr>
+        <w:trPr>
+          <w:jc w:val="center"/>
+        </w:trPr>
+        <w:tc>
+          <w:tcPr>
+            <w:tcW w:w="2268" w:type="dxa"/>
+            <w:shd w:val="clear" w:color="auto" w:fill="EEF3F8"/>
+          </w:tcPr>
+          <w:p>
+            <w:pPr>
+              <w:spacing w:after="0"/>
+            </w:pPr>
+            <w:r>
+              <w:rPr>
+                <w:sz w:val="19"/>
+              </w:rPr>
+              <w:t>55 %</w:t>
+            </w:r>
+          </w:p>
+        </w:tc>
+        <w:tc>
+          <w:tcPr>
+            <w:tcW w:w="2268" w:type="dxa"/>
+            <w:shd w:val="clear" w:color="auto" w:fill="EEF3F8"/>
+          </w:tcPr>
+          <w:p>
+            <w:pPr>
+              <w:spacing w:after="0"/>
+            </w:pPr>
+            <w:r>
+              <w:rPr>
+                <w:sz w:val="19"/>
+              </w:rPr>
+              <w:t>5/5</w:t>
+            </w:r>
+          </w:p>
+        </w:tc>
+        <w:tc>
+          <w:tcPr>
+            <w:tcW w:w="2551" w:type="dxa"/>
+            <w:shd w:val="clear" w:color="auto" w:fill="EEF3F8"/>
+          </w:tcPr>
+          <w:p>
+            <w:pPr>
+              <w:spacing w:after="0"/>
+            </w:pPr>
+            <w:r>
+              <w:rPr>
+                <w:sz w:val="19"/>
+              </w:rPr>
+              <w:t>2/5</w:t>
+            </w:r>
+          </w:p>
+        </w:tc>
+        <w:tc>
+          <w:tcPr>
+            <w:tcW w:w="2268" w:type="dxa"/>
+            <w:shd w:val="clear" w:color="auto" w:fill="EEF3F8"/>
+          </w:tcPr>
+          <w:p>
+            <w:pPr>
+              <w:spacing w:after="0"/>
+            </w:pPr>
+            <w:r>
+              <w:rPr>
+                <w:sz w:val="19"/>
+              </w:rPr>
+              <w:t>5/5</w:t>
+            </w:r>
+          </w:p>
+        </w:tc>
+      </w:tr>
+      <w:tr>
+        <w:trPr>
+          <w:jc w:val="center"/>
+        </w:trPr>
+        <w:tc>
+          <w:tcPr>
+            <w:tcW w:w="2268" w:type="dxa"/>
+          </w:tcPr>
+          <w:p>
+            <w:pPr>
+              <w:spacing w:after="0"/>
+            </w:pPr>
+            <w:r>
+              <w:rPr>
+                <w:sz w:val="19"/>
+              </w:rPr>
+              <w:t>70 %</w:t>
+            </w:r>
+          </w:p>
+        </w:tc>
+        <w:tc>
+          <w:tcPr>
+            <w:tcW w:w="2268" w:type="dxa"/>
+          </w:tcPr>
+          <w:p>
+            <w:pPr>
+              <w:spacing w:after="0"/>
+            </w:pPr>
+            <w:r>
+              <w:rPr>
+                <w:sz w:val="19"/>
+              </w:rPr>
+              <w:t>3/5</w:t>
+            </w:r>
+          </w:p>
+        </w:tc>
+        <w:tc>
+          <w:tcPr>
+            <w:tcW w:w="2551" w:type="dxa"/>
+          </w:tcPr>
+          <w:p>
+            <w:pPr>
+              <w:spacing w:after="0"/>
+            </w:pPr>
+            <w:r>
+              <w:rPr>
+                <w:sz w:val="19"/>
+              </w:rPr>
+              <w:t>0/5</w:t>
+            </w:r>
+          </w:p>
+        </w:tc>
+        <w:tc>
+          <w:tcPr>
+            <w:tcW w:w="2268" w:type="dxa"/>
+          </w:tcPr>
+          <w:p>
+            <w:pPr>
+              <w:spacing w:after="0"/>
+            </w:pPr>
+            <w:r>
+              <w:rPr>
+                <w:sz w:val="19"/>
+              </w:rPr>
+              <w:t>5/5</w:t>
+            </w:r>
+          </w:p>
+        </w:tc>
+      </w:tr>
+      <w:tr>
+        <w:trPr>
+          <w:jc w:val="center"/>
+        </w:trPr>
+        <w:tc>
+          <w:tcPr>
+            <w:tcW w:w="2268" w:type="dxa"/>
+            <w:shd w:val="clear" w:color="auto" w:fill="EEF3F8"/>
+          </w:tcPr>
+          <w:p>
+            <w:pPr>
+              <w:spacing w:after="0"/>
+            </w:pPr>
+            <w:r>
+              <w:rPr>
+                <w:sz w:val="19"/>
+              </w:rPr>
+              <w:t>80 %</w:t>
+            </w:r>
+          </w:p>
+        </w:tc>
+        <w:tc>
+          <w:tcPr>
+            <w:tcW w:w="2268" w:type="dxa"/>
+            <w:shd w:val="clear" w:color="auto" w:fill="EEF3F8"/>
+          </w:tcPr>
+          <w:p>
+            <w:pPr>
+              <w:spacing w:after="0"/>
+            </w:pPr>
+            <w:r>
+              <w:rPr>
+                <w:sz w:val="19"/>
+              </w:rPr>
+              <w:t>0/5</w:t>
+            </w:r>
+          </w:p>
+        </w:tc>
+        <w:tc>
+          <w:tcPr>
+            <w:tcW w:w="2551" w:type="dxa"/>
+            <w:shd w:val="clear" w:color="auto" w:fill="EEF3F8"/>
+          </w:tcPr>
+          <w:p>
+            <w:pPr>
+              <w:spacing w:after="0"/>
+            </w:pPr>
+            <w:r>
+              <w:rPr>
+                <w:sz w:val="19"/>
+              </w:rPr>
+              <w:t>0/5</w:t>
+            </w:r>
+          </w:p>
+        </w:tc>
+        <w:tc>
+          <w:tcPr>
+            <w:tcW w:w="2268" w:type="dxa"/>
+            <w:shd w:val="clear" w:color="auto" w:fill="EEF3F8"/>
+          </w:tcPr>
+          <w:p>
+            <w:pPr>
+              <w:spacing w:after="0"/>
+            </w:pPr>
+            <w:r>
+              <w:rPr>
+                <w:sz w:val="19"/>
+              </w:rPr>
+              <w:t>5/5</w:t>
+            </w:r>
+          </w:p>
+        </w:tc>
+      </w:tr>
+      <w:tr>
+        <w:trPr>
+          <w:jc w:val="center"/>
+        </w:trPr>
+        <w:tc>
+          <w:tcPr>
+            <w:tcW w:w="2268" w:type="dxa"/>
+          </w:tcPr>
+          <w:p>
+            <w:pPr>
+              <w:spacing w:after="0"/>
+            </w:pPr>
+            <w:r>
+              <w:rPr>
+                <w:sz w:val="19"/>
+              </w:rPr>
+              <w:t>100-140 %</w:t>
+            </w:r>
+          </w:p>
+        </w:tc>
+        <w:tc>
+          <w:tcPr>
+            <w:tcW w:w="2268" w:type="dxa"/>
+          </w:tcPr>
+          <w:p>
+            <w:pPr>
+              <w:spacing w:after="0"/>
+            </w:pPr>
+            <w:r>
+              <w:rPr>
+                <w:sz w:val="19"/>
+              </w:rPr>
+              <w:t>0/5</w:t>
+            </w:r>
+          </w:p>
+        </w:tc>
+        <w:tc>
+          <w:tcPr>
+            <w:tcW w:w="2551" w:type="dxa"/>
+          </w:tcPr>
+          <w:p>
+            <w:pPr>
+              <w:spacing w:after="0"/>
+            </w:pPr>
+            <w:r>
+              <w:rPr>
+                <w:sz w:val="19"/>
+              </w:rPr>
+              <w:t>0/5</w:t>
+            </w:r>
+          </w:p>
+        </w:tc>
+        <w:tc>
+          <w:tcPr>
+            <w:tcW w:w="2268" w:type="dxa"/>
+          </w:tcPr>
+          <w:p>
+            <w:pPr>
+              <w:spacing w:after="0"/>
+            </w:pPr>
+            <w:r>
+              <w:rPr>
+                <w:sz w:val="19"/>
+              </w:rPr>
+              <w:t>5/5 (error 2,6-7 %)</w:t>
+            </w:r>
+          </w:p>
+        </w:tc>
+      </w:tr>
+    </w:tbl>
+    <w:p>
+      <w:pPr>
+        <w:spacing w:after="40"/>
+      </w:pPr>
+    </w:p>
+    <w:p>
+      <w:r>
+        <w:rPr>
+          <w:b/>
+        </w:rPr>
+        <w:t>Solución:</w:t>
+      </w:r>
+      <w:r>
+        <w:t xml:space="preserve"> </w:t>
+      </w:r>
+      <w:r>
+        <w:rPr>
+          <w:rFonts w:ascii="Consolas" w:eastAsia="Consolas" w:hAnsi="Consolas"/>
+          <w:color w:val="9C2C2C"/>
+          <w:sz w:val="19"/>
+        </w:rPr>
+        <w:t>Analyzer_Faces._detectar_primer_plano</w:t>
+      </w:r>
+      <w:r>
+        <w:t>: si la detección normal no encuentra ninguna cara, prueba con la imagen dentro de un marco (</w:t>
+      </w:r>
+      <w:r>
+        <w:rPr>
+          <w:rFonts w:ascii="Consolas" w:eastAsia="Consolas" w:hAnsi="Consolas"/>
+          <w:color w:val="9C2C2C"/>
+          <w:sz w:val="19"/>
+        </w:rPr>
+        <w:t>BORDES_PRIMER_PLANO</w:t>
+      </w:r>
+      <w:r>
+        <w:t>): margen de medio lado mayor con borde repetido (la imagen queda a la mitad: lo más preciso hast</w:t>
+      </w:r>
+      <w:r>
+        <w:t>a el 100 %), luego un lado entero (a un tercio, hasta 125 %) y por último borde negro (140 %). Las coordenadas se devuelven al frame original. Si la detección normal ya encontró caras no se hace nada más, así que el tiempo y el resultado de los casos norma</w:t>
+      </w:r>
+      <w:r>
+        <w:t>les no cambian.</w:t>
+      </w:r>
+    </w:p>
+    <w:p>
+      <w:pPr>
+        <w:pStyle w:val="Ttulo3"/>
+      </w:pPr>
+      <w:r>
+        <w:t>Causa 2: el relleno negro del recorte</w:t>
+      </w:r>
+    </w:p>
+    <w:p>
+      <w:r>
+        <w:t>inswapper recorta la cara alineada en un cuadrado de 128 px (</w:t>
+      </w:r>
+      <w:r>
+        <w:rPr>
+          <w:rFonts w:ascii="Consolas" w:eastAsia="Consolas" w:hAnsi="Consolas"/>
+          <w:color w:val="9C2C2C"/>
+          <w:sz w:val="19"/>
+        </w:rPr>
+        <w:t>face_align.norm_crop2</w:t>
+      </w:r>
+      <w:r>
+        <w:t>). Si ese cuadrado se sale del frame, lo de afuera se rellena con negro, el modelo lo reproduce y al pegar quedaba un bo</w:t>
+      </w:r>
+      <w:r>
+        <w:t>rde oscuro: medido, el borde del resultado era un 25-50 % más oscuro que el original.</w:t>
+      </w:r>
+    </w:p>
+    <w:p>
+      <w:r>
+        <w:rPr>
+          <w:b/>
+        </w:rPr>
+        <w:t>Solución:</w:t>
+      </w:r>
+      <w:r>
+        <w:t xml:space="preserve"> </w:t>
+      </w:r>
+      <w:r>
+        <w:rPr>
+          <w:rFonts w:ascii="Consolas" w:eastAsia="Consolas" w:hAnsi="Consolas"/>
+          <w:color w:val="9C2C2C"/>
+          <w:sz w:val="19"/>
+        </w:rPr>
+        <w:t>Swapper_Faces._margen_recorte</w:t>
+      </w:r>
+      <w:r>
+        <w:t xml:space="preserve"> calcula cuánto se sale el recorte; si se sale, </w:t>
+      </w:r>
+      <w:r>
+        <w:rPr>
+          <w:rFonts w:ascii="Consolas" w:eastAsia="Consolas" w:hAnsi="Consolas"/>
+          <w:color w:val="9C2C2C"/>
+          <w:sz w:val="19"/>
+        </w:rPr>
+        <w:t>pegar_cara</w:t>
+      </w:r>
+      <w:r>
+        <w:t xml:space="preserve"> trabaja sobre el frame con ese margen de borde repetido (</w:t>
+      </w:r>
+      <w:r>
+        <w:rPr>
+          <w:rFonts w:ascii="Consolas" w:eastAsia="Consolas" w:hAnsi="Consolas"/>
+          <w:color w:val="9C2C2C"/>
+          <w:sz w:val="19"/>
+        </w:rPr>
+        <w:t>_cara_desplazad</w:t>
+      </w:r>
+      <w:r>
+        <w:rPr>
+          <w:rFonts w:ascii="Consolas" w:eastAsia="Consolas" w:hAnsi="Consolas"/>
+          <w:color w:val="9C2C2C"/>
+          <w:sz w:val="19"/>
+        </w:rPr>
+        <w:t>a</w:t>
+      </w:r>
+      <w:r>
+        <w:t xml:space="preserve"> mueve los puntos) y recorta el resultado. Después del arreglo el brillo del borde quedó igual al original (±2).</w:t>
+      </w:r>
+    </w:p>
+    <w:p>
+      <w:pPr>
+        <w:keepNext/>
+        <w:jc w:val="center"/>
+      </w:pPr>
+      <w:r>
+        <w:rPr>
+          <w:noProof/>
+        </w:rPr>
+        <w:drawing>
+          <wp:inline distT="0" distB="0" distL="0" distR="0" wp14:anchorId="3A8C1C8C" wp14:editId="2C300BDD">
+            <wp:extent cx="5940000" cy="1613077"/>
+            <wp:effectExtent l="0" t="0" r="0" b="0"/>
+            <wp:docPr id="6" name="Picture 6"/>
+            <wp:cNvGraphicFramePr>
+              <a:graphicFrameLocks xmlns:a="http://schemas.openxmlformats.org/drawingml/2006/main" noChangeAspect="1"/>
+            </wp:cNvGraphicFramePr>
+            <a:graphic xmlns:a="http://schemas.openxmlformats.org/drawingml/2006/main">
+              <a:graphicData uri="http://schemas.openxmlformats.org/drawingml/2006/picture">
+                <pic:pic xmlns:pic="http://schemas.openxmlformats.org/drawingml/2006/picture">
+                  <pic:nvPicPr>
+                    <pic:cNvPr id="0" name="primer_plano.png"/>
+                    <pic:cNvPicPr/>
+                  </pic:nvPicPr>
+                  <pic:blipFill>
+                    <a:blip r:embed="rId13"/>
+                    <a:stretch>
+                      <a:fillRect/>
+                    </a:stretch>
+                  </pic:blipFill>
+                  <pic:spPr>
+                    <a:xfrm>
+                      <a:off x="0" y="0"/>
+                      <a:ext cx="5940000" cy="1613077"/>
+                    </a:xfrm>
+                    <a:prstGeom prst="rect">
+                      <a:avLst/>
+                    </a:prstGeom>
+                  </pic:spPr>
+                </pic:pic>
+              </a:graphicData>
+            </a:graphic>
+          </wp:inline>
+        </w:drawing>
+      </w:r>
+    </w:p>
+    <w:p>
+      <w:pPr>
+        <w:jc w:val="center"/>
+      </w:pPr>
+      <w:r>
+        <w:rPr>
+          <w:i/>
+          <w:color w:val="555555"/>
+          <w:sz w:val="18"/>
+        </w:rPr>
+        <w:t>Figura 6. Cara que llena el cuadro: antes no se detectaba; con solo la primera corrección aparecía el borde oscuro; con las dos, el resultad</w:t>
+      </w:r>
+      <w:r>
+        <w:rPr>
+          <w:i/>
+          <w:color w:val="555555"/>
+          <w:sz w:val="18"/>
+        </w:rPr>
+        <w:t>o es limpio.</w:t>
+      </w:r>
+    </w:p>
+    <w:p>
+      <w:pPr>
+        <w:pStyle w:val="Ttulo3"/>
+      </w:pPr>
+      <w:r>
+        <w:t>Verificación</w:t>
+      </w:r>
+    </w:p>
+    <w:p>
+      <w:pPr>
+        <w:pStyle w:val="Listaconvietas"/>
+      </w:pPr>
+      <w:r>
+        <w:t>5 caras generadas por IA a 9 acercamientos (40 % a 140 % del ancho): todas detectadas, al procesar y al crear modelos, con y sin «Caras inclinadas».</w:t>
+      </w:r>
+    </w:p>
+    <w:p>
+      <w:pPr>
+        <w:pStyle w:val="Listaconvietas"/>
+      </w:pPr>
+      <w:r>
+        <w:t>Crear un modelo con un primer plano que antes fallaba: ahora se crea.</w:t>
+      </w:r>
+    </w:p>
+    <w:p>
+      <w:pPr>
+        <w:pStyle w:val="Listaconvietas"/>
+      </w:pPr>
+      <w:r>
+        <w:t>Con la cara</w:t>
+      </w:r>
+      <w:r>
+        <w:t xml:space="preserve"> dentro del frame, el resultado es idéntico píxel a píxel al de la versión anterior.</w:t>
+      </w:r>
+    </w:p>
+    <w:p>
+      <w:pPr>
+        <w:pStyle w:val="Ttulo2"/>
+      </w:pPr>
+      <w:bookmarkStart w:id="11" w:name="_Toc244049318"/>
+      <w:r>
+        <w:t>4.8 Caras inclinadas y tapadas: lectura opuesta y memoria (28 de octubre de 2026)</w:t>
+      </w:r>
+      <w:bookmarkEnd w:id="11"/>
+    </w:p>
+    <w:p>
+      <w:pPr>
+        <w:pStyle w:val="Ttulo3"/>
+      </w:pPr>
+      <w:r>
+        <w:t>Síntoma</w:t>
+      </w:r>
+    </w:p>
+    <w:p>
+      <w:r>
+        <w:t>Con la cabeza inclinada y la nariz y la boca tapadas (un celular, una mano), la c</w:t>
+      </w:r>
+      <w:r>
+        <w:t xml:space="preserve">ara nueva se pegaba </w:t>
+      </w:r>
+      <w:r>
+        <w:rPr>
+          <w:b/>
+        </w:rPr>
+        <w:t>al revés</w:t>
+      </w:r>
+      <w:r>
+        <w:t>: el detector ubicaba los ojos pero ponía la nariz y las comisuras del lado de la frente (error de 100-150 % de la distancia entre ojos).</w:t>
+      </w:r>
+    </w:p>
+    <w:p>
+      <w:pPr>
+        <w:keepNext/>
+        <w:jc w:val="center"/>
+      </w:pPr>
+      <w:r>
+        <w:rPr>
+          <w:noProof/>
+        </w:rPr>
+        <w:lastRenderedPageBreak/>
+        <w:drawing>
+          <wp:inline distT="0" distB="0" distL="0" distR="0" wp14:anchorId="4A43F16E" wp14:editId="2B91E221">
+            <wp:extent cx="5760000" cy="3222857"/>
+            <wp:effectExtent l="0" t="0" r="0" b="0"/>
+            <wp:docPr id="7" name="Picture 7"/>
+            <wp:cNvGraphicFramePr>
+              <a:graphicFrameLocks xmlns:a="http://schemas.openxmlformats.org/drawingml/2006/main" noChangeAspect="1"/>
+            </wp:cNvGraphicFramePr>
+            <a:graphic xmlns:a="http://schemas.openxmlformats.org/drawingml/2006/main">
+              <a:graphicData uri="http://schemas.openxmlformats.org/drawingml/2006/picture">
+                <pic:pic xmlns:pic="http://schemas.openxmlformats.org/drawingml/2006/picture">
+                  <pic:nvPicPr>
+                    <pic:cNvPr id="0" name="caras_tapadas_puntos.jpg"/>
+                    <pic:cNvPicPr/>
+                  </pic:nvPicPr>
+                  <pic:blipFill>
+                    <a:blip r:embed="rId14"/>
+                    <a:stretch>
+                      <a:fillRect/>
+                    </a:stretch>
+                  </pic:blipFill>
+                  <pic:spPr>
+                    <a:xfrm>
+                      <a:off x="0" y="0"/>
+                      <a:ext cx="5760000" cy="3222857"/>
+                    </a:xfrm>
+                    <a:prstGeom prst="rect">
+                      <a:avLst/>
+                    </a:prstGeom>
+                  </pic:spPr>
+                </pic:pic>
+              </a:graphicData>
+            </a:graphic>
+          </wp:inline>
+        </w:drawing>
+      </w:r>
+    </w:p>
+    <w:p>
+      <w:pPr>
+        <w:jc w:val="center"/>
+      </w:pPr>
+      <w:r>
+        <w:rPr>
+          <w:i/>
+          <w:color w:val="555555"/>
+          <w:sz w:val="18"/>
+        </w:rPr>
+        <w:t>Figura 7. Arriba la versión anterior: nariz y boca del lado de la frente. Abajo, ahora (</w:t>
+      </w:r>
+      <w:r>
+        <w:rPr>
+          <w:i/>
+          <w:color w:val="555555"/>
+          <w:sz w:val="18"/>
+        </w:rPr>
+        <w:t>verde: posición exacta de los puntos).</w:t>
+      </w:r>
+    </w:p>
+    <w:p>
+      <w:pPr>
+        <w:pStyle w:val="Ttulo3"/>
+      </w:pPr>
+      <w:r>
+        <w:t>Causa</w:t>
+      </w:r>
+    </w:p>
+    <w:p>
+      <w:r>
+        <w:t>Sin nariz ni boca visibles, la orientación es ambigua: dos ojos y una frente se ven parecido derechos o al revés. Se midieron las dos lecturas (la detectada y la de la imagen girada 180°) en 77 casos: la confian</w:t>
+      </w:r>
+      <w:r>
+        <w:t>za (</w:t>
+      </w:r>
+      <w:r>
+        <w:rPr>
+          <w:rFonts w:ascii="Consolas" w:eastAsia="Consolas" w:hAnsi="Consolas"/>
+          <w:color w:val="9C2C2C"/>
+          <w:sz w:val="19"/>
+        </w:rPr>
+        <w:t>det_score</w:t>
+      </w:r>
+      <w:r>
+        <w:t xml:space="preserve">) acierta la mayoría de las veces, pero en un video y en personas de verdad boca abajo las dos lecturas tienen confianzas que </w:t>
+      </w:r>
+      <w:r>
+        <w:rPr>
+          <w:b/>
+        </w:rPr>
+        <w:t>se superponen</w:t>
+      </w:r>
+      <w:r>
+        <w:t xml:space="preserve"> (0,64-0,86 la volteada, 0,51-0,81 la correcta). Con una sola imagen no hay un umbral que las separe; la</w:t>
+      </w:r>
+      <w:r>
+        <w:t xml:space="preserve"> norma del embedding tampoco sirvió (acertó 15 de 45).</w:t>
+      </w:r>
+    </w:p>
+    <w:p>
+      <w:pPr>
+        <w:pStyle w:val="Ttulo3"/>
+      </w:pPr>
+      <w:r>
+        <w:t>Solución</w:t>
+      </w:r>
+    </w:p>
+    <w:p>
+      <w:pPr>
+        <w:keepNext/>
+        <w:jc w:val="center"/>
+      </w:pPr>
+      <w:r>
+        <w:rPr>
+          <w:noProof/>
+        </w:rPr>
+        <w:drawing>
+          <wp:inline distT="0" distB="0" distL="0" distR="0" wp14:anchorId="169CC550" wp14:editId="174A3FD1">
+            <wp:extent cx="5940000" cy="2534400"/>
+            <wp:effectExtent l="0" t="0" r="0" b="0"/>
+            <wp:docPr id="8" name="Picture 8"/>
+            <wp:cNvGraphicFramePr>
+              <a:graphicFrameLocks xmlns:a="http://schemas.openxmlformats.org/drawingml/2006/main" noChangeAspect="1"/>
+            </wp:cNvGraphicFramePr>
+            <a:graphic xmlns:a="http://schemas.openxmlformats.org/drawingml/2006/main">
+              <a:graphicData uri="http://schemas.openxmlformats.org/drawingml/2006/picture">
+                <pic:pic xmlns:pic="http://schemas.openxmlformats.org/drawingml/2006/picture">
+                  <pic:nvPicPr>
+                    <pic:cNvPr id="0" name="volteo.png"/>
+                    <pic:cNvPicPr/>
+                  </pic:nvPicPr>
+                  <pic:blipFill>
+                    <a:blip r:embed="rId15"/>
+                    <a:stretch>
+                      <a:fillRect/>
+                    </a:stretch>
+                  </pic:blipFill>
+                  <pic:spPr>
+                    <a:xfrm>
+                      <a:off x="0" y="0"/>
+                      <a:ext cx="5940000" cy="2534400"/>
+                    </a:xfrm>
+                    <a:prstGeom prst="rect">
+                      <a:avLst/>
+                    </a:prstGeom>
+                  </pic:spPr>
+                </pic:pic>
+              </a:graphicData>
+            </a:graphic>
+          </wp:inline>
+        </w:drawing>
+      </w:r>
+    </w:p>
+    <w:p>
+      <w:pPr>
+        <w:jc w:val="center"/>
+      </w:pPr>
+      <w:r>
+        <w:rPr>
+          <w:i/>
+          <w:color w:val="555555"/>
+          <w:sz w:val="18"/>
+        </w:rPr>
+        <w:t>Figura 8. Cómo se decide la orientación de una cara dudosa.</w:t>
+      </w:r>
+    </w:p>
+    <w:p>
+      <w:pPr>
+        <w:pStyle w:val="Listaconvietas"/>
+      </w:pPr>
+      <w:r>
+        <w:rPr>
+          <w:b/>
+        </w:rPr>
+        <w:t>Cuándo es dudosa</w:t>
+      </w:r>
+      <w:r>
+        <w:t xml:space="preserve"> (</w:t>
+      </w:r>
+      <w:r>
+        <w:rPr>
+          <w:rFonts w:ascii="Consolas" w:eastAsia="Consolas" w:hAnsi="Consolas"/>
+          <w:color w:val="9C2C2C"/>
+          <w:sz w:val="19"/>
+        </w:rPr>
+        <w:t>detectar_con_rotacion</w:t>
+      </w:r>
+      <w:r>
+        <w:t xml:space="preserve">): </w:t>
+      </w:r>
+      <w:r>
+        <w:rPr>
+          <w:rFonts w:ascii="Consolas" w:eastAsia="Consolas" w:hAnsi="Consolas"/>
+          <w:color w:val="9C2C2C"/>
+          <w:sz w:val="19"/>
+        </w:rPr>
+        <w:t>det_score &lt; VERIFICAR_VOLTEO_BAJO</w:t>
+      </w:r>
+      <w:r>
+        <w:t xml:space="preserve"> (0,72). En video, además, cabeza hacia abajo (</w:t>
+      </w:r>
+      <w:r>
+        <w:rPr>
+          <w:rFonts w:ascii="Consolas" w:eastAsia="Consolas" w:hAnsi="Consolas"/>
+          <w:color w:val="9C2C2C"/>
+          <w:sz w:val="19"/>
+        </w:rPr>
+        <w:t>_hacia_a</w:t>
+      </w:r>
+      <w:r>
+        <w:rPr>
+          <w:rFonts w:ascii="Consolas" w:eastAsia="Consolas" w:hAnsi="Consolas"/>
+          <w:color w:val="9C2C2C"/>
+          <w:sz w:val="19"/>
+        </w:rPr>
+        <w:t>rriba</w:t>
+      </w:r>
+      <w:r>
+        <w:t xml:space="preserve"> = coseno de la inclinación &lt; −0,26) o un giro de más de </w:t>
+      </w:r>
+      <w:r>
+        <w:rPr>
+          <w:rFonts w:ascii="Consolas" w:eastAsia="Consolas" w:hAnsi="Consolas"/>
+          <w:color w:val="9C2C2C"/>
+          <w:sz w:val="19"/>
+        </w:rPr>
+        <w:t>GIRO_MEMORIA</w:t>
+      </w:r>
+      <w:r>
+        <w:t xml:space="preserve"> (60°) respecto del recuerdo (</w:t>
+      </w:r>
+      <w:r>
+        <w:rPr>
+          <w:rFonts w:ascii="Consolas" w:eastAsia="Consolas" w:hAnsi="Consolas"/>
+          <w:color w:val="9C2C2C"/>
+          <w:sz w:val="19"/>
+        </w:rPr>
+        <w:t>_contradice_memoria</w:t>
+      </w:r>
+      <w:r>
+        <w:t>).</w:t>
+      </w:r>
+    </w:p>
+    <w:p>
+      <w:pPr>
+        <w:pStyle w:val="Listaconvietas"/>
+      </w:pPr>
+      <w:r>
+        <w:rPr>
+          <w:b/>
+        </w:rPr>
+        <w:t>Lectura opuesta</w:t>
+      </w:r>
+      <w:r>
+        <w:t xml:space="preserve"> (</w:t>
+      </w:r>
+      <w:r>
+        <w:rPr>
+          <w:rFonts w:ascii="Consolas" w:eastAsia="Consolas" w:hAnsi="Consolas"/>
+          <w:color w:val="9C2C2C"/>
+          <w:sz w:val="19"/>
+        </w:rPr>
+        <w:t>_corregir_volteo</w:t>
+      </w:r>
+      <w:r>
+        <w:t xml:space="preserve">): la imagen se gira </w:t>
+      </w:r>
+      <w:r>
+        <w:rPr>
+          <w:rFonts w:ascii="Consolas" w:eastAsia="Consolas" w:hAnsi="Consolas"/>
+          <w:color w:val="9C2C2C"/>
+          <w:sz w:val="19"/>
+        </w:rPr>
+        <w:t>inclinacion + 180</w:t>
+      </w:r>
+      <w:r>
+        <w:t xml:space="preserve"> grados y se detecta otra vez; se toma la cara con el centr</w:t>
+      </w:r>
+      <w:r>
+        <w:t>o del recuadro a menos de media cara y el vector de los ojos en sentido contrario.</w:t>
+      </w:r>
+    </w:p>
+    <w:p>
+      <w:pPr>
+        <w:pStyle w:val="Listaconvietas"/>
+      </w:pPr>
+      <w:r>
+        <w:rPr>
+          <w:b/>
+        </w:rPr>
+        <w:lastRenderedPageBreak/>
+        <w:t>Memoria</w:t>
+      </w:r>
+      <w:r>
+        <w:t xml:space="preserve"> (solo video): si hay un recuerdo válido de esa cara, gana la lectura con menor giro respecto de él (si no pasa de 60°).</w:t>
+      </w:r>
+    </w:p>
+    <w:p>
+      <w:pPr>
+        <w:pStyle w:val="Listaconvietas"/>
+      </w:pPr>
+      <w:r>
+        <w:rPr>
+          <w:b/>
+        </w:rPr>
+        <w:t>Regla</w:t>
+      </w:r>
+      <w:r>
+        <w:t xml:space="preserve"> (fotos, o sin recuerdo): gana la lectura con la cabeza hacia arriba salvo que la otra tenga </w:t>
+      </w:r>
+      <w:r>
+        <w:rPr>
+          <w:rFonts w:ascii="Consolas" w:eastAsia="Consolas" w:hAnsi="Consolas"/>
+          <w:color w:val="9C2C2C"/>
+          <w:sz w:val="19"/>
+        </w:rPr>
+        <w:t>MARGEN_VOLTEO</w:t>
+      </w:r>
+      <w:r>
+        <w:t xml:space="preserve"> (0,15 en fotos) o </w:t>
+      </w:r>
+      <w:r>
+        <w:rPr>
+          <w:rFonts w:ascii="Consolas" w:eastAsia="Consolas" w:hAnsi="Consolas"/>
+          <w:color w:val="9C2C2C"/>
+          <w:sz w:val="19"/>
+        </w:rPr>
+        <w:t>MARGEN_VOLTEO_VIDEO</w:t>
+      </w:r>
+      <w:r>
+        <w:t xml:space="preserve"> (0,25) más de confianza; de costado (75-105°) se queda la del detector salvo que la otra supere ese margen.</w:t>
+      </w:r>
+    </w:p>
+    <w:p>
+      <w:pPr>
+        <w:pStyle w:val="Listaconvietas"/>
+      </w:pPr>
+      <w:r>
+        <w:t xml:space="preserve">Se </w:t>
+      </w:r>
+      <w:r>
+        <w:t xml:space="preserve">recuerdan las caras sin duda, las que tenían una sola lectura con confianza ≥ 0,72 y las resueltas por la memoria; </w:t>
+      </w:r>
+      <w:r>
+        <w:rPr>
+          <w:b/>
+        </w:rPr>
+        <w:t>nunca</w:t>
+      </w:r>
+      <w:r>
+        <w:t xml:space="preserve"> las decididas por la regla, para no arrastrar un error.</w:t>
+      </w:r>
+    </w:p>
+    <w:p>
+      <w:pPr>
+        <w:pStyle w:val="Ttulo3"/>
+      </w:pPr>
+      <w:r>
+        <w:t>La memoria (Memoria_Orientacion)</w:t>
+      </w:r>
+    </w:p>
+    <w:p>
+      <w:pPr>
+        <w:keepNext/>
+        <w:jc w:val="center"/>
+      </w:pPr>
+      <w:r>
+        <w:rPr>
+          <w:noProof/>
+        </w:rPr>
+        <w:drawing>
+          <wp:inline distT="0" distB="0" distL="0" distR="0" wp14:anchorId="167EFFC8" wp14:editId="212760BE">
+            <wp:extent cx="5940000" cy="1584000"/>
+            <wp:effectExtent l="0" t="0" r="0" b="0"/>
+            <wp:docPr id="9" name="Picture 9"/>
+            <wp:cNvGraphicFramePr>
+              <a:graphicFrameLocks xmlns:a="http://schemas.openxmlformats.org/drawingml/2006/main" noChangeAspect="1"/>
+            </wp:cNvGraphicFramePr>
+            <a:graphic xmlns:a="http://schemas.openxmlformats.org/drawingml/2006/main">
+              <a:graphicData uri="http://schemas.openxmlformats.org/drawingml/2006/picture">
+                <pic:pic xmlns:pic="http://schemas.openxmlformats.org/drawingml/2006/picture">
+                  <pic:nvPicPr>
+                    <pic:cNvPr id="0" name="memoria.png"/>
+                    <pic:cNvPicPr/>
+                  </pic:nvPicPr>
+                  <pic:blipFill>
+                    <a:blip r:embed="rId16"/>
+                    <a:stretch>
+                      <a:fillRect/>
+                    </a:stretch>
+                  </pic:blipFill>
+                  <pic:spPr>
+                    <a:xfrm>
+                      <a:off x="0" y="0"/>
+                      <a:ext cx="5940000" cy="1584000"/>
+                    </a:xfrm>
+                    <a:prstGeom prst="rect">
+                      <a:avLst/>
+                    </a:prstGeom>
+                  </pic:spPr>
+                </pic:pic>
+              </a:graphicData>
+            </a:graphic>
+          </wp:inline>
+        </w:drawing>
+      </w:r>
+    </w:p>
+    <w:p>
+      <w:pPr>
+        <w:jc w:val="center"/>
+      </w:pPr>
+      <w:r>
+        <w:rPr>
+          <w:i/>
+          <w:color w:val="555555"/>
+          <w:sz w:val="18"/>
+        </w:rPr>
+        <w:t>Figura 9. La memoria con varios hilos.</w:t>
+      </w:r>
+    </w:p>
+    <w:p>
+      <w:pPr>
+        <w:pStyle w:val="Listaconvietas"/>
+      </w:pPr>
+      <w:r>
+        <w:t xml:space="preserve">Una por video, creada en </w:t>
+      </w:r>
+      <w:r>
+        <w:rPr>
+          <w:rFonts w:ascii="Consolas" w:eastAsia="Consolas" w:hAnsi="Consolas"/>
+          <w:color w:val="9C2C2C"/>
+          <w:sz w:val="19"/>
+        </w:rPr>
+        <w:t>procesar_video</w:t>
+      </w:r>
+      <w:r>
+        <w:t xml:space="preserve">. Guarda por número de frame: centro, tamaño, inclinación y embedding de cada cara; borra lo más viejo que 4 alcances; un </w:t>
+      </w:r>
+      <w:r>
+        <w:rPr>
+          <w:rFonts w:ascii="Consolas" w:eastAsia="Consolas" w:hAnsi="Consolas"/>
+          <w:color w:val="9C2C2C"/>
+          <w:sz w:val="19"/>
+        </w:rPr>
+        <w:t>threading.Lock</w:t>
+      </w:r>
+      <w:r>
+        <w:t xml:space="preserve"> protege el diccionario.</w:t>
+      </w:r>
+    </w:p>
+    <w:p>
+      <w:pPr>
+        <w:pStyle w:val="Listaconvietas"/>
+      </w:pPr>
+      <w:r>
+        <w:rPr>
+          <w:rFonts w:ascii="Consolas" w:eastAsia="Consolas" w:hAnsi="Consolas"/>
+          <w:color w:val="9C2C2C"/>
+          <w:sz w:val="19"/>
+        </w:rPr>
+        <w:t>buscar(numero, lecturas)</w:t>
+      </w:r>
+      <w:r>
+        <w:t>: recorre los frames guardados d</w:t>
+      </w:r>
+      <w:r>
+        <w:t xml:space="preserve">e </w:t>
+      </w:r>
+      <w:r>
+        <w:rPr>
+          <w:rFonts w:ascii="Consolas" w:eastAsia="Consolas" w:hAnsi="Consolas"/>
+          <w:color w:val="9C2C2C"/>
+          <w:sz w:val="19"/>
+        </w:rPr>
+        <w:t>numero − alcance</w:t>
+      </w:r>
+      <w:r>
+        <w:t xml:space="preserve"> a </w:t>
+      </w:r>
+      <w:r>
+        <w:rPr>
+          <w:rFonts w:ascii="Consolas" w:eastAsia="Consolas" w:hAnsi="Consolas"/>
+          <w:color w:val="9C2C2C"/>
+          <w:sz w:val="19"/>
+        </w:rPr>
+        <w:t>numero − 1</w:t>
+      </w:r>
+      <w:r>
+        <w:t xml:space="preserve">, del más reciente al más viejo (alcance = </w:t>
+      </w:r>
+      <w:r>
+        <w:rPr>
+          <w:rFonts w:ascii="Consolas" w:eastAsia="Consolas" w:hAnsi="Consolas"/>
+          <w:color w:val="9C2C2C"/>
+          <w:sz w:val="19"/>
+        </w:rPr>
+        <w:t>SEGUNDOS_MEMORIA</w:t>
+      </w:r>
+      <w:r>
+        <w:t xml:space="preserve"> 0,5 s en frames), y devuelve el primer recuerdo de la misma cara: centro a menos de media cara, tamaño entre 0,6 y 1,6 veces y parecido del embedding ≥ </w:t>
+      </w:r>
+      <w:r>
+        <w:rPr>
+          <w:rFonts w:ascii="Consolas" w:eastAsia="Consolas" w:hAnsi="Consolas"/>
+          <w:color w:val="9C2C2C"/>
+          <w:sz w:val="19"/>
+        </w:rPr>
+        <w:t>PARECIDO_MEMO</w:t>
+      </w:r>
+      <w:r>
+        <w:rPr>
+          <w:rFonts w:ascii="Consolas" w:eastAsia="Consolas" w:hAnsi="Consolas"/>
+          <w:color w:val="9C2C2C"/>
+          <w:sz w:val="19"/>
+        </w:rPr>
+        <w:t>RIA</w:t>
+      </w:r>
+      <w:r>
+        <w:t xml:space="preserve"> (0,2) con alguna de las lecturas. Así un cambio de plano o una persona distinta en el mismo lugar no usan el recuerdo.</w:t>
+      </w:r>
+    </w:p>
+    <w:p>
+      <w:pPr>
+        <w:pStyle w:val="Listaconvietas"/>
+      </w:pPr>
+      <w:r>
+        <w:rPr>
+          <w:rFonts w:ascii="Consolas" w:eastAsia="Consolas" w:hAnsi="Consolas"/>
+          <w:color w:val="9C2C2C"/>
+          <w:sz w:val="19"/>
+        </w:rPr>
+        <w:t>con_memoria(memoria, numero, tarea)</w:t>
+      </w:r>
+      <w:r>
+        <w:t xml:space="preserve"> guarda la memoria y el número en un </w:t>
+      </w:r>
+      <w:r>
+        <w:rPr>
+          <w:rFonts w:ascii="Consolas" w:eastAsia="Consolas" w:hAnsi="Consolas"/>
+          <w:color w:val="9C2C2C"/>
+          <w:sz w:val="19"/>
+        </w:rPr>
+        <w:t>threading.local</w:t>
+      </w:r>
+      <w:r>
+        <w:t xml:space="preserve"> (</w:t>
+      </w:r>
+      <w:r>
+        <w:rPr>
+          <w:rFonts w:ascii="Consolas" w:eastAsia="Consolas" w:hAnsi="Consolas"/>
+          <w:color w:val="9C2C2C"/>
+          <w:sz w:val="19"/>
+        </w:rPr>
+        <w:t>_CONTEXTO</w:t>
+      </w:r>
+      <w:r>
+        <w:t>) mientras corre la tarea: la detec</w:t>
+      </w:r>
+      <w:r>
+        <w:t xml:space="preserve">ción los toma de ahí sin cambiar las firmas de </w:t>
+      </w:r>
+      <w:r>
+        <w:rPr>
+          <w:rFonts w:ascii="Consolas" w:eastAsia="Consolas" w:hAnsi="Consolas"/>
+          <w:color w:val="9C2C2C"/>
+          <w:sz w:val="19"/>
+        </w:rPr>
+        <w:t>cambiar_Faces</w:t>
+      </w:r>
+      <w:r>
+        <w:t xml:space="preserve"> ni del modo identidad. </w:t>
+      </w:r>
+      <w:r>
+        <w:rPr>
+          <w:rFonts w:ascii="Consolas" w:eastAsia="Consolas" w:hAnsi="Consolas"/>
+          <w:color w:val="9C2C2C"/>
+          <w:sz w:val="19"/>
+        </w:rPr>
+        <w:t>procesar_video</w:t>
+      </w:r>
+      <w:r>
+        <w:t xml:space="preserve"> envuelve tanto </w:t>
+      </w:r>
+      <w:r>
+        <w:rPr>
+          <w:rFonts w:ascii="Consolas" w:eastAsia="Consolas" w:hAnsi="Consolas"/>
+          <w:color w:val="9C2C2C"/>
+          <w:sz w:val="19"/>
+        </w:rPr>
+        <w:t>preparar</w:t>
+      </w:r>
+      <w:r>
+        <w:t xml:space="preserve"> (hilo lector, donde detecta el modo identidad) como la tarea del pool.</w:t>
+      </w:r>
+    </w:p>
+    <w:p>
+      <w:pPr>
+        <w:pStyle w:val="Listaconvietas"/>
+      </w:pPr>
+      <w:r>
+        <w:t>Los frames pueden terminar desordenados: cada uno usa el recue</w:t>
+      </w:r>
+      <w:r>
+        <w:t>rdo más reciente ya guardado dentro del alcance. Con 2 y con 4 hilos los resultados medidos fueron los mismos.</w:t>
+      </w:r>
+    </w:p>
+    <w:p>
+      <w:pPr>
+        <w:pStyle w:val="Ttulo3"/>
+      </w:pPr>
+      <w:r>
+        <w:t>Verificación</w:t>
+      </w:r>
+    </w:p>
+    <w:p>
+      <w:r>
+        <w:t xml:space="preserve">Videos de 6 s a 15 fps armados con caras de IA y procesados con </w:t>
+      </w:r>
+      <w:r>
+        <w:rPr>
+          <w:rFonts w:ascii="Consolas" w:eastAsia="Consolas" w:hAnsi="Consolas"/>
+          <w:color w:val="9C2C2C"/>
+          <w:sz w:val="19"/>
+        </w:rPr>
+        <w:t>procesar_video</w:t>
+      </w:r>
+      <w:r>
+        <w:t xml:space="preserve"> (2 hilos); se mide en cada frame si los 5 puntos qued</w:t>
+      </w:r>
+      <w:r>
+        <w:t>an a menos de 40 % de su posición exacta.</w:t>
+      </w:r>
+    </w:p>
+    <w:tbl>
+      <w:tblPr>
+        <w:tblStyle w:val="Tablaconcuadrcula"/>
+        <w:tblW w:w="0" w:type="auto"/>
+        <w:jc w:val="center"/>
+        <w:tblLook w:val="04A0" w:firstRow="1" w:lastRow="0" w:firstColumn="1" w:lastColumn="0" w:noHBand="0" w:noVBand="1"/>
+      </w:tblPr>
+      <w:tblGrid>
+        <w:gridCol w:w="4252"/>
+        <w:gridCol w:w="1587"/>
+        <w:gridCol w:w="1587"/>
+        <w:gridCol w:w="1928"/>
+      </w:tblGrid>
+      <w:tr>
+        <w:trPr>
+          <w:jc w:val="center"/>
+        </w:trPr>
+        <w:tc>
+          <w:tcPr>
+            <w:tcW w:w="4252" w:type="dxa"/>
+            <w:shd w:val="clear" w:color="auto" w:fill="1F4E79"/>
+          </w:tcPr>
+          <w:p>
+            <w:r>
+              <w:rPr>
+                <w:b/>
+                <w:color w:val="FFFFFF"/>
+                <w:sz w:val="19"/>
+              </w:rPr>
+              <w:t>Video</w:t>
+            </w:r>
+          </w:p>
+        </w:tc>
+        <w:tc>
+          <w:tcPr>
+            <w:tcW w:w="1587" w:type="dxa"/>
+            <w:shd w:val="clear" w:color="auto" w:fill="1F4E79"/>
+          </w:tcPr>
+          <w:p>
+            <w:r>
+              <w:rPr>
+                <w:b/>
+                <w:color w:val="FFFFFF"/>
+                <w:sz w:val="19"/>
+              </w:rPr>
+              <w:t>Anterior</w:t>
+            </w:r>
+          </w:p>
+        </w:tc>
+        <w:tc>
+          <w:tcPr>
+            <w:tcW w:w="1587" w:type="dxa"/>
+            <w:shd w:val="clear" w:color="auto" w:fill="1F4E79"/>
+          </w:tcPr>
+          <w:p>
+            <w:r>
+              <w:rPr>
+                <w:b/>
+                <w:color w:val="FFFFFF"/>
+                <w:sz w:val="19"/>
+              </w:rPr>
+              <w:t>Solo regla</w:t>
+            </w:r>
+          </w:p>
+        </w:tc>
+        <w:tc>
+          <w:tcPr>
+            <w:tcW w:w="1928" w:type="dxa"/>
+            <w:shd w:val="clear" w:color="auto" w:fill="1F4E79"/>
+          </w:tcPr>
+          <w:p>
+            <w:r>
+              <w:rPr>
+                <w:b/>
+                <w:color w:val="FFFFFF"/>
+                <w:sz w:val="19"/>
+              </w:rPr>
+              <w:t>Regla + memoria</w:t>
+            </w:r>
+          </w:p>
+        </w:tc>
+      </w:tr>
+      <w:tr>
+        <w:trPr>
+          <w:jc w:val="center"/>
+        </w:trPr>
+        <w:tc>
+          <w:tcPr>
+            <w:tcW w:w="4252" w:type="dxa"/>
+          </w:tcPr>
+          <w:p>
+            <w:pPr>
+              <w:spacing w:after="0"/>
+            </w:pPr>
+            <w:r>
+              <w:rPr>
+                <w:sz w:val="19"/>
+              </w:rPr>
+              <w:t>Cabeza a 45-75°, celular sobre nariz y boca 3 s</w:t>
+            </w:r>
+          </w:p>
+        </w:tc>
+        <w:tc>
+          <w:tcPr>
+            <w:tcW w:w="1587" w:type="dxa"/>
+          </w:tcPr>
+          <w:p>
+            <w:pPr>
+              <w:spacing w:after="0"/>
+            </w:pPr>
+            <w:r>
+              <w:rPr>
+                <w:sz w:val="19"/>
+              </w:rPr>
+              <w:t>29 de 90</w:t>
+            </w:r>
+          </w:p>
+        </w:tc>
+        <w:tc>
+          <w:tcPr>
+            <w:tcW w:w="1587" w:type="dxa"/>
+          </w:tcPr>
+          <w:p>
+            <w:pPr>
+              <w:spacing w:after="0"/>
+            </w:pPr>
+            <w:r>
+              <w:rPr>
+                <w:sz w:val="19"/>
+              </w:rPr>
+              <w:t>1 de 90</w:t>
+            </w:r>
+          </w:p>
+        </w:tc>
+        <w:tc>
+          <w:tcPr>
+            <w:tcW w:w="1928" w:type="dxa"/>
+          </w:tcPr>
+          <w:p>
+            <w:pPr>
+              <w:spacing w:after="0"/>
+            </w:pPr>
+            <w:r>
+              <w:rPr>
+                <w:sz w:val="19"/>
+              </w:rPr>
+              <w:t>0 de 90</w:t>
+            </w:r>
+          </w:p>
+        </w:tc>
+      </w:tr>
+      <w:tr>
+        <w:trPr>
+          <w:jc w:val="center"/>
+        </w:trPr>
+        <w:tc>
+          <w:tcPr>
+            <w:tcW w:w="4252" w:type="dxa"/>
+            <w:shd w:val="clear" w:color="auto" w:fill="EEF3F8"/>
+          </w:tcPr>
+          <w:p>
+            <w:pPr>
+              <w:spacing w:after="0"/>
+            </w:pPr>
+            <w:r>
+              <w:rPr>
+                <w:sz w:val="19"/>
+              </w:rPr>
+              <w:t>Persona boca abajo (135-165°) con celular</w:t>
+            </w:r>
+          </w:p>
+        </w:tc>
+        <w:tc>
+          <w:tcPr>
+            <w:tcW w:w="1587" w:type="dxa"/>
+            <w:shd w:val="clear" w:color="auto" w:fill="EEF3F8"/>
+          </w:tcPr>
+          <w:p>
+            <w:pPr>
+              <w:spacing w:after="0"/>
+            </w:pPr>
+            <w:r>
+              <w:rPr>
+                <w:sz w:val="19"/>
+              </w:rPr>
+              <w:t>5 de 90</w:t>
+            </w:r>
+          </w:p>
+        </w:tc>
+        <w:tc>
+          <w:tcPr>
+            <w:tcW w:w="1587" w:type="dxa"/>
+            <w:shd w:val="clear" w:color="auto" w:fill="EEF3F8"/>
+          </w:tcPr>
+          <w:p>
+            <w:pPr>
+              <w:spacing w:after="0"/>
+            </w:pPr>
+            <w:r>
+              <w:rPr>
+                <w:sz w:val="19"/>
+              </w:rPr>
+              <w:t>46 de 90</w:t>
+            </w:r>
+          </w:p>
+        </w:tc>
+        <w:tc>
+          <w:tcPr>
+            <w:tcW w:w="1928" w:type="dxa"/>
+            <w:shd w:val="clear" w:color="auto" w:fill="EEF3F8"/>
+          </w:tcPr>
+          <w:p>
+            <w:pPr>
+              <w:spacing w:after="0"/>
+            </w:pPr>
+            <w:r>
+              <w:rPr>
+                <w:sz w:val="19"/>
+              </w:rPr>
+              <w:t>0 de 90</w:t>
+            </w:r>
+          </w:p>
+        </w:tc>
+      </w:tr>
+      <w:tr>
+        <w:trPr>
+          <w:jc w:val="center"/>
+        </w:trPr>
+        <w:tc>
+          <w:tcPr>
+            <w:tcW w:w="4252" w:type="dxa"/>
+          </w:tcPr>
+          <w:p>
+            <w:pPr>
+              <w:spacing w:after="0"/>
+            </w:pPr>
+            <w:r>
+              <w:rPr>
+                <w:sz w:val="19"/>
+              </w:rPr>
+              <w:t xml:space="preserve">Cortes: otra persona en el </w:t>
+            </w:r>
+            <w:r>
+              <w:rPr>
+                <w:sz w:val="19"/>
+              </w:rPr>
+              <w:t>mismo lugar; la misma en otro lugar</w:t>
+            </w:r>
+          </w:p>
+        </w:tc>
+        <w:tc>
+          <w:tcPr>
+            <w:tcW w:w="1587" w:type="dxa"/>
+          </w:tcPr>
+          <w:p>
+            <w:pPr>
+              <w:spacing w:after="0"/>
+            </w:pPr>
+            <w:r>
+              <w:rPr>
+                <w:sz w:val="19"/>
+              </w:rPr>
+              <w:t>39 de 81</w:t>
+            </w:r>
+          </w:p>
+        </w:tc>
+        <w:tc>
+          <w:tcPr>
+            <w:tcW w:w="1587" w:type="dxa"/>
+          </w:tcPr>
+          <w:p>
+            <w:pPr>
+              <w:spacing w:after="0"/>
+            </w:pPr>
+            <w:r>
+              <w:rPr>
+                <w:sz w:val="19"/>
+              </w:rPr>
+              <w:t>0 de 81</w:t>
+            </w:r>
+          </w:p>
+        </w:tc>
+        <w:tc>
+          <w:tcPr>
+            <w:tcW w:w="1928" w:type="dxa"/>
+          </w:tcPr>
+          <w:p>
+            <w:pPr>
+              <w:spacing w:after="0"/>
+            </w:pPr>
+            <w:r>
+              <w:rPr>
+                <w:sz w:val="19"/>
+              </w:rPr>
+              <w:t>0 de 81</w:t>
+            </w:r>
+          </w:p>
+        </w:tc>
+      </w:tr>
+    </w:tbl>
+    <w:p>
+      <w:pPr>
+        <w:spacing w:after="40"/>
+      </w:pPr>
+    </w:p>
+    <w:p>
+      <w:pPr>
+        <w:pStyle w:val="Listaconvietas"/>
+      </w:pPr>
+      <w:r>
+        <w:t>525 fotos de −100° a +100° (5 caras × 21 ángulos × sin objeto, mano, celular, libro, gorro): 410 → 424 bien, ninguna peor. 250 fotos de 0° a 180°: 10 corregidas, 1 peor (una cara a 120°).</w:t>
+      </w:r>
+    </w:p>
+    <w:p>
+      <w:pPr>
+        <w:pStyle w:val="Listaconvietas"/>
+      </w:pPr>
+      <w:r>
+        <w:t>Tiemp</w:t>
+      </w:r>
+      <w:r>
+        <w:t>o detectando las caras del primer video (CPU, 2 hilos, sin otras pruebas en paralelo): 169 y 180 s antes, 188 y 189 s ahora (+8 %, con 55 de 90 frames tapados). Las caras normales no se revisan.</w:t>
+      </w:r>
+    </w:p>
+    <w:p>
+      <w:pPr>
+        <w:pStyle w:val="Listaconvietas"/>
+      </w:pPr>
+      <w:r>
+        <w:t xml:space="preserve">Con los ojos tapados (gorro) la cara no se detecta, ni antes </w:t>
+      </w:r>
+      <w:r>
+        <w:t>ni ahora.</w:t>
+      </w:r>
+    </w:p>
+    <w:p>
+      <w:pPr>
+        <w:keepNext/>
+        <w:jc w:val="center"/>
+      </w:pPr>
+      <w:r>
+        <w:rPr>
+          <w:noProof/>
+        </w:rPr>
+        <w:lastRenderedPageBreak/>
+        <w:drawing>
+          <wp:inline distT="0" distB="0" distL="0" distR="0" wp14:anchorId="7EB71EA1" wp14:editId="521EFCE0">
+            <wp:extent cx="4320000" cy="4953600"/>
+            <wp:effectExtent l="0" t="0" r="0" b="0"/>
+            <wp:docPr id="10" name="Picture 10"/>
+            <wp:cNvGraphicFramePr>
+              <a:graphicFrameLocks xmlns:a="http://schemas.openxmlformats.org/drawingml/2006/main" noChangeAspect="1"/>
+            </wp:cNvGraphicFramePr>
+            <a:graphic xmlns:a="http://schemas.openxmlformats.org/drawingml/2006/main">
+              <a:graphicData uri="http://schemas.openxmlformats.org/drawingml/2006/picture">
+                <pic:pic xmlns:pic="http://schemas.openxmlformats.org/drawingml/2006/picture">
+                  <pic:nvPicPr>
+                    <pic:cNvPr id="0" name="caras_tapadas.jpg"/>
+                    <pic:cNvPicPr/>
+                  </pic:nvPicPr>
+                  <pic:blipFill>
+                    <a:blip r:embed="rId17"/>
+                    <a:stretch>
+                      <a:fillRect/>
+                    </a:stretch>
+                  </pic:blipFill>
+                  <pic:spPr>
+                    <a:xfrm>
+                      <a:off x="0" y="0"/>
+                      <a:ext cx="4320000" cy="4953600"/>
+                    </a:xfrm>
+                    <a:prstGeom prst="rect">
+                      <a:avLst/>
+                    </a:prstGeom>
+                  </pic:spPr>
+                </pic:pic>
+              </a:graphicData>
+            </a:graphic>
+          </wp:inline>
+        </w:drawing>
+      </w:r>
+    </w:p>
+    <w:p>
+      <w:pPr>
+        <w:jc w:val="center"/>
+      </w:pPr>
+      <w:r>
+        <w:rPr>
+          <w:i/>
+          <w:color w:val="555555"/>
+          <w:sz w:val="18"/>
+        </w:rPr>
+        <w:t>Figura 10. Cambio de cara en el video del celular: anterior (medio) y ahora (abajo).</w:t>
+      </w:r>
+    </w:p>
+    <w:p>
+      <w:pPr>
+        <w:pStyle w:val="Ttulo1"/>
+      </w:pPr>
+      <w:bookmarkStart w:id="12" w:name="_Toc244049319"/>
+      <w:r>
+        <w:t>5. Asignación de caras</w:t>
+      </w:r>
+      <w:bookmarkEnd w:id="12"/>
+    </w:p>
+    <w:p>
+      <w:pPr>
+        <w:pStyle w:val="Ttulo2"/>
+      </w:pPr>
+      <w:bookmarkStart w:id="13" w:name="_Toc244049320"/>
+      <w:r>
+        <w:t>5.1 Por posición</w:t>
+      </w:r>
+      <w:bookmarkEnd w:id="13"/>
+    </w:p>
+    <w:p>
+      <w:r>
+        <w:t>Los índices se emparejan de a pares (</w:t>
+      </w:r>
+      <w:r>
+        <w:rPr>
+          <w:rFonts w:ascii="Consolas" w:eastAsia="Consolas" w:hAnsi="Consolas"/>
+          <w:color w:val="9C2C2C"/>
+          <w:sz w:val="19"/>
+        </w:rPr>
+        <w:t>zip(indices_src, indices_dst)</w:t>
+      </w:r>
+      <w:r>
+        <w:t xml:space="preserve">). Un par cuyo índice no existe en ese frame se </w:t>
+      </w:r>
+      <w:r>
+        <w:t>salta, así una misma fuente puede ir a varias caras (</w:t>
+      </w:r>
+      <w:r>
+        <w:rPr>
+          <w:rFonts w:ascii="Consolas" w:eastAsia="Consolas" w:hAnsi="Consolas"/>
+          <w:color w:val="9C2C2C"/>
+          <w:sz w:val="19"/>
+        </w:rPr>
         <w:t>0,0 → 0,1</w:t>
       </w:r>
       <w:r>
-        <w:t xml:space="preserve">) y un frame con </w:t>
-      </w:r>
-      <w:r>
-        <w:t>menos personas no falla.</w:t>
+        <w:t>) y un frame con menos personas no falla.</w:t>
       </w:r>
     </w:p>
     <w:p>
@@ -4921,18 +8045,21 @@
         <w:t xml:space="preserve">Limitación: </w:t>
       </w:r>
       <w:r>
-        <w:t>La CLI no valida antes de empezar que los índices fuente existan en la foto fuente (la interfaz sí lo hace). Un índice inexistente hace que ese par se salte en todos los frames sin aviso.</w:t>
+        <w:t xml:space="preserve">La CLI no valida antes de empezar que los índices fuente existan en la foto fuente (la interfaz sí lo hace). Un índice inexistente hace que </w:t>
+      </w:r>
+      <w:r>
+        <w:t>ese par se salte en todos los frames sin aviso.</w:t>
       </w:r>
     </w:p>
     <w:p>
       <w:pPr>
         <w:pStyle w:val="Ttulo2"/>
       </w:pPr>
-      <w:bookmarkStart w:id="11" w:name="_Toc243933971"/>
+      <w:bookmarkStart w:id="14" w:name="_Toc244049321"/>
       <w:r>
         <w:t>5.2 Por identidad</w:t>
       </w:r>
-      <w:bookmarkEnd w:id="11"/>
+      <w:bookmarkEnd w:id="14"/>
     </w:p>
     <w:p>
       <w:r>
@@ -4941,7 +8068,10 @@
           <w:color w:val="9C2C2C"/>
           <w:sz w:val="19"/>
         </w:rPr>
-        <w:t>Registro_Iden</w:t>
+        <w:t>Registro_Identidades</w:t>
+      </w:r>
+      <w:r>
+        <w:t xml:space="preserve"> guarda una o varias referencias (embeddings normalizados) por identidad y </w:t>
       </w:r>
       <w:r>
         <w:rPr>
@@ -4949,10 +8079,29 @@
           <w:color w:val="9C2C2C"/>
           <w:sz w:val="19"/>
         </w:rPr>
-        <w:t>tidades</w:t>
-      </w:r>
-      <w:r>
-        <w:t xml:space="preserve"> guarda una o varias referencias (embeddings normalizados) por identidad y </w:t>
+        <w:t>asignar</w:t>
+      </w:r>
+      <w:r>
+        <w:t xml:space="preserve"> empareja de forma voraz por mayor similitud coseno (umbral 0.35), sin repetir caras ni </w:t>
+      </w:r>
+      <w:r>
+        <w:t>identidades. Con referencias múltiples, cuenta la toma más parecida.</w:t>
+      </w:r>
+    </w:p>
+    <w:p>
+      <w:pPr>
+        <w:pStyle w:val="Ttulo3"/>
+      </w:pPr>
+      <w:r>
+        <w:t>Análisis previo de personas (core/Personas.py)</w:t>
+      </w:r>
+    </w:p>
+    <w:p>
+      <w:pPr>
+        <w:pStyle w:val="Listaconvietas"/>
+      </w:pPr>
+      <w:r>
+        <w:t xml:space="preserve">Recorre el video a </w:t>
       </w:r>
       <w:r>
         <w:rPr>
@@ -4960,29 +8109,10 @@
           <w:color w:val="9C2C2C"/>
           <w:sz w:val="19"/>
         </w:rPr>
-        <w:t>asignar</w:t>
-      </w:r>
-      <w:r>
-        <w:t xml:space="preserve"> empareja de forma voraz por mayor similitud coseno (umbral 0.35), sin repetir caras ni identidades. Con referencias múltiples, cuenta la toma más parecida.</w:t>
-      </w:r>
-    </w:p>
-    <w:p>
-      <w:pPr>
-        <w:pStyle w:val="Ttulo3"/>
-      </w:pPr>
-      <w:r>
-        <w:t>Análisis p</w:t>
-      </w:r>
-      <w:r>
-        <w:t>revio de personas (core/Personas.py)</w:t>
-      </w:r>
-    </w:p>
-    <w:p>
-      <w:pPr>
-        <w:pStyle w:val="Listaconvietas"/>
-      </w:pPr>
-      <w:r>
-        <w:t xml:space="preserve">Recorre el video a </w:t>
+        <w:t>FPS</w:t>
+      </w:r>
+      <w:r>
+        <w:t xml:space="preserve"> = 1 frame por segundo, como máximo </w:t>
       </w:r>
       <w:r>
         <w:rPr>
@@ -4990,10 +8120,10 @@
           <w:color w:val="9C2C2C"/>
           <w:sz w:val="19"/>
         </w:rPr>
-        <w:t>FPS</w:t>
-      </w:r>
-      <w:r>
-        <w:t xml:space="preserve"> = 1 frame por segundo, como máximo </w:t>
+        <w:t>MAX_FRAMES</w:t>
+      </w:r>
+      <w:r>
+        <w:t xml:space="preserve"> = 300 repartidos en todo el video (</w:t>
       </w:r>
       <w:r>
         <w:rPr>
@@ -5001,10 +8131,13 @@
           <w:color w:val="9C2C2C"/>
           <w:sz w:val="19"/>
         </w:rPr>
-        <w:t>MAX_FRAMES</w:t>
-      </w:r>
-      <w:r>
-        <w:t xml:space="preserve"> = 300 repartidos en todo el video (</w:t>
+        <w:t>Modelo_Cara.frames_video</w:t>
+      </w:r>
+      <w:r>
+        <w:t>). Configura</w:t>
+      </w:r>
+      <w:r>
+        <w:t xml:space="preserve">ble: </w:t>
       </w:r>
       <w:r>
         <w:rPr>
@@ -5012,10 +8145,10 @@
           <w:color w:val="9C2C2C"/>
           <w:sz w:val="19"/>
         </w:rPr>
-        <w:t>Modelo_Cara.frames_video</w:t>
-      </w:r>
-      <w:r>
-        <w:t xml:space="preserve">). Configurable: </w:t>
+        <w:t>--personas-fps</w:t>
+      </w:r>
+      <w:r>
+        <w:t xml:space="preserve">, </w:t>
       </w:r>
       <w:r>
         <w:rPr>
@@ -5023,10 +8156,46 @@
           <w:color w:val="9C2C2C"/>
           <w:sz w:val="19"/>
         </w:rPr>
-        <w:t>--personas-fps</w:t>
-      </w:r>
-      <w:r>
-        <w:t xml:space="preserve">, </w:t>
+        <w:t>--personas-max</w:t>
+      </w:r>
+      <w:r>
+        <w:t>.</w:t>
+      </w:r>
+    </w:p>
+    <w:p>
+      <w:pPr>
+        <w:pStyle w:val="Listaconvietas"/>
+      </w:pPr>
+      <w:r>
+        <w:lastRenderedPageBreak/>
+        <w:t>Agrupa las caras por persona (similitud con el promedio del grupo ≥ 0.35, una persona por cara en cada frame). Las caras borrosas o de perfil (calidad 0) no crean grupos.</w:t>
+      </w:r>
+    </w:p>
+    <w:p>
+      <w:pPr>
+        <w:pStyle w:val="Listaconvietas"/>
+      </w:pPr>
+      <w:r>
+        <w:t xml:space="preserve">Une grupos con promedios parecidos (≥ 0.45) que </w:t>
+      </w:r>
+      <w:r>
+        <w:t>nunca aparecen en el mismo frame.</w:t>
+      </w:r>
+    </w:p>
+    <w:p>
+      <w:pPr>
+        <w:pStyle w:val="Listaconvietas"/>
+      </w:pPr>
+      <w:r>
+        <w:t>Ordena por apariciones (0 = la que más aparece) y guarda por persona el promedio y hasta 5 tomas de buena calidad con similitud entre sí &lt; 0.8 (variadas).</w:t>
+      </w:r>
+    </w:p>
+    <w:p>
+      <w:pPr>
+        <w:pStyle w:val="Listaconvietas"/>
+      </w:pPr>
+      <w:r>
+        <w:t xml:space="preserve">Caché en </w:t>
       </w:r>
       <w:r>
         <w:rPr>
@@ -5034,48 +8203,10 @@
           <w:color w:val="9C2C2C"/>
           <w:sz w:val="19"/>
         </w:rPr>
-        <w:t>--personas-max</w:t>
-      </w:r>
-      <w:r>
-        <w:t>.</w:t>
-      </w:r>
-    </w:p>
-    <w:p>
-      <w:pPr>
-        <w:pStyle w:val="Listaconvietas"/>
-      </w:pPr>
-      <w:r>
-        <w:t xml:space="preserve">Agrupa las caras por persona </w:t>
-      </w:r>
-      <w:r>
-        <w:t>(similitud con el promedio del grupo ≥ 0.35, una persona por cara en cada frame). Las caras borrosas o de perfil (calidad 0) no crean grupos.</w:t>
-      </w:r>
-    </w:p>
-    <w:p>
-      <w:pPr>
-        <w:pStyle w:val="Listaconvietas"/>
-      </w:pPr>
-      <w:r>
-        <w:t>Une grupos con promedios parecidos (≥ 0.45) que nunca aparecen en el mismo frame.</w:t>
-      </w:r>
-    </w:p>
-    <w:p>
-      <w:pPr>
-        <w:pStyle w:val="Listaconvietas"/>
-      </w:pPr>
-      <w:r>
-        <w:t>Ordena por apariciones (0 = la q</w:t>
-      </w:r>
-      <w:r>
-        <w:t>ue más aparece) y guarda por persona el promedio y hasta 5 tomas de buena calidad con similitud entre sí &lt; 0.8 (variadas).</w:t>
-      </w:r>
-    </w:p>
-    <w:p>
-      <w:pPr>
-        <w:pStyle w:val="Listaconvietas"/>
-      </w:pPr>
-      <w:r>
-        <w:t xml:space="preserve">Caché en </w:t>
+        <w:t>&lt;salida&gt;/&lt;video&gt;_personas/personas.json</w:t>
+      </w:r>
+      <w:r>
+        <w:t xml:space="preserve"> + </w:t>
       </w:r>
       <w:r>
         <w:rPr>
@@ -5083,10 +8214,21 @@
           <w:color w:val="9C2C2C"/>
           <w:sz w:val="19"/>
         </w:rPr>
-        <w:t>&lt;salida&gt;/&lt;video&gt;_personas/personas.json</w:t>
-      </w:r>
-      <w:r>
-        <w:t xml:space="preserve"> + </w:t>
+        <w:t>persona_N.jpg</w:t>
+      </w:r>
+      <w:r>
+        <w:t>, c</w:t>
+      </w:r>
+      <w:r>
+        <w:t>on clave de video (ruta, tamaño, fecha), género, fps, máximo y versión.</w:t>
+      </w:r>
+    </w:p>
+    <w:p>
+      <w:pPr>
+        <w:pStyle w:val="Listaconvietas"/>
+      </w:pPr>
+      <w:r>
+        <w:t>Durante el proceso las identidades quedan fijas (</w:t>
       </w:r>
       <w:r>
         <w:rPr>
@@ -5094,21 +8236,31 @@
           <w:color w:val="9C2C2C"/>
           <w:sz w:val="19"/>
         </w:rPr>
-        <w:t>persona_N.jpg</w:t>
-      </w:r>
-      <w:r>
-        <w:t>, con clave de video (ruta, tamaño, fecha), género, fps, máximo y ver</w:t>
-      </w:r>
-      <w:r>
-        <w:t>sión.</w:t>
-      </w:r>
+        <w:t>Registro_Identidades.fijar</w:t>
+      </w:r>
+      <w:r>
+        <w:t>): todas las personas tienen referencia, así los extras no se confunden con las personas pedidas.</w:t>
+      </w:r>
+    </w:p>
+    <w:p>
+      <w:pPr>
+        <w:pStyle w:val="Ttulo1"/>
+      </w:pPr>
+      <w:bookmarkStart w:id="15" w:name="_Toc244049322"/>
+      <w:r>
+        <w:t>6. Video (c</w:t>
+      </w:r>
+      <w:r>
+        <w:t>ore/Proceso_Video.py)</w:t>
+      </w:r>
+      <w:bookmarkEnd w:id="15"/>
     </w:p>
     <w:p>
       <w:pPr>
         <w:pStyle w:val="Listaconvietas"/>
       </w:pPr>
       <w:r>
-        <w:t>Durante el proceso las identidades quedan fijas (</w:t>
+        <w:t xml:space="preserve">Un hilo lector lee los frames con OpenCV y llama a </w:t>
       </w:r>
       <w:r>
         <w:rPr>
@@ -5116,31 +8268,10 @@
           <w:color w:val="9C2C2C"/>
           <w:sz w:val="19"/>
         </w:rPr>
-        <w:t>Registro_Identidades.fijar</w:t>
-      </w:r>
-      <w:r>
-        <w:t>): todas las personas tienen referencia, así los extras no se confunden con las personas pedidas.</w:t>
-      </w:r>
-    </w:p>
-    <w:p>
-      <w:pPr>
-        <w:pStyle w:val="Ttulo1"/>
-      </w:pPr>
-      <w:bookmarkStart w:id="12" w:name="_Toc243933972"/>
-      <w:r>
-        <w:t>6. Video (core/Proceso_Video.py)</w:t>
-      </w:r>
-      <w:bookmarkEnd w:id="12"/>
-    </w:p>
-    <w:p>
-      <w:pPr>
-        <w:pStyle w:val="Listaconvietas"/>
-      </w:pPr>
-      <w:r>
-        <w:t>Un hilo lector lee los frames con OpenCV y l</w:t>
-      </w:r>
-      <w:r>
-        <w:t xml:space="preserve">lama a </w:t>
+        <w:t>preparar(frame, numero)</w:t>
+      </w:r>
+      <w:r>
+        <w:t xml:space="preserve"> en orden (ahí se hace el registro de identidades); los cambios corren en un pool de </w:t>
       </w:r>
       <w:r>
         <w:rPr>
@@ -5148,10 +8279,10 @@
           <w:color w:val="9C2C2C"/>
           <w:sz w:val="19"/>
         </w:rPr>
-        <w:t>preparar(frame, numero)</w:t>
-      </w:r>
-      <w:r>
-        <w:t xml:space="preserve"> en orden (ahí se hace el registro de identidades); los cambios corren en un pool de </w:t>
+        <w:t>hilos</w:t>
+      </w:r>
+      <w:r>
+        <w:t xml:space="preserve"> hilos. Las dos cosas se envuelven con </w:t>
       </w:r>
       <w:r>
         <w:rPr>
@@ -5159,10 +8290,13 @@
           <w:color w:val="9C2C2C"/>
           <w:sz w:val="19"/>
         </w:rPr>
-        <w:t>hilos</w:t>
-      </w:r>
-      <w:r>
-        <w:t xml:space="preserve"> hilos.</w:t>
+        <w:t>con_memoria</w:t>
+      </w:r>
+      <w:r>
+        <w:t xml:space="preserve"> para que la detecci</w:t>
+      </w:r>
+      <w:r>
+        <w:t>ón use la memoria de orientación del video (4.8).</w:t>
       </w:r>
     </w:p>
     <w:p>
@@ -5208,7 +8342,10 @@
           <w:color w:val="9C2C2C"/>
           <w:sz w:val="19"/>
         </w:rPr>
-        <w:t>.mk</w:t>
+        <w:t>.mkv</w:t>
+      </w:r>
+      <w:r>
+        <w:t xml:space="preserve"> o </w:t>
       </w:r>
       <w:r>
         <w:rPr>
@@ -5216,70 +8353,94 @@
           <w:color w:val="9C2C2C"/>
           <w:sz w:val="19"/>
         </w:rPr>
-        <w:t>v</w:t>
-      </w:r>
-      <w:r>
-        <w:t xml:space="preserve"> o </w:t>
-      </w:r>
+        <w:t>.mp4</w:t>
+      </w:r>
+      <w:r>
+        <w:t xml:space="preserve"> fragmentado que aguantan cortes.</w:t>
+      </w:r>
+    </w:p>
+    <w:p>
+      <w:pPr>
+        <w:pStyle w:val="Listaconvietas"/>
+      </w:pPr>
       <w:r>
         <w:rPr>
           <w:rFonts w:ascii="Consolas" w:eastAsia="Consolas" w:hAnsi="Consolas"/>
           <w:color w:val="9C2C2C"/>
           <w:sz w:val="19"/>
         </w:rPr>
-        <w:t>.mp4</w:t>
-      </w:r>
-      <w:r>
-        <w:t xml:space="preserve"> fragmentado que aguantan cortes.</w:t>
-      </w:r>
-    </w:p>
-    <w:p>
-      <w:pPr>
-        <w:pStyle w:val="Listaconvietas"/>
-      </w:pPr>
+        <w:t>Trabajo_Video</w:t>
+      </w:r>
+      <w:r>
+        <w:t xml:space="preserve"> guarda el estado en </w:t>
+      </w:r>
       <w:r>
         <w:rPr>
           <w:rFonts w:ascii="Consolas" w:eastAsia="Consolas" w:hAnsi="Consolas"/>
           <w:color w:val="9C2C2C"/>
           <w:sz w:val="19"/>
         </w:rPr>
-        <w:t>Trabajo_Video</w:t>
-      </w:r>
-      <w:r>
-        <w:t xml:space="preserve"> guarda el estado en </w:t>
-      </w:r>
+        <w:t>&lt;salida&gt;.partes/</w:t>
+      </w:r>
+      <w:r>
+        <w:t xml:space="preserve">: partes terminadas, frames hechos, estado de identidades y una </w:t>
+      </w:r>
+      <w:r>
+        <w:rPr>
+          <w:b/>
+        </w:rPr>
+        <w:t>firma</w:t>
+      </w:r>
+      <w:r>
+        <w:t xml:space="preserve"> con las opciones que cambian la imagen. Para continuar, la firma y el video deben coincidir.</w:t>
+      </w:r>
+    </w:p>
+    <w:p>
+      <w:pPr>
+        <w:pStyle w:val="Listaconvietas"/>
+      </w:pPr>
       <w:r>
         <w:rPr>
           <w:rFonts w:ascii="Consolas" w:eastAsia="Consolas" w:hAnsi="Consolas"/>
           <w:color w:val="9C2C2C"/>
           <w:sz w:val="19"/>
         </w:rPr>
-        <w:t>&lt;salida&gt;.partes/</w:t>
-      </w:r>
-      <w:r>
-        <w:t xml:space="preserve">: partes terminadas, frames hechos, estado de identidades y una </w:t>
-      </w:r>
-      <w:r>
-        <w:rPr>
-          <w:b/>
-        </w:rPr>
-        <w:t>firma</w:t>
-      </w:r>
-      <w:r>
-        <w:t xml:space="preserve"> con las opciones que cambian la imagen. Para continuar, la firma y el video deben coincidir.</w:t>
-      </w:r>
-    </w:p>
-    <w:p>
-      <w:pPr>
-        <w:pStyle w:val="Listaconvietas"/>
-      </w:pPr>
+        <w:t>unir</w:t>
+      </w:r>
+      <w:r>
+        <w:t xml:space="preserve"> concatena las partes sin recomprimir y les pone el </w:t>
+      </w:r>
+      <w:r>
+        <w:t>audio original (copiado, o AAC si no entra en el formato). Con fragmento, recorta el tramo de audio correspondiente.</w:t>
+      </w:r>
+    </w:p>
+    <w:p>
+      <w:pPr>
+        <w:pStyle w:val="Ttulo2"/>
+      </w:pPr>
+      <w:bookmarkStart w:id="16" w:name="_Toc244049323"/>
+      <w:r>
+        <w:t>6.1 Videos de ritmo variable o con el audio corrido</w:t>
+      </w:r>
+      <w:bookmarkEnd w:id="16"/>
+    </w:p>
+    <w:p>
+      <w:r>
+        <w:t>Los frames se escriben a ritmo fijo y el audio se pega desde el principio, así que el r</w:t>
+      </w:r>
+      <w:r>
+        <w:t xml:space="preserve">esultado solo coincide con el original si este tiene ritmo fijo y audio e imagen empiezan juntos. </w:t>
+      </w:r>
       <w:r>
         <w:rPr>
           <w:rFonts w:ascii="Consolas" w:eastAsia="Consolas" w:hAnsi="Consolas"/>
           <w:color w:val="9C2C2C"/>
           <w:sz w:val="19"/>
         </w:rPr>
-        <w:t>u</w:t>
+        <w:t>problemas_de_tiempo</w:t>
+      </w:r>
+      <w:r>
+        <w:t xml:space="preserve"> lo revisa con ffprobe (</w:t>
       </w:r>
       <w:r>
         <w:rPr>
@@ -5287,28 +8448,10 @@
           <w:color w:val="9C2C2C"/>
           <w:sz w:val="19"/>
         </w:rPr>
-        <w:t>nir</w:t>
-      </w:r>
-      <w:r>
-        <w:t xml:space="preserve"> concatena las partes sin recomprimir y les pone el audio original (copiado, o AAC si no entra en el formato). Con fragmento, recorta el tramo de audio correspondiente.</w:t>
-      </w:r>
-    </w:p>
-    <w:p>
-      <w:pPr>
-        <w:pStyle w:val="Ttulo2"/>
-      </w:pPr>
-      <w:bookmarkStart w:id="13" w:name="_Toc243933973"/>
-      <w:r>
-        <w:t>6.1 Videos de ritmo variable o con el audio corrido</w:t>
-      </w:r>
-      <w:bookmarkEnd w:id="13"/>
-    </w:p>
-    <w:p>
-      <w:r>
-        <w:t>Los frames se escriben a ritmo f</w:t>
-      </w:r>
-      <w:r>
-        <w:t xml:space="preserve">ijo y el audio se pega desde el principio, así que el resultado solo coincide con el original si este tiene ritmo fijo y audio e imagen empiezan juntos. </w:t>
+        <w:t>r_frame_rate</w:t>
+      </w:r>
+      <w:r>
+        <w:t xml:space="preserve"> contra </w:t>
       </w:r>
       <w:r>
         <w:rPr>
@@ -5316,10 +8459,10 @@
           <w:color w:val="9C2C2C"/>
           <w:sz w:val="19"/>
         </w:rPr>
-        <w:t>problemas_de_tiempo</w:t>
-      </w:r>
-      <w:r>
-        <w:t xml:space="preserve"> lo revisa con ffprobe (</w:t>
+        <w:t>avg_frame_rate</w:t>
+      </w:r>
+      <w:r>
+        <w:t xml:space="preserve">, diferencia &gt; 1 %; </w:t>
       </w:r>
       <w:r>
         <w:rPr>
@@ -5327,10 +8470,13 @@
           <w:color w:val="9C2C2C"/>
           <w:sz w:val="19"/>
         </w:rPr>
-        <w:t>r_frame_rate</w:t>
-      </w:r>
-      <w:r>
-        <w:t xml:space="preserve"> contra </w:t>
+        <w:t>start_time</w:t>
+      </w:r>
+      <w:r>
+        <w:t xml:space="preserve"> de video y audio, diferencia &gt; 20 ms). Si hay un p</w:t>
+      </w:r>
+      <w:r>
+        <w:t xml:space="preserve">roblema, </w:t>
       </w:r>
       <w:r>
         <w:rPr>
@@ -5338,10 +8484,10 @@
           <w:color w:val="9C2C2C"/>
           <w:sz w:val="19"/>
         </w:rPr>
-        <w:t>avg_frame_rate</w:t>
-      </w:r>
-      <w:r>
-        <w:t xml:space="preserve">, diferencia &gt; 1 %; </w:t>
+        <w:t>normalizar</w:t>
+      </w:r>
+      <w:r>
+        <w:t xml:space="preserve"> crea </w:t>
       </w:r>
       <w:r>
         <w:rPr>
@@ -5349,7 +8495,10 @@
           <w:color w:val="9C2C2C"/>
           <w:sz w:val="19"/>
         </w:rPr>
-        <w:t>start_</w:t>
+        <w:t>&lt;salida&gt;.partes/normalizado.mkv</w:t>
+      </w:r>
+      <w:r>
+        <w:t>: el tramo pedido cortado por tiempo, a ritmo fijo (</w:t>
       </w:r>
       <w:r>
         <w:rPr>
@@ -5357,10 +8506,10 @@
           <w:color w:val="9C2C2C"/>
           <w:sz w:val="19"/>
         </w:rPr>
-        <w:t>time</w:t>
-      </w:r>
-      <w:r>
-        <w:t xml:space="preserve"> de video y audio, diferencia &gt; 20 ms). Si hay un problema, </w:t>
+        <w:t>fps=…:start_time=0</w:t>
+      </w:r>
+      <w:r>
+        <w:t>, repite el primer frame si a la imagen le falta el principio) y con el audio alineado (</w:t>
       </w:r>
       <w:r>
         <w:rPr>
@@ -5368,46 +8517,13 @@
           <w:color w:val="9C2C2C"/>
           <w:sz w:val="19"/>
         </w:rPr>
-        <w:t>normalizar</w:t>
-      </w:r>
-      <w:r>
-        <w:t xml:space="preserve"> crea </w:t>
-      </w:r>
-      <w:r>
-        <w:rPr>
-          <w:rFonts w:ascii="Consolas" w:eastAsia="Consolas" w:hAnsi="Consolas"/>
-          <w:color w:val="9C2C2C"/>
-          <w:sz w:val="19"/>
-        </w:rPr>
-        <w:t>&lt;salida&gt;.partes/normalizado.mkv</w:t>
-      </w:r>
-      <w:r>
-        <w:t>: el tramo pedido cortado por tiempo, a ritmo fijo (</w:t>
-      </w:r>
-      <w:r>
-        <w:rPr>
-          <w:rFonts w:ascii="Consolas" w:eastAsia="Consolas" w:hAnsi="Consolas"/>
-          <w:color w:val="9C2C2C"/>
-          <w:sz w:val="19"/>
-        </w:rPr>
-        <w:t>fps=…:start_time=0</w:t>
-      </w:r>
-      <w:r>
-        <w:t>, repite el primer frame si a la imagen le falta el principio) y con el aud</w:t>
-      </w:r>
-      <w:r>
-        <w:t>io alineado (</w:t>
-      </w:r>
-      <w:r>
-        <w:rPr>
-          <w:rFonts w:ascii="Consolas" w:eastAsia="Consolas" w:hAnsi="Consolas"/>
-          <w:color w:val="9C2C2C"/>
-          <w:sz w:val="19"/>
-        </w:rPr>
         <w:t>aresample=async=1:first_pts=0</w:t>
       </w:r>
       <w:r>
-        <w:t>, PCM). Se procesa esa copia y el audio final sale de ella. Al continuar un video cortado se reutiliza.</w:t>
+        <w:t>, PCM). Se pr</w:t>
+      </w:r>
+      <w:r>
+        <w:t>ocesa esa copia y el audio final sale de ella. Al continuar un video cortado se reutiliza.</w:t>
       </w:r>
     </w:p>
     <w:tbl>
@@ -5438,7 +8554,6 @@
                 <w:color w:val="FFFFFF"/>
                 <w:sz w:val="19"/>
               </w:rPr>
-              <w:lastRenderedPageBreak/>
               <w:t>Video de origen</w:t>
             </w:r>
           </w:p>
@@ -5546,13 +8661,7 @@
               <w:rPr>
                 <w:sz w:val="19"/>
               </w:rPr>
-              <w:t xml:space="preserve">Ritmo </w:t>
-            </w:r>
-            <w:r>
-              <w:rPr>
-                <w:sz w:val="19"/>
-              </w:rPr>
-              <w:t>variable, completo</w:t>
+              <w:t>Ritmo variable, completo</w:t>
             </w:r>
           </w:p>
         </w:tc>
@@ -5607,7 +8716,13 @@
               <w:rPr>
                 <w:sz w:val="19"/>
               </w:rPr>
-              <w:t>Ritmo variable, fragmentos</w:t>
+              <w:t xml:space="preserve">Ritmo variable, </w:t>
+            </w:r>
+            <w:r>
+              <w:rPr>
+                <w:sz w:val="19"/>
+              </w:rPr>
+              <w:t>fragmentos</w:t>
             </w:r>
           </w:p>
         </w:tc>
@@ -5708,21 +8823,18 @@
     </w:p>
     <w:p>
       <w:r>
-        <w:t xml:space="preserve">Medido con videos sintéticos con un destello y un pitido en </w:t>
-      </w:r>
-      <w:r>
-        <w:t>cada segundo.</w:t>
+        <w:t>Medido con videos sintéticos con un destello y un pitido en cada segundo.</w:t>
       </w:r>
     </w:p>
     <w:p>
       <w:pPr>
         <w:pStyle w:val="Ttulo2"/>
       </w:pPr>
-      <w:bookmarkStart w:id="14" w:name="_Toc243933974"/>
+      <w:bookmarkStart w:id="17" w:name="_Toc244049324"/>
       <w:r>
         <w:t>6.2 Video de prueba</w:t>
       </w:r>
-      <w:bookmarkEnd w:id="14"/>
+      <w:bookmarkEnd w:id="17"/>
     </w:p>
     <w:p>
       <w:r>
@@ -5731,10 +8843,7 @@
           <w:color w:val="9C2C2C"/>
           <w:sz w:val="19"/>
         </w:rPr>
-        <w:t>procesar_video(..., fps_prueba=N)</w:t>
-      </w:r>
-      <w:r>
-        <w:t xml:space="preserve"> usa el mismo camino: normaliza el tramo a N fps (</w:t>
+        <w:t xml:space="preserve">procesar_video(..., </w:t>
       </w:r>
       <w:r>
         <w:rPr>
@@ -5742,10 +8851,10 @@
           <w:color w:val="9C2C2C"/>
           <w:sz w:val="19"/>
         </w:rPr>
-        <w:t>normalizar</w:t>
-      </w:r>
-      <w:r>
-        <w:t>), escribe las partes a N fps y toma el audio de la copia. La interfaz (</w:t>
+        <w:t>fps_prueba=N)</w:t>
+      </w:r>
+      <w:r>
+        <w:t xml:space="preserve"> usa el mismo camino: normaliza el tramo a N fps (</w:t>
       </w:r>
       <w:r>
         <w:rPr>
@@ -5753,10 +8862,10 @@
           <w:color w:val="9C2C2C"/>
           <w:sz w:val="19"/>
         </w:rPr>
-        <w:t>probar_video</w:t>
-      </w:r>
-      <w:r>
-        <w:t>) y la CLI (</w:t>
+        <w:t>normalizar</w:t>
+      </w:r>
+      <w:r>
+        <w:t>), escribe las partes a N fps y toma el audio de la copia. La interfaz (</w:t>
       </w:r>
       <w:r>
         <w:rPr>
@@ -5764,13 +8873,10 @@
           <w:color w:val="9C2C2C"/>
           <w:sz w:val="19"/>
         </w:rPr>
-        <w:t>--prueba</w:t>
-      </w:r>
-      <w:r>
-        <w:t>) usan el fragmento elegi</w:t>
-      </w:r>
-      <w:r>
-        <w:t xml:space="preserve">do o los primeros </w:t>
+        <w:t>probar_video</w:t>
+      </w:r>
+      <w:r>
+        <w:t>) y la CLI (</w:t>
       </w:r>
       <w:r>
         <w:rPr>
@@ -5778,10 +8884,10 @@
           <w:color w:val="9C2C2C"/>
           <w:sz w:val="19"/>
         </w:rPr>
-        <w:t>SEGUNDOS_PRUEBA</w:t>
-      </w:r>
-      <w:r>
-        <w:t xml:space="preserve"> (10) segundos, </w:t>
+        <w:t>--prueba</w:t>
+      </w:r>
+      <w:r>
+        <w:t xml:space="preserve">) usan el fragmento elegido o los primeros </w:t>
       </w:r>
       <w:r>
         <w:rPr>
@@ -5789,10 +8895,10 @@
           <w:color w:val="9C2C2C"/>
           <w:sz w:val="19"/>
         </w:rPr>
-        <w:t>FPS_PRUEBA</w:t>
-      </w:r>
-      <w:r>
-        <w:t xml:space="preserve"> (10) por defecto, y guardan </w:t>
+        <w:t>SEGUNDOS_PRUEBA</w:t>
+      </w:r>
+      <w:r>
+        <w:t xml:space="preserve"> (10) segundos, </w:t>
       </w:r>
       <w:r>
         <w:rPr>
@@ -5800,46 +8906,18 @@
           <w:color w:val="9C2C2C"/>
           <w:sz w:val="19"/>
         </w:rPr>
-        <w:t>&lt;salida&gt;_prueba.mp4</w:t>
-      </w:r>
-      <w:r>
-        <w:t>, siempre empezando de cero. Con pocos fps cada imagen puede quedar hasta medio frame corrida respecto del sonido (50 ms a 10 fps).</w:t>
-      </w:r>
-    </w:p>
-    <w:p>
-      <w:pPr>
-        <w:pStyle w:val="Ttulo1"/>
-      </w:pPr>
-      <w:bookmarkStart w:id="15" w:name="_Toc243933975"/>
-      <w:r>
-        <w:t>7. Carpetas, mode</w:t>
-      </w:r>
-      <w:r>
-        <w:t>los, configuraciones y ZIP</w:t>
-      </w:r>
-      <w:bookmarkEnd w:id="15"/>
-    </w:p>
-    <w:p>
-      <w:pPr>
-        <w:pStyle w:val="Ttulo2"/>
-      </w:pPr>
-      <w:bookmarkStart w:id="16" w:name="_Toc243933976"/>
-      <w:r>
-        <w:t>7.1 Carpeta como destino (Proceso_Carpeta)</w:t>
-      </w:r>
-      <w:bookmarkEnd w:id="16"/>
-    </w:p>
-    <w:p>
+        <w:t>FPS_P</w:t>
+      </w:r>
       <w:r>
         <w:rPr>
           <w:rFonts w:ascii="Consolas" w:eastAsia="Consolas" w:hAnsi="Consolas"/>
           <w:color w:val="9C2C2C"/>
           <w:sz w:val="19"/>
         </w:rPr>
-        <w:t>imagenes_carpeta</w:t>
-      </w:r>
-      <w:r>
-        <w:t xml:space="preserve"> lista las imágenes del primer nivel en orden de nombre; </w:t>
+        <w:t>RUEBA</w:t>
+      </w:r>
+      <w:r>
+        <w:t xml:space="preserve"> (10) por defecto, y guardan </w:t>
       </w:r>
       <w:r>
         <w:rPr>
@@ -5847,21 +8925,47 @@
           <w:color w:val="9C2C2C"/>
           <w:sz w:val="19"/>
         </w:rPr>
-        <w:t>procesar_carpeta</w:t>
-      </w:r>
-      <w:r>
-        <w:t xml:space="preserve"> las procesa en tandas de </w:t>
-      </w:r>
+        <w:t>&lt;salida&gt;_prueba.mp4</w:t>
+      </w:r>
+      <w:r>
+        <w:t>, siempre empezando de cero. Con pocos fps cada imagen puede quedar hasta medio frame corrida respecto del sonido (50 ms a 10 fps).</w:t>
+      </w:r>
+    </w:p>
+    <w:p>
+      <w:pPr>
+        <w:pStyle w:val="Ttulo1"/>
+      </w:pPr>
+      <w:bookmarkStart w:id="18" w:name="_Toc244049325"/>
+      <w:r>
+        <w:lastRenderedPageBreak/>
+        <w:t>7. Carpetas, modelos, configuraciones y ZIP</w:t>
+      </w:r>
+      <w:bookmarkEnd w:id="18"/>
+    </w:p>
+    <w:p>
+      <w:pPr>
+        <w:pStyle w:val="Ttulo2"/>
+      </w:pPr>
+      <w:bookmarkStart w:id="19" w:name="_Toc244049326"/>
+      <w:r>
+        <w:t>7.1 Carpeta como destino (P</w:t>
+      </w:r>
+      <w:r>
+        <w:t>roceso_Carpeta)</w:t>
+      </w:r>
+      <w:bookmarkEnd w:id="19"/>
+    </w:p>
+    <w:p>
       <w:r>
         <w:rPr>
           <w:rFonts w:ascii="Consolas" w:eastAsia="Consolas" w:hAnsi="Consolas"/>
           <w:color w:val="9C2C2C"/>
           <w:sz w:val="19"/>
         </w:rPr>
-        <w:t>2·hilos</w:t>
-      </w:r>
-      <w:r>
-        <w:t xml:space="preserve"> (pocas en memoria), guarda cada una con su nombre en </w:t>
+        <w:t>imagenes_carpeta</w:t>
+      </w:r>
+      <w:r>
+        <w:t xml:space="preserve"> lista las imágenes del primer nivel en orden de nombre; </w:t>
       </w:r>
       <w:r>
         <w:rPr>
@@ -5869,7 +8973,10 @@
           <w:color w:val="9C2C2C"/>
           <w:sz w:val="19"/>
         </w:rPr>
-        <w:t>&lt;carpeta&gt;_</w:t>
+        <w:t>procesar_carpeta</w:t>
+      </w:r>
+      <w:r>
+        <w:t xml:space="preserve"> las procesa en tandas de </w:t>
       </w:r>
       <w:r>
         <w:rPr>
@@ -5877,28 +8984,10 @@
           <w:color w:val="9C2C2C"/>
           <w:sz w:val="19"/>
         </w:rPr>
-        <w:t>output</w:t>
-      </w:r>
-      <w:r>
-        <w:t xml:space="preserve"> y anota las que fallan sin cortar el lote.</w:t>
-      </w:r>
-    </w:p>
-    <w:p>
-      <w:pPr>
-        <w:pStyle w:val="Ttulo2"/>
-      </w:pPr>
-      <w:bookmarkStart w:id="17" w:name="_Toc243933977"/>
-      <w:r>
-        <w:t>7.2 Modelos de cara (.npy)</w:t>
-      </w:r>
-      <w:bookmarkEnd w:id="17"/>
-    </w:p>
-    <w:p>
-      <w:pPr>
-        <w:pStyle w:val="Listaconvietas"/>
-      </w:pPr>
-      <w:r>
-        <w:t xml:space="preserve">Vector de 512 valores float32 normalizado: el promedio de los embeddings de las caras usadas (reconocimiento </w:t>
+        <w:t>2·hilos</w:t>
+      </w:r>
+      <w:r>
+        <w:t xml:space="preserve"> (pocas en memoria), guarda cada una con su nombre en </w:t>
       </w:r>
       <w:r>
         <w:rPr>
@@ -5906,21 +8995,28 @@
           <w:color w:val="9C2C2C"/>
           <w:sz w:val="19"/>
         </w:rPr>
-        <w:t>buffalo_l/w600k_r50</w:t>
-      </w:r>
-      <w:r>
-        <w:t>). Se carga sin pickle.</w:t>
-      </w:r>
+        <w:t>&lt;carpeta&gt;_output</w:t>
+      </w:r>
+      <w:r>
+        <w:t xml:space="preserve"> y anota las que fallan sin cortar el lote.</w:t>
+      </w:r>
+    </w:p>
+    <w:p>
+      <w:pPr>
+        <w:pStyle w:val="Ttulo2"/>
+      </w:pPr>
+      <w:bookmarkStart w:id="20" w:name="_Toc244049327"/>
+      <w:r>
+        <w:t>7.2 Modelos de cara (.npy)</w:t>
+      </w:r>
+      <w:bookmarkEnd w:id="20"/>
     </w:p>
     <w:p>
       <w:pPr>
         <w:pStyle w:val="Listaconvietas"/>
       </w:pPr>
       <w:r>
-        <w:t xml:space="preserve">Al crear, se detecta a 640 </w:t>
-      </w:r>
-      <w:r>
-        <w:t>px (</w:t>
+        <w:t xml:space="preserve">Vector de 512 valores float32 normalizado: el promedio de los embeddings de las caras usadas (reconocimiento </w:t>
       </w:r>
       <w:r>
         <w:rPr>
@@ -5928,10 +9024,10 @@
           <w:color w:val="9C2C2C"/>
           <w:sz w:val="19"/>
         </w:rPr>
-        <w:t>DET_SIZE_CREACION</w:t>
-      </w:r>
-      <w:r>
-        <w:t>), se descartan caras de calidad 0 y las que no se parecen (&lt; 0.35) a la cara de referencia (la que más se parece a todas).</w:t>
+        <w:t>buffalo_l/w600k_r50</w:t>
+      </w:r>
+      <w:r>
+        <w:t>). Se carga sin pickle.</w:t>
       </w:r>
     </w:p>
     <w:p>
@@ -5939,7 +9035,7 @@
         <w:pStyle w:val="Listaconvietas"/>
       </w:pPr>
       <w:r>
-        <w:t xml:space="preserve">Desde video: frames a </w:t>
+        <w:t>Al crear, se detecta a 640 px (</w:t>
       </w:r>
       <w:r>
         <w:rPr>
@@ -5947,10 +9043,13 @@
           <w:color w:val="9C2C2C"/>
           <w:sz w:val="19"/>
         </w:rPr>
-        <w:t>--fps</w:t>
-      </w:r>
-      <w:r>
-        <w:t xml:space="preserve"> (1 por defecto), como máximo 200 por video, en memoria.</w:t>
+        <w:t>DET_SIZE_CREACION</w:t>
+      </w:r>
+      <w:r>
+        <w:t>), se descartan caras de calidad 0 y las que no se parec</w:t>
+      </w:r>
+      <w:r>
+        <w:t>en (&lt; 0.35) a la cara de referencia (la que más se parece a todas).</w:t>
       </w:r>
     </w:p>
     <w:p>
@@ -5958,7 +9057,7 @@
         <w:pStyle w:val="Listaconvietas"/>
       </w:pPr>
       <w:r>
-        <w:t xml:space="preserve">Archivos: </w:t>
+        <w:t xml:space="preserve">Desde video: frames a </w:t>
       </w:r>
       <w:r>
         <w:rPr>
@@ -5966,10 +9065,18 @@
           <w:color w:val="9C2C2C"/>
           <w:sz w:val="19"/>
         </w:rPr>
-        <w:t>&lt;nombre&gt;.npy</w:t>
-      </w:r>
-      <w:r>
-        <w:t xml:space="preserve">, </w:t>
+        <w:t>--fps</w:t>
+      </w:r>
+      <w:r>
+        <w:t xml:space="preserve"> (1 por defecto), como máximo 200 por video, en memoria.</w:t>
+      </w:r>
+    </w:p>
+    <w:p>
+      <w:pPr>
+        <w:pStyle w:val="Listaconvietas"/>
+      </w:pPr>
+      <w:r>
+        <w:t xml:space="preserve">Archivos: </w:t>
       </w:r>
       <w:r>
         <w:rPr>
@@ -5977,7 +9084,10 @@
           <w:color w:val="9C2C2C"/>
           <w:sz w:val="19"/>
         </w:rPr>
-        <w:t>&lt;no</w:t>
+        <w:t>&lt;nombre&gt;.npy</w:t>
+      </w:r>
+      <w:r>
+        <w:t xml:space="preserve">, </w:t>
       </w:r>
       <w:r>
         <w:rPr>
@@ -5985,7 +9095,7 @@
           <w:color w:val="9C2C2C"/>
           <w:sz w:val="19"/>
         </w:rPr>
-        <w:t>mbre&gt;.jpg</w:t>
+        <w:t>&lt;nombre&gt;.jpg</w:t>
       </w:r>
       <w:r>
         <w:t xml:space="preserve"> (miniatura) y </w:t>
@@ -5999,7 +9109,10 @@
         <w:t>&lt;nombre&gt;.json</w:t>
       </w:r>
       <w:r>
-        <w:t xml:space="preserve"> (caras usadas y descartadas, fotos, videos, similitud promedio).</w:t>
+        <w:t xml:space="preserve"> (caras usadas y descartadas, fotos, vid</w:t>
+      </w:r>
+      <w:r>
+        <w:t>eos, similitud promedio).</w:t>
       </w:r>
     </w:p>
     <w:p>
@@ -6011,41 +9124,27 @@
       </w:r>
     </w:p>
     <w:p>
-      <w:pPr>
-        <w:pBdr>
-          <w:top w:val="single" w:sz="4" w:space="4" w:color="E0B84F"/>
-          <w:left w:val="single" w:sz="4" w:space="4" w:color="E0B84F"/>
-          <w:bottom w:val="single" w:sz="4" w:space="4" w:color="E0B84F"/>
-          <w:right w:val="single" w:sz="4" w:space="4" w:color="E0B84F"/>
-        </w:pBdr>
-        <w:shd w:val="clear" w:color="auto" w:fill="FFF4D6"/>
-      </w:pPr>
-      <w:r>
-        <w:rPr>
-          <w:b/>
-        </w:rPr>
-        <w:t xml:space="preserve">Limitación conocida: </w:t>
-      </w:r>
-      <w:r>
-        <w:t xml:space="preserve">A 640 px el </w:t>
-      </w:r>
-      <w:r>
-        <w:t>detector no encuentra caras que ocupan casi toda la imagen (primer plano). Mejora propuesta: si una imagen no da caras a 640, reintentar a 480.</w:t>
-      </w:r>
-    </w:p>
-    <w:p>
-      <w:pPr>
-        <w:pStyle w:val="Ttulo2"/>
-      </w:pPr>
-      <w:bookmarkStart w:id="18" w:name="_Toc243933978"/>
-      <w:r>
-        <w:t>7.3 Configuraciones (JSON)</w:t>
-      </w:r>
-      <w:bookmarkEnd w:id="18"/>
-    </w:p>
-    <w:p>
-      <w:r>
-        <w:t xml:space="preserve">Archivo </w:t>
+      <w:r>
+        <w:t>Las caras en primer plano se detectan también al crear modelos (ver 4.7).</w:t>
+      </w:r>
+    </w:p>
+    <w:p>
+      <w:pPr>
+        <w:pStyle w:val="Ttulo3"/>
+      </w:pPr>
+      <w:r>
+        <w:t>Extraer caras para revisarlas (Modelo_Cara.extraer_</w:t>
+      </w:r>
+      <w:r>
+        <w:t>caras)</w:t>
+      </w:r>
+    </w:p>
+    <w:p>
+      <w:pPr>
+        <w:pStyle w:val="Listaconvietas"/>
+      </w:pPr>
+      <w:r>
+        <w:t xml:space="preserve">Opción «Revisar las caras antes de crear el modelo» de la ventana «Desde video», o </w:t>
       </w:r>
       <w:r>
         <w:rPr>
@@ -6053,10 +9152,18 @@
           <w:color w:val="9C2C2C"/>
           <w:sz w:val="19"/>
         </w:rPr>
-        <w:t>configuraciones/&lt;nombre&gt;.json</w:t>
-      </w:r>
-      <w:r>
-        <w:t xml:space="preserve"> con </w:t>
+        <w:t>crear-modelo --extraer-caras</w:t>
+      </w:r>
+      <w:r>
+        <w:t>.</w:t>
+      </w:r>
+    </w:p>
+    <w:p>
+      <w:pPr>
+        <w:pStyle w:val="Listaconvietas"/>
+      </w:pPr>
+      <w:r>
+        <w:t xml:space="preserve">Cada cara se guarda apenas se detecta como recorte de revisión de </w:t>
       </w:r>
       <w:r>
         <w:rPr>
@@ -6064,10 +9171,10 @@
           <w:color w:val="9C2C2C"/>
           <w:sz w:val="19"/>
         </w:rPr>
-        <w:t>nombre</w:t>
-      </w:r>
-      <w:r>
-        <w:t xml:space="preserve">, </w:t>
+        <w:t>LADO_RECORTE</w:t>
+      </w:r>
+      <w:r>
+        <w:t xml:space="preserve"> (384) px en </w:t>
       </w:r>
       <w:r>
         <w:rPr>
@@ -6075,10 +9182,21 @@
           <w:color w:val="9C2C2C"/>
           <w:sz w:val="19"/>
         </w:rPr>
-        <w:t>version</w:t>
-      </w:r>
-      <w:r>
-        <w:t xml:space="preserve">, </w:t>
+        <w:t>src/caras_extraidas/&lt;nombre&gt;/_en_proceso</w:t>
+      </w:r>
+      <w:r>
+        <w:t xml:space="preserve"> (no </w:t>
+      </w:r>
+      <w:r>
+        <w:t>se acumulan imágenes en memoria y se ve el avance).</w:t>
+      </w:r>
+    </w:p>
+    <w:p>
+      <w:pPr>
+        <w:pStyle w:val="Listaconvietas"/>
+      </w:pPr>
+      <w:r>
+        <w:t>Al terminar se agrupan por persona empezando por las de mejor calidad (</w:t>
       </w:r>
       <w:r>
         <w:rPr>
@@ -6086,10 +9204,10 @@
           <w:color w:val="9C2C2C"/>
           <w:sz w:val="19"/>
         </w:rPr>
-        <w:t>guardado</w:t>
-      </w:r>
-      <w:r>
-        <w:t xml:space="preserve"> y </w:t>
+        <w:t>Registro_Identidades.calidad_cara</w:t>
+      </w:r>
+      <w:r>
+        <w:t xml:space="preserve">), con similitud ≥ </w:t>
       </w:r>
       <w:r>
         <w:rPr>
@@ -6097,13 +9215,255 @@
           <w:color w:val="9C2C2C"/>
           <w:sz w:val="19"/>
         </w:rPr>
+        <w:t>UMBRAL_MISMA_PERSONA</w:t>
+      </w:r>
+      <w:r>
+        <w:t xml:space="preserve"> al grupo y nunca dos caras de la misma imagen en un grupo; l</w:t>
+      </w:r>
+      <w:r>
+        <w:t xml:space="preserve">os grupos se ordenan por cantidad y se mueven a </w:t>
+      </w:r>
+      <w:r>
+        <w:rPr>
+          <w:rFonts w:ascii="Consolas" w:eastAsia="Consolas" w:hAnsi="Consolas"/>
+          <w:color w:val="9C2C2C"/>
+          <w:sz w:val="19"/>
+        </w:rPr>
+        <w:t>persona_1</w:t>
+      </w:r>
+      <w:r>
+        <w:t xml:space="preserve">, </w:t>
+      </w:r>
+      <w:r>
+        <w:rPr>
+          <w:rFonts w:ascii="Consolas" w:eastAsia="Consolas" w:hAnsi="Consolas"/>
+          <w:color w:val="9C2C2C"/>
+          <w:sz w:val="19"/>
+        </w:rPr>
+        <w:t>persona_2</w:t>
+      </w:r>
+      <w:r>
+        <w:t>… con nombres que dicen su orden y el segundo del video.</w:t>
+      </w:r>
+    </w:p>
+    <w:p>
+      <w:pPr>
+        <w:pStyle w:val="Listaconvietas"/>
+      </w:pPr>
+      <w:r>
+        <w:t xml:space="preserve">Una marca en la carpeta indica que la creó el programa: solo así se reemplaza con </w:t>
+      </w:r>
+      <w:r>
+        <w:rPr>
+          <w:rFonts w:ascii="Consolas" w:eastAsia="Consolas" w:hAnsi="Consolas"/>
+          <w:color w:val="9C2C2C"/>
+          <w:sz w:val="19"/>
+        </w:rPr>
+        <w:t>--overwrite</w:t>
+      </w:r>
+      <w:r>
+        <w:t xml:space="preserve"> (y solo sus </w:t>
+      </w:r>
+      <w:r>
+        <w:rPr>
+          <w:rFonts w:ascii="Consolas" w:eastAsia="Consolas" w:hAnsi="Consolas"/>
+          <w:color w:val="9C2C2C"/>
+          <w:sz w:val="19"/>
+        </w:rPr>
+        <w:t>persona_N</w:t>
+      </w:r>
+      <w:r>
+        <w:t xml:space="preserve"> y </w:t>
+      </w:r>
+      <w:r>
+        <w:rPr>
+          <w:rFonts w:ascii="Consolas" w:eastAsia="Consolas" w:hAnsi="Consolas"/>
+          <w:color w:val="9C2C2C"/>
+          <w:sz w:val="19"/>
+        </w:rPr>
+        <w:t>_en_proceso</w:t>
+      </w:r>
+      <w:r>
+        <w:t>).</w:t>
+      </w:r>
+    </w:p>
+    <w:p>
+      <w:pPr>
+        <w:pStyle w:val="Listaconvietas"/>
+      </w:pPr>
+      <w:r>
+        <w:t xml:space="preserve">Nombres largos: </w:t>
+      </w:r>
+      <w:r>
+        <w:rPr>
+          <w:rFonts w:ascii="Consolas" w:eastAsia="Consolas" w:hAnsi="Consolas"/>
+          <w:color w:val="9C2C2C"/>
+          <w:sz w:val="19"/>
+        </w:rPr>
+        <w:t>nombre_seguro</w:t>
+      </w:r>
+      <w:r>
+        <w:t xml:space="preserve"> acorta el nombre de la carpeta a </w:t>
+      </w:r>
+      <w:r>
+        <w:rPr>
+          <w:rFonts w:ascii="Consolas" w:eastAsia="Consolas" w:hAnsi="Consolas"/>
+          <w:color w:val="9C2C2C"/>
+          <w:sz w:val="19"/>
+        </w:rPr>
+        <w:t>LARGO_NOMBRE</w:t>
+      </w:r>
+      <w:r>
+        <w:t xml:space="preserve"> (40) caracteres y el del video dentro de cada archivo a </w:t>
+      </w:r>
+      <w:r>
+        <w:rPr>
+          <w:rFonts w:ascii="Consolas" w:eastAsia="Consolas" w:hAnsi="Consolas"/>
+          <w:color w:val="9C2C2C"/>
+          <w:sz w:val="19"/>
+        </w:rPr>
+        <w:t>LARGO_VIDEO_EN_CARA</w:t>
+      </w:r>
+      <w:r>
+        <w:t xml:space="preserve"> (30), porque Windows no acepta rutas de más de 260.</w:t>
+      </w:r>
+    </w:p>
+    <w:p>
+      <w:pPr>
+        <w:keepNext/>
+        <w:jc w:val="center"/>
+      </w:pPr>
+      <w:r>
+        <w:rPr>
+          <w:noProof/>
+        </w:rPr>
+        <w:drawing>
+          <wp:inline distT="0" distB="0" distL="0" distR="0" wp14:anchorId="09D7F6EB" wp14:editId="3D284B2C">
+            <wp:extent cx="5400000" cy="1692000"/>
+            <wp:effectExtent l="0" t="0" r="0" b="0"/>
+            <wp:docPr id="11" name="Picture 11"/>
+            <wp:cNvGraphicFramePr>
+              <a:graphicFrameLocks xmlns:a="http://schemas.openxmlformats.org/drawingml/2006/main" noChangeAspect="1"/>
+            </wp:cNvGraphicFramePr>
+            <a:graphic xmlns:a="http://schemas.openxmlformats.org/drawingml/2006/main">
+              <a:graphicData uri="http://schemas.openxmlformats.org/drawingml/2006/picture">
+                <pic:pic xmlns:pic="http://schemas.openxmlformats.org/drawingml/2006/picture">
+                  <pic:nvPicPr>
+                    <pic:cNvPr id="0" name="extraer.png"/>
+                    <pic:cNvPicPr/>
+                  </pic:nvPicPr>
+                  <pic:blipFill>
+                    <a:blip r:embed="rId18"/>
+                    <a:stretch>
+                      <a:fillRect/>
+                    </a:stretch>
+                  </pic:blipFill>
+                  <pic:spPr>
+                    <a:xfrm>
+                      <a:off x="0" y="0"/>
+                      <a:ext cx="5400000" cy="1692000"/>
+                    </a:xfrm>
+                    <a:prstGeom prst="rect">
+                      <a:avLst/>
+                    </a:prstGeom>
+                  </pic:spPr>
+                </pic:pic>
+              </a:graphicData>
+            </a:graphic>
+          </wp:inline>
+        </w:drawing>
+      </w:r>
+    </w:p>
+    <w:p>
+      <w:pPr>
+        <w:jc w:val="center"/>
+      </w:pPr>
+      <w:r>
+        <w:rPr>
+          <w:i/>
+          <w:color w:val="555555"/>
+          <w:sz w:val="18"/>
+        </w:rPr>
+        <w:t>Figura 11. De video a modelo pasando por la revis</w:t>
+      </w:r>
+      <w:r>
+        <w:rPr>
+          <w:i/>
+          <w:color w:val="555555"/>
+          <w:sz w:val="18"/>
+        </w:rPr>
+        <w:t>ión.</w:t>
+      </w:r>
+    </w:p>
+    <w:p>
+      <w:pPr>
+        <w:pStyle w:val="Ttulo2"/>
+      </w:pPr>
+      <w:bookmarkStart w:id="21" w:name="_Toc244049328"/>
+      <w:r>
+        <w:lastRenderedPageBreak/>
+        <w:t>7.3 Configuraciones (JSON)</w:t>
+      </w:r>
+      <w:bookmarkEnd w:id="21"/>
+    </w:p>
+    <w:p>
+      <w:r>
+        <w:t xml:space="preserve">Archivo </w:t>
+      </w:r>
+      <w:r>
+        <w:rPr>
+          <w:rFonts w:ascii="Consolas" w:eastAsia="Consolas" w:hAnsi="Consolas"/>
+          <w:color w:val="9C2C2C"/>
+          <w:sz w:val="19"/>
+        </w:rPr>
+        <w:t>configuraciones/&lt;nombre&gt;.json</w:t>
+      </w:r>
+      <w:r>
+        <w:t xml:space="preserve"> con </w:t>
+      </w:r>
+      <w:r>
+        <w:rPr>
+          <w:rFonts w:ascii="Consolas" w:eastAsia="Consolas" w:hAnsi="Consolas"/>
+          <w:color w:val="9C2C2C"/>
+          <w:sz w:val="19"/>
+        </w:rPr>
+        <w:t>nombre</w:t>
+      </w:r>
+      <w:r>
+        <w:t xml:space="preserve">, </w:t>
+      </w:r>
+      <w:r>
+        <w:rPr>
+          <w:rFonts w:ascii="Consolas" w:eastAsia="Consolas" w:hAnsi="Consolas"/>
+          <w:color w:val="9C2C2C"/>
+          <w:sz w:val="19"/>
+        </w:rPr>
+        <w:t>version</w:t>
+      </w:r>
+      <w:r>
+        <w:t xml:space="preserve">, </w:t>
+      </w:r>
+      <w:r>
+        <w:rPr>
+          <w:rFonts w:ascii="Consolas" w:eastAsia="Consolas" w:hAnsi="Consolas"/>
+          <w:color w:val="9C2C2C"/>
+          <w:sz w:val="19"/>
+        </w:rPr>
+        <w:t>guardado</w:t>
+      </w:r>
+      <w:r>
+        <w:t xml:space="preserve"> y </w:t>
+      </w:r>
+      <w:r>
+        <w:rPr>
+          <w:rFonts w:ascii="Consolas" w:eastAsia="Consolas" w:hAnsi="Consolas"/>
+          <w:color w:val="9C2C2C"/>
+          <w:sz w:val="19"/>
+        </w:rPr>
         <w:t>ajustes</w:t>
       </w:r>
       <w:r>
-        <w:t>. Cada v</w:t>
-      </w:r>
-      <w:r>
-        <w:t>alor se valida al guardar y al cargar; las opciones que faltan o son inválidas se dejan como estaban.</w:t>
+        <w:t>. Cada valor se valida al guardar y al cargar; las opciones que faltan o son inválidas se dejan como estaban.</w:t>
       </w:r>
     </w:p>
     <w:p>
@@ -6159,14 +9519,7 @@
           <w:rFonts w:ascii="Consolas" w:eastAsia="Consolas" w:hAnsi="Consolas"/>
           <w:sz w:val="17"/>
         </w:rPr>
-        <w:t xml:space="preserve">    "asignacion": "posicion", "genero": "todos", "personas_fps": </w:t>
-      </w:r>
-      <w:r>
-        <w:rPr>
-          <w:rFonts w:ascii="Consolas" w:eastAsia="Consolas" w:hAnsi="Consolas"/>
-          <w:sz w:val="17"/>
-        </w:rPr>
-        <w:t>1.0, "personas_max": 300,</w:t>
+        <w:t xml:space="preserve">    "asignacion": "posicion", "genero": "todos", "personas_fps": 1.0, "personas_max": 300,</w:t>
       </w:r>
     </w:p>
     <w:p>
@@ -6180,7 +9533,14 @@
           <w:rFonts w:ascii="Consolas" w:eastAsia="Consolas" w:hAnsi="Consolas"/>
           <w:sz w:val="17"/>
         </w:rPr>
-        <w:t xml:space="preserve">    "indices_fuente": "0", "indices_destino": "0", "mascara": "amplia", "color": "suave",</w:t>
+        <w:t xml:space="preserve">    "indices_fuente": "0", "indices_destino": "0", "mascara": "amplia", "color</w:t>
+      </w:r>
+      <w:r>
+        <w:rPr>
+          <w:rFonts w:ascii="Consolas" w:eastAsia="Consolas" w:hAnsi="Consolas"/>
+          <w:sz w:val="17"/>
+        </w:rPr>
+        <w:t>": "suave",</w:t>
       </w:r>
     </w:p>
     <w:p>
@@ -6194,7 +9554,7 @@
           <w:rFonts w:ascii="Consolas" w:eastAsia="Consolas" w:hAnsi="Consolas"/>
           <w:sz w:val="17"/>
         </w:rPr>
-        <w:t xml:space="preserve">    "ojos": true, "boca": false, "nariz": false, "frente": false, "maquillaje": 0.6,</w:t>
+        <w:t xml:space="preserve">    "ojos": true, "boca": false, "nariz": false, "frente": false, "mejillas": false, "maquillaje": 0.6,</w:t>
       </w:r>
     </w:p>
     <w:p>
@@ -6222,7 +9582,14 @@
           <w:rFonts w:ascii="Consolas" w:eastAsia="Consolas" w:hAnsi="Consolas"/>
           <w:sz w:val="17"/>
         </w:rPr>
-        <w:t xml:space="preserve">    "mejorar": true, "fuerza_mejora": 0.8, "minimo_mejora": "96", "hilos": 2,</w:t>
+        <w:t xml:space="preserve">    "mejorar": true, "fuerza_mejora": 0.8, "minimo_mejora": "96"</w:t>
+      </w:r>
+      <w:r>
+        <w:rPr>
+          <w:rFonts w:ascii="Consolas" w:eastAsia="Consolas" w:hAnsi="Consolas"/>
+          <w:sz w:val="17"/>
+        </w:rPr>
+        <w:t>, "hilos": 2,</w:t>
       </w:r>
     </w:p>
     <w:p>
@@ -6236,14 +9603,7 @@
           <w:rFonts w:ascii="Consolas" w:eastAsia="Consolas" w:hAnsi="Consolas"/>
           <w:sz w:val="17"/>
         </w:rPr>
-        <w:t xml:space="preserve">    "contenedor":</w:t>
-      </w:r>
-      <w:r>
-        <w:rPr>
-          <w:rFonts w:ascii="Consolas" w:eastAsia="Consolas" w:hAnsi="Consolas"/>
-          <w:sz w:val="17"/>
-        </w:rPr>
-        <w:t xml:space="preserve"> "mkv", "codec": "libx264", "zip": false, "zip_conservar": false,</w:t>
+        <w:t xml:space="preserve">    "contenedor": "mkv", "codec": "libx264", "zip": false, "zip_conservar": false,</w:t>
       </w:r>
     </w:p>
     <w:p>
@@ -6285,7 +9645,6 @@
           <w:rFonts w:ascii="Consolas" w:eastAsia="Consolas" w:hAnsi="Consolas"/>
           <w:sz w:val="17"/>
         </w:rPr>
-        <w:lastRenderedPageBreak/>
         <w:t>}</w:t>
       </w:r>
     </w:p>
@@ -6298,18 +9657,18 @@
       <w:pPr>
         <w:pStyle w:val="Ttulo2"/>
       </w:pPr>
-      <w:bookmarkStart w:id="19" w:name="_Toc243933979"/>
+      <w:bookmarkStart w:id="22" w:name="_Toc244049329"/>
       <w:r>
         <w:t>7.4 ZIP con contraseña (core/Empaquetar.py)</w:t>
       </w:r>
-      <w:bookmarkEnd w:id="19"/>
-    </w:p>
-    <w:p>
-      <w:r>
-        <w:t xml:space="preserve">pyzipper con cifrado WinZip AES-256 y sin recomprimir (los videos e imágenes </w:t>
-      </w:r>
-      <w:r>
-        <w:t>ya vienen comprimidos). Se escribe a un temporal, se vuelve a abrir con la contraseña, se verifica el CRC (</w:t>
+      <w:bookmarkEnd w:id="22"/>
+    </w:p>
+    <w:p>
+      <w:r>
+        <w:t xml:space="preserve">pyzipper con cifrado WinZip AES-256 y sin </w:t>
+      </w:r>
+      <w:r>
+        <w:t>recomprimir (los videos e imágenes ya vienen comprimidos). Se escribe a un temporal, se vuelve a abrir con la contraseña, se verifica el CRC (</w:t>
       </w:r>
       <w:r>
         <w:rPr>
@@ -6328,49 +9687,33 @@
           <w:color w:val="9C2C2C"/>
           <w:sz w:val="19"/>
         </w:rPr>
-        <w:t>conservar</w:t>
-      </w:r>
-      <w:r>
-        <w:t>).</w:t>
-      </w:r>
-    </w:p>
-    <w:p>
-      <w:pPr>
-        <w:pStyle w:val="Ttulo1"/>
-      </w:pPr>
-      <w:bookmarkStart w:id="20" w:name="_Toc243933980"/>
-      <w:r>
-        <w:t>8. Interfaz y CLI</w:t>
-      </w:r>
-      <w:bookmarkEnd w:id="20"/>
-    </w:p>
-    <w:p>
-      <w:pPr>
-        <w:pStyle w:val="Ttulo2"/>
-      </w:pPr>
-      <w:bookmarkStart w:id="21" w:name="_Toc243933981"/>
-      <w:r>
-        <w:t xml:space="preserve">8.1 </w:t>
-      </w:r>
-      <w:r>
-        <w:t>app.py</w:t>
-      </w:r>
-      <w:bookmarkEnd w:id="21"/>
-    </w:p>
-    <w:p>
-      <w:pPr>
-        <w:pStyle w:val="Listaconvietas"/>
-      </w:pPr>
+        <w:t>con</w:t>
+      </w:r>
       <w:r>
         <w:rPr>
           <w:rFonts w:ascii="Consolas" w:eastAsia="Consolas" w:hAnsi="Consolas"/>
           <w:color w:val="9C2C2C"/>
           <w:sz w:val="19"/>
         </w:rPr>
-        <w:t>FaceSwapApp</w:t>
-      </w:r>
-      <w:r>
-        <w:t>: ventana principal; las opciones se leen en el hilo de la interfaz (</w:t>
+        <w:t>servar</w:t>
+      </w:r>
+      <w:r>
+        <w:t>).</w:t>
+      </w:r>
+    </w:p>
+    <w:p>
+      <w:pPr>
+        <w:pStyle w:val="Ttulo2"/>
+      </w:pPr>
+      <w:bookmarkStart w:id="23" w:name="_Toc244049330"/>
+      <w:r>
+        <w:t>7.5 Rutas con tildes (core/Imagenes.py)</w:t>
+      </w:r>
+      <w:bookmarkEnd w:id="23"/>
+    </w:p>
+    <w:p>
+      <w:r>
+        <w:t xml:space="preserve">En Windows </w:t>
       </w:r>
       <w:r>
         <w:rPr>
@@ -6378,10 +9721,10 @@
           <w:color w:val="9C2C2C"/>
           <w:sz w:val="19"/>
         </w:rPr>
-        <w:t>opciones_cambio</w:t>
-      </w:r>
-      <w:r>
-        <w:t>) y se fijan al iniciar el proceso (</w:t>
+        <w:t>cv2.imread</w:t>
+      </w:r>
+      <w:r>
+        <w:t xml:space="preserve"> devuelve </w:t>
       </w:r>
       <w:r>
         <w:rPr>
@@ -6389,90 +9732,63 @@
           <w:color w:val="9C2C2C"/>
           <w:sz w:val="19"/>
         </w:rPr>
-        <w:t>opciones_proceso</w:t>
-      </w:r>
-      <w:r>
-        <w:t>), así cambiarlas a mitad de un video no lo altera.</w:t>
-      </w:r>
-    </w:p>
-    <w:p>
-      <w:pPr>
-        <w:pStyle w:val="Listaconvietas"/>
-      </w:pPr>
+        <w:t>None</w:t>
+      </w:r>
+      <w:r>
+        <w:t xml:space="preserve"> con rutas que tienen tildes o ñ, y </w:t>
+      </w:r>
       <w:r>
         <w:rPr>
           <w:rFonts w:ascii="Consolas" w:eastAsia="Consolas" w:hAnsi="Consolas"/>
           <w:color w:val="9C2C2C"/>
           <w:sz w:val="19"/>
         </w:rPr>
-        <w:t>PreviewWindow</w:t>
-      </w:r>
-      <w:r>
-        <w:t>: procesa en segundo plano un frame a</w:t>
-      </w:r>
-      <w:r>
-        <w:t xml:space="preserve"> la vez; si llega otro pedido, solo se guarda el último. Vistas Deslizar, Lado a lado y Solo resultado; máscara de la zona cambiada.</w:t>
-      </w:r>
-    </w:p>
-    <w:p>
-      <w:pPr>
-        <w:pStyle w:val="Listaconvietas"/>
-      </w:pPr>
+        <w:t>cv2.imwrite</w:t>
+      </w:r>
+      <w:r>
+        <w:t xml:space="preserve"> devuelve </w:t>
+      </w:r>
       <w:r>
         <w:rPr>
           <w:rFonts w:ascii="Consolas" w:eastAsia="Consolas" w:hAnsi="Consolas"/>
           <w:color w:val="9C2C2C"/>
           <w:sz w:val="19"/>
         </w:rPr>
-        <w:t>VentanaFragmento</w:t>
-      </w:r>
-      <w:r>
-        <w:t>: inicio y fin con deslizadores y un reproductor.</w:t>
-      </w:r>
-    </w:p>
-    <w:p>
-      <w:pPr>
-        <w:pStyle w:val="Listaconvietas"/>
-      </w:pPr>
+        <w:t>True</w:t>
+      </w:r>
+      <w:r>
+        <w:t xml:space="preserve"> </w:t>
+      </w:r>
+      <w:r>
+        <w:rPr>
+          <w:b/>
+        </w:rPr>
+        <w:t>sin crear el archivo</w:t>
+      </w:r>
+      <w:r>
+        <w:t xml:space="preserve">. </w:t>
+      </w:r>
       <w:r>
         <w:rPr>
           <w:rFonts w:ascii="Consolas" w:eastAsia="Consolas" w:hAnsi="Consolas"/>
           <w:color w:val="9C2C2C"/>
           <w:sz w:val="19"/>
         </w:rPr>
-        <w:t>DropFrame</w:t>
-      </w:r>
-      <w:r>
-        <w:t>: zonas de arrastrar y soltar (tkinterdnd2).</w:t>
-      </w:r>
-    </w:p>
-    <w:p>
-      <w:pPr>
-        <w:pStyle w:val="Ttulo2"/>
-      </w:pPr>
-      <w:bookmarkStart w:id="22" w:name="_Toc243933982"/>
-      <w:r>
-        <w:t>8.2</w:t>
-      </w:r>
-      <w:r>
-        <w:t xml:space="preserve"> cli.py</w:t>
-      </w:r>
-      <w:bookmarkEnd w:id="22"/>
-    </w:p>
-    <w:p>
-      <w:pPr>
-        <w:pStyle w:val="Listaconvietas"/>
-      </w:pPr>
+        <w:t>Imagenes.leer</w:t>
+      </w:r>
+      <w:r>
+        <w:t xml:space="preserve"> lee los bytes con </w:t>
+      </w:r>
       <w:r>
         <w:rPr>
           <w:rFonts w:ascii="Consolas" w:eastAsia="Consolas" w:hAnsi="Consolas"/>
           <w:color w:val="9C2C2C"/>
           <w:sz w:val="19"/>
         </w:rPr>
-        <w:t>build_parser</w:t>
-      </w:r>
-      <w:r>
-        <w:t xml:space="preserve"> define los comandos; </w:t>
+        <w:t>np.fromfile</w:t>
+      </w:r>
+      <w:r>
+        <w:t xml:space="preserve"> y los decodifica con </w:t>
       </w:r>
       <w:r>
         <w:rPr>
@@ -6480,10 +9796,10 @@
           <w:color w:val="9C2C2C"/>
           <w:sz w:val="19"/>
         </w:rPr>
-        <w:t>main</w:t>
-      </w:r>
-      <w:r>
-        <w:t xml:space="preserve"> aplica </w:t>
+        <w:t>cv2.imdecode</w:t>
+      </w:r>
+      <w:r>
+        <w:t xml:space="preserve">; </w:t>
       </w:r>
       <w:r>
         <w:rPr>
@@ -6491,10 +9807,7 @@
           <w:color w:val="9C2C2C"/>
           <w:sz w:val="19"/>
         </w:rPr>
-        <w:t>--config</w:t>
-      </w:r>
-      <w:r>
-        <w:t xml:space="preserve"> (como valores por defecto, que el comando puede reemplazar) y </w:t>
+        <w:t>Imagenes.</w:t>
       </w:r>
       <w:r>
         <w:rPr>
@@ -6502,41 +9815,259 @@
           <w:color w:val="9C2C2C"/>
           <w:sz w:val="19"/>
         </w:rPr>
-        <w:t>--save-config</w:t>
-      </w:r>
-      <w:r>
-        <w:t>.</w:t>
-      </w:r>
-    </w:p>
-    <w:p>
-      <w:pPr>
-        <w:pStyle w:val="Listaconvietas"/>
-      </w:pPr>
+        <w:t>guardar</w:t>
+      </w:r>
+      <w:r>
+        <w:t xml:space="preserve"> codifica con </w:t>
+      </w:r>
       <w:r>
         <w:rPr>
           <w:rFonts w:ascii="Consolas" w:eastAsia="Consolas" w:hAnsi="Consolas"/>
           <w:color w:val="9C2C2C"/>
           <w:sz w:val="19"/>
         </w:rPr>
-        <w:t>_firma_opciones</w:t>
-      </w:r>
-      <w:r>
-        <w:t xml:space="preserve"> arma la firma del video a partir de los argumentos, sin las opciones que no cambian la imagen (salid</w:t>
-      </w:r>
-      <w:r>
-        <w:t>a, hilos, zip, config…) y con marcas para mantener compatibles los videos empezados con versiones anteriores.</w:t>
-      </w:r>
-    </w:p>
-    <w:p>
-      <w:pPr>
-        <w:pStyle w:val="Listaconvietas"/>
-      </w:pPr>
+        <w:t>cv2.imencode</w:t>
+      </w:r>
+      <w:r>
+        <w:t xml:space="preserve"> y escribe con </w:t>
+      </w:r>
       <w:r>
         <w:rPr>
           <w:rFonts w:ascii="Consolas" w:eastAsia="Consolas" w:hAnsi="Consolas"/>
           <w:color w:val="9C2C2C"/>
           <w:sz w:val="19"/>
         </w:rPr>
+        <w:t>tofile</w:t>
+      </w:r>
+      <w:r>
+        <w:t xml:space="preserve">, y devuelve </w:t>
+      </w:r>
+      <w:r>
+        <w:rPr>
+          <w:rFonts w:ascii="Consolas" w:eastAsia="Consolas" w:hAnsi="Consolas"/>
+          <w:color w:val="9C2C2C"/>
+          <w:sz w:val="19"/>
+        </w:rPr>
+        <w:t>False</w:t>
+      </w:r>
+      <w:r>
+        <w:t xml:space="preserve"> si de verdad no se escribió. El resultado es el mismo que con OpenCV (también aplica la orientación EXIF). Todo el programa usa estas dos funciones para imágenes.</w:t>
+      </w:r>
+    </w:p>
+    <w:p>
+      <w:pPr>
+        <w:pStyle w:val="Ttulo1"/>
+      </w:pPr>
+      <w:bookmarkStart w:id="24" w:name="_Toc244049331"/>
+      <w:r>
+        <w:t>8. Interfaz y CLI</w:t>
+      </w:r>
+      <w:bookmarkEnd w:id="24"/>
+    </w:p>
+    <w:p>
+      <w:pPr>
+        <w:pStyle w:val="Ttulo2"/>
+      </w:pPr>
+      <w:bookmarkStart w:id="25" w:name="_Toc244049332"/>
+      <w:r>
+        <w:t>8.</w:t>
+      </w:r>
+      <w:r>
+        <w:t>1 app.py</w:t>
+      </w:r>
+      <w:bookmarkEnd w:id="25"/>
+    </w:p>
+    <w:p>
+      <w:pPr>
+        <w:pStyle w:val="Listaconvietas"/>
+      </w:pPr>
+      <w:r>
+        <w:rPr>
+          <w:rFonts w:ascii="Consolas" w:eastAsia="Consolas" w:hAnsi="Consolas"/>
+          <w:color w:val="9C2C2C"/>
+          <w:sz w:val="19"/>
+        </w:rPr>
+        <w:t>FaceSwapApp</w:t>
+      </w:r>
+      <w:r>
+        <w:t>: ventana principal; las opciones se leen en el hilo de la interfaz (</w:t>
+      </w:r>
+      <w:r>
+        <w:rPr>
+          <w:rFonts w:ascii="Consolas" w:eastAsia="Consolas" w:hAnsi="Consolas"/>
+          <w:color w:val="9C2C2C"/>
+          <w:sz w:val="19"/>
+        </w:rPr>
+        <w:t>opciones_cambio</w:t>
+      </w:r>
+      <w:r>
+        <w:t>) y se fijan al iniciar el proceso (</w:t>
+      </w:r>
+      <w:r>
+        <w:rPr>
+          <w:rFonts w:ascii="Consolas" w:eastAsia="Consolas" w:hAnsi="Consolas"/>
+          <w:color w:val="9C2C2C"/>
+          <w:sz w:val="19"/>
+        </w:rPr>
+        <w:t>opciones_proceso</w:t>
+      </w:r>
+      <w:r>
+        <w:t>), así cambiarlas a mitad de un video no lo altera.</w:t>
+      </w:r>
+    </w:p>
+    <w:p>
+      <w:pPr>
+        <w:pStyle w:val="Listaconvietas"/>
+      </w:pPr>
+      <w:r>
+        <w:rPr>
+          <w:rFonts w:ascii="Consolas" w:eastAsia="Consolas" w:hAnsi="Consolas"/>
+          <w:color w:val="9C2C2C"/>
+          <w:sz w:val="19"/>
+        </w:rPr>
+        <w:t>PreviewWindow</w:t>
+      </w:r>
+      <w:r>
+        <w:t>: procesa en segundo plano un frame</w:t>
+      </w:r>
+      <w:r>
+        <w:t xml:space="preserve"> a la vez; si llega otro pedido, solo se guarda el último. Vistas Deslizar, Lado a lado y Solo resultado; máscara de la zona cambiada. Con una carpeta como destino recibe la lista de imágenes y navega con </w:t>
+      </w:r>
+      <w:r>
+        <w:rPr>
+          <w:rFonts w:ascii="Consolas" w:eastAsia="Consolas" w:hAnsi="Consolas"/>
+          <w:color w:val="9C2C2C"/>
+          <w:sz w:val="19"/>
+        </w:rPr>
+        <w:t>mover_imagen</w:t>
+      </w:r>
+      <w:r>
+        <w:t xml:space="preserve"> (barra, «&lt; Anterior», «Siguiente &gt;» y </w:t>
+      </w:r>
+      <w:r>
+        <w:t>las flechas ← →).</w:t>
+      </w:r>
+    </w:p>
+    <w:p>
+      <w:pPr>
+        <w:pStyle w:val="Listaconvietas"/>
+      </w:pPr>
+      <w:r>
+        <w:rPr>
+          <w:rFonts w:ascii="Consolas" w:eastAsia="Consolas" w:hAnsi="Consolas"/>
+          <w:color w:val="9C2C2C"/>
+          <w:sz w:val="19"/>
+        </w:rPr>
+        <w:t>VentanaFragmento</w:t>
+      </w:r>
+      <w:r>
+        <w:t>: inicio y fin con deslizadores y un reproductor.</w:t>
+      </w:r>
+    </w:p>
+    <w:p>
+      <w:pPr>
+        <w:pStyle w:val="Listaconvietas"/>
+      </w:pPr>
+      <w:r>
+        <w:rPr>
+          <w:rFonts w:ascii="Consolas" w:eastAsia="Consolas" w:hAnsi="Consolas"/>
+          <w:color w:val="9C2C2C"/>
+          <w:sz w:val="19"/>
+        </w:rPr>
+        <w:t>DropFrame</w:t>
+      </w:r>
+      <w:r>
+        <w:t>: zonas de arrastrar y soltar (tkinterdnd2).</w:t>
+      </w:r>
+    </w:p>
+    <w:p>
+      <w:pPr>
+        <w:pStyle w:val="Ttulo2"/>
+      </w:pPr>
+      <w:bookmarkStart w:id="26" w:name="_Toc244049333"/>
+      <w:r>
+        <w:t>8.2 cli.py</w:t>
+      </w:r>
+      <w:bookmarkEnd w:id="26"/>
+    </w:p>
+    <w:p>
+      <w:pPr>
+        <w:pStyle w:val="Listaconvietas"/>
+      </w:pPr>
+      <w:r>
+        <w:rPr>
+          <w:rFonts w:ascii="Consolas" w:eastAsia="Consolas" w:hAnsi="Consolas"/>
+          <w:color w:val="9C2C2C"/>
+          <w:sz w:val="19"/>
+        </w:rPr>
+        <w:t>build_parser</w:t>
+      </w:r>
+      <w:r>
+        <w:t xml:space="preserve"> define los comandos; </w:t>
+      </w:r>
+      <w:r>
+        <w:rPr>
+          <w:rFonts w:ascii="Consolas" w:eastAsia="Consolas" w:hAnsi="Consolas"/>
+          <w:color w:val="9C2C2C"/>
+          <w:sz w:val="19"/>
+        </w:rPr>
+        <w:t>main</w:t>
+      </w:r>
+      <w:r>
+        <w:t xml:space="preserve"> aplica </w:t>
+      </w:r>
+      <w:r>
+        <w:rPr>
+          <w:rFonts w:ascii="Consolas" w:eastAsia="Consolas" w:hAnsi="Consolas"/>
+          <w:color w:val="9C2C2C"/>
+          <w:sz w:val="19"/>
+        </w:rPr>
+        <w:t>--config</w:t>
+      </w:r>
+      <w:r>
+        <w:t xml:space="preserve"> (como valores por defecto, que el comando puede reemplazar) y </w:t>
+      </w:r>
+      <w:r>
+        <w:rPr>
+          <w:rFonts w:ascii="Consolas" w:eastAsia="Consolas" w:hAnsi="Consolas"/>
+          <w:color w:val="9C2C2C"/>
+          <w:sz w:val="19"/>
+        </w:rPr>
+        <w:t>--save-config</w:t>
+      </w:r>
+      <w:r>
+        <w:t>.</w:t>
+      </w:r>
+    </w:p>
+    <w:p>
+      <w:pPr>
+        <w:pStyle w:val="Listaconvietas"/>
+      </w:pPr>
+      <w:r>
+        <w:rPr>
+          <w:rFonts w:ascii="Consolas" w:eastAsia="Consolas" w:hAnsi="Consolas"/>
+          <w:color w:val="9C2C2C"/>
+          <w:sz w:val="19"/>
+        </w:rPr>
+        <w:t>_firma_opciones</w:t>
+      </w:r>
+      <w:r>
+        <w:t xml:space="preserve"> arma la firma del video a partir de los argumentos, sin las opciones que no cambian la imagen (salida, hilos, zip, config…) y con marcas para mantener compatibles</w:t>
+      </w:r>
+      <w:r>
+        <w:t xml:space="preserve"> los videos empezados con versiones anteriores.</w:t>
+      </w:r>
+    </w:p>
+    <w:p>
+      <w:pPr>
+        <w:pStyle w:val="Listaconvietas"/>
+      </w:pPr>
+      <w:r>
+        <w:rPr>
+          <w:rFonts w:ascii="Consolas" w:eastAsia="Consolas" w:hAnsi="Consolas"/>
+          <w:color w:val="9C2C2C"/>
+          <w:sz w:val="19"/>
+        </w:rPr>
         <w:t>_ModoIdentidad</w:t>
       </w:r>
       <w:r>
@@ -6547,11 +10078,12 @@
       <w:pPr>
         <w:pStyle w:val="Ttulo1"/>
       </w:pPr>
-      <w:bookmarkStart w:id="23" w:name="_Toc243933983"/>
-      <w:r>
+      <w:bookmarkStart w:id="27" w:name="_Toc244049334"/>
+      <w:r>
+        <w:lastRenderedPageBreak/>
         <w:t>9. Rendimiento</w:t>
       </w:r>
-      <w:bookmarkEnd w:id="23"/>
+      <w:bookmarkEnd w:id="27"/>
     </w:p>
     <w:tbl>
       <w:tblPr>
@@ -6650,13 +10182,13 @@
               <w:rPr>
                 <w:sz w:val="19"/>
               </w:rPr>
-              <w:t>~6-7 s (</w:t>
-            </w:r>
-            <w:r>
-              <w:rPr>
-                <w:sz w:val="19"/>
-              </w:rPr>
-              <w:t>≈ 46 s la primera vez tras reiniciar: lectura de ~2 GB de modelos)</w:t>
+              <w:t xml:space="preserve">~6-7 s (≈ 46 s la primera vez tras reiniciar: lectura de ~2 GB de </w:t>
+            </w:r>
+            <w:r>
+              <w:rPr>
+                <w:sz w:val="19"/>
+              </w:rPr>
+              <w:t>modelos)</w:t>
             </w:r>
           </w:p>
         </w:tc>
@@ -6803,13 +10335,7 @@
               <w:rPr>
                 <w:sz w:val="19"/>
               </w:rPr>
-              <w:t xml:space="preserve">Velocidad en T4 </w:t>
-            </w:r>
-            <w:r>
-              <w:rPr>
-                <w:sz w:val="19"/>
-              </w:rPr>
-              <w:t>(estimado)</w:t>
+              <w:t>Velocidad en T4 (estimado)</w:t>
             </w:r>
           </w:p>
         </w:tc>
@@ -6826,7 +10352,13 @@
               <w:rPr>
                 <w:sz w:val="19"/>
               </w:rPr>
-              <w:t>8-15 frames/s con 1 cara; 5-9 con 2 (oclusión + GPEN)</w:t>
+              <w:t xml:space="preserve">8-15 frames/s con 1 cara; 5-9 con 2 (oclusión + </w:t>
+            </w:r>
+            <w:r>
+              <w:rPr>
+                <w:sz w:val="19"/>
+              </w:rPr>
+              <w:t>GPEN)</w:t>
             </w:r>
           </w:p>
         </w:tc>
@@ -6911,18 +10443,18 @@
       <w:pPr>
         <w:pStyle w:val="Ttulo1"/>
       </w:pPr>
-      <w:bookmarkStart w:id="24" w:name="_Toc243933984"/>
+      <w:bookmarkStart w:id="28" w:name="_Toc244049335"/>
       <w:r>
         <w:t>10. Pruebas realizadas</w:t>
       </w:r>
-      <w:bookmarkEnd w:id="24"/>
-    </w:p>
-    <w:p>
-      <w:r>
-        <w:t xml:space="preserve">Las pruebas usan datos sintéticos (frames de ruido, videos de ffmpeg, caras y </w:t>
-      </w:r>
-      <w:r>
-        <w:t>embeddings simulados) y caras generadas por IA; nunca fotos de usuarios.</w:t>
+      <w:bookmarkEnd w:id="28"/>
+    </w:p>
+    <w:p>
+      <w:r>
+        <w:t>Las pruebas usan datos sintéticos (frames de ruido, videos de ffmpeg, caras y embeddings simulados) y caras generadas por IA; nunca fotos de</w:t>
+      </w:r>
+      <w:r>
+        <w:t xml:space="preserve"> usuarios.</w:t>
       </w:r>
     </w:p>
     <w:tbl>
@@ -7005,13 +10537,7 @@
               <w:rPr>
                 <w:sz w:val="19"/>
               </w:rPr>
-              <w:t>4.200 casos (5 resoluciones, caras en bordes, inclinadas, chicas, grandes, con y sin 106 puntos, todas las combinaciones): imagen y m</w:t>
-            </w:r>
-            <w:r>
-              <w:rPr>
-                <w:sz w:val="19"/>
-              </w:rPr>
-              <w:t>áscara idénticas</w:t>
+              <w:t>4.200 casos (5 resoluciones, caras en bordes, inclinadas, chicas, grandes, con y sin 106 puntos, todas las combinaciones): imagen y máscara idénticas</w:t>
             </w:r>
           </w:p>
         </w:tc>
@@ -7050,7 +10576,13 @@
               <w:rPr>
                 <w:sz w:val="19"/>
               </w:rPr>
-              <w:t>debil idéntico a la versión anterior; adaptable y fuerte con 0 % de cara dentro del objeto</w:t>
+              <w:t xml:space="preserve">debil idéntico a la </w:t>
+            </w:r>
+            <w:r>
+              <w:rPr>
+                <w:sz w:val="19"/>
+              </w:rPr>
+              <w:t>versión anterior; adaptable y fuerte con 0 % de cara dentro del objeto</w:t>
             </w:r>
           </w:p>
         </w:tc>
@@ -7109,14 +10641,7 @@
               <w:rPr>
                 <w:sz w:val="19"/>
               </w:rPr>
-              <w:lastRenderedPageBreak/>
-              <w:t xml:space="preserve">Una fuente en </w:t>
-            </w:r>
-            <w:r>
-              <w:rPr>
-                <w:sz w:val="19"/>
-              </w:rPr>
-              <w:t>varias caras</w:t>
+              <w:t>Una fuente en varias caras</w:t>
             </w:r>
           </w:p>
         </w:tc>
@@ -7133,7 +10658,13 @@
               <w:rPr>
                 <w:sz w:val="19"/>
               </w:rPr>
-              <w:t>6 casos de pares, incluidos índices inexistentes y frames con menos caras</w:t>
+              <w:t xml:space="preserve">6 casos de pares, incluidos índices </w:t>
+            </w:r>
+            <w:r>
+              <w:rPr>
+                <w:sz w:val="19"/>
+              </w:rPr>
+              <w:t>inexistentes y frames con menos caras</w:t>
             </w:r>
           </w:p>
         </w:tc>
@@ -7192,13 +10723,7 @@
               <w:rPr>
                 <w:sz w:val="19"/>
               </w:rPr>
-              <w:t>Modelos</w:t>
-            </w:r>
-            <w:r>
-              <w:rPr>
-                <w:sz w:val="19"/>
-              </w:rPr>
-              <w:t xml:space="preserve"> desde video</w:t>
+              <w:t>Modelos desde video</w:t>
             </w:r>
           </w:p>
         </w:tc>
@@ -7215,7 +10740,13 @@
               <w:rPr>
                 <w:sz w:val="19"/>
               </w:rPr>
-              <w:t>Cantidad de frames por fps, tope repartido en todo el video, descarte de otra persona</w:t>
+              <w:t>Cantidad de frames por fps, tope rep</w:t>
+            </w:r>
+            <w:r>
+              <w:rPr>
+                <w:sz w:val="19"/>
+              </w:rPr>
+              <w:t>artido en todo el video, descarte de otra persona</w:t>
             </w:r>
           </w:p>
         </w:tc>
@@ -7291,13 +10822,7 @@
               <w:rPr>
                 <w:sz w:val="19"/>
               </w:rPr>
-              <w:t xml:space="preserve">Ida y vuelta interfaz ↔ JSON, valores inválidos, archivos </w:t>
-            </w:r>
-            <w:r>
-              <w:rPr>
-                <w:sz w:val="19"/>
-              </w:rPr>
-              <w:t>viejos y dañados</w:t>
+              <w:t>Ida y vuelta interfaz ↔ JSON, valores inválidos, archivos viejos y dañados</w:t>
             </w:r>
           </w:p>
         </w:tc>
@@ -7334,7 +10859,13 @@
               <w:rPr>
                 <w:sz w:val="19"/>
               </w:rPr>
-              <w:t>AES, contraseña correcta e incorrecta, contenido idéntico, conservar, imagen y carpeta</w:t>
+              <w:t xml:space="preserve">AES, contraseña correcta e </w:t>
+            </w:r>
+            <w:r>
+              <w:rPr>
+                <w:sz w:val="19"/>
+              </w:rPr>
+              <w:t>incorrecta, contenido idéntico, conservar, imagen y carpeta</w:t>
             </w:r>
           </w:p>
         </w:tc>
@@ -7373,13 +10904,7 @@
               <w:rPr>
                 <w:sz w:val="19"/>
               </w:rPr>
-              <w:t>Videos con destello y pitido en cada segundo: ritmo fijo, ritmo variable y audio corrido; completos, fragmentos y videos de pru</w:t>
-            </w:r>
-            <w:r>
-              <w:rPr>
-                <w:sz w:val="19"/>
-              </w:rPr>
-              <w:t>eba</w:t>
+              <w:t>Videos con destello y pitido en cada segundo: ritmo fijo, ritmo variable y audio corrido; completos, fragmentos y videos de prueba</w:t>
             </w:r>
           </w:p>
         </w:tc>
@@ -7416,7 +10941,13 @@
               <w:rPr>
                 <w:sz w:val="19"/>
               </w:rPr>
-              <w:t>Cara girada grado a grado de −180° a +180°: error y saltos de los puntos frente a su posición exacta</w:t>
+              <w:t xml:space="preserve">Cara girada grado a </w:t>
+            </w:r>
+            <w:r>
+              <w:rPr>
+                <w:sz w:val="19"/>
+              </w:rPr>
+              <w:t>grado de −180° a +180°: error y saltos de los puntos frente a su posición exacta</w:t>
             </w:r>
           </w:p>
         </w:tc>
@@ -7476,7 +11007,7 @@
               <w:rPr>
                 <w:sz w:val="19"/>
               </w:rPr>
-              <w:t>Colab</w:t>
+              <w:t>Caras volteadas y memoria</w:t>
             </w:r>
           </w:p>
         </w:tc>
@@ -7492,13 +11023,140 @@
               <w:rPr>
                 <w:sz w:val="19"/>
               </w:rPr>
-              <w:t>Celdas 4-7 e</w:t>
-            </w:r>
-            <w:r>
-              <w:rPr>
-                <w:sz w:val="19"/>
-              </w:rPr>
-              <w:t>jecutadas en local con Colab simulado: imagen, video con fragmento, carpeta con ZIP, continuar con otras opciones, caída de h264_nvenc a libx264</w:t>
+              <w:t>250 + 525 fotos de caras de IA gir</w:t>
+            </w:r>
+            <w:r>
+              <w:rPr>
+                <w:sz w:val="19"/>
+              </w:rPr>
+              <w:t>adas y tapadas; 3 videos (celular, boca abajo, cortes de plano) con 2 y 4 hilos; tiempo antes y después</w:t>
+            </w:r>
+          </w:p>
+        </w:tc>
+      </w:tr>
+      <w:tr>
+        <w:trPr>
+          <w:jc w:val="center"/>
+        </w:trPr>
+        <w:tc>
+          <w:tcPr>
+            <w:tcW w:w="2551" w:type="dxa"/>
+            <w:shd w:val="clear" w:color="auto" w:fill="EEF3F8"/>
+          </w:tcPr>
+          <w:p>
+            <w:pPr>
+              <w:spacing w:after="0"/>
+            </w:pPr>
+            <w:r>
+              <w:rPr>
+                <w:sz w:val="19"/>
+              </w:rPr>
+              <w:t>Mejillas</w:t>
+            </w:r>
+          </w:p>
+        </w:tc>
+        <w:tc>
+          <w:tcPr>
+            <w:tcW w:w="6803" w:type="dxa"/>
+            <w:shd w:val="clear" w:color="auto" w:fill="EEF3F8"/>
+          </w:tcPr>
+          <w:p>
+            <w:pPr>
+              <w:spacing w:after="0"/>
+            </w:pPr>
+            <w:r>
+              <w:rPr>
+                <w:sz w:val="19"/>
+              </w:rPr>
+              <w:t>Zona, diferencia con el destino dentro y fuera, parecido con la fuente; casilla y configuración</w:t>
+            </w:r>
+          </w:p>
+        </w:tc>
+      </w:tr>
+      <w:tr>
+        <w:trPr>
+          <w:jc w:val="center"/>
+        </w:trPr>
+        <w:tc>
+          <w:tcPr>
+            <w:tcW w:w="2551" w:type="dxa"/>
+          </w:tcPr>
+          <w:p>
+            <w:pPr>
+              <w:spacing w:after="0"/>
+            </w:pPr>
+            <w:r>
+              <w:rPr>
+                <w:sz w:val="19"/>
+              </w:rPr>
+              <w:t>Extraer caras y rutas</w:t>
+            </w:r>
+          </w:p>
+        </w:tc>
+        <w:tc>
+          <w:tcPr>
+            <w:tcW w:w="6803" w:type="dxa"/>
+          </w:tcPr>
+          <w:p>
+            <w:pPr>
+              <w:spacing w:after="0"/>
+            </w:pPr>
+            <w:r>
+              <w:rPr>
+                <w:sz w:val="19"/>
+              </w:rPr>
+              <w:t xml:space="preserve">Video de dos personas; </w:t>
+            </w:r>
+            <w:r>
+              <w:rPr>
+                <w:sz w:val="19"/>
+              </w:rPr>
+              <w:t>segunda extracción sin --overwrite; modelo con la carpeta; tildes al leer y guardar; nombre de video de 179 caracteres</w:t>
+            </w:r>
+          </w:p>
+        </w:tc>
+      </w:tr>
+      <w:tr>
+        <w:trPr>
+          <w:jc w:val="center"/>
+        </w:trPr>
+        <w:tc>
+          <w:tcPr>
+            <w:tcW w:w="2551" w:type="dxa"/>
+            <w:shd w:val="clear" w:color="auto" w:fill="EEF3F8"/>
+          </w:tcPr>
+          <w:p>
+            <w:pPr>
+              <w:spacing w:after="0"/>
+            </w:pPr>
+            <w:r>
+              <w:rPr>
+                <w:sz w:val="19"/>
+              </w:rPr>
+              <w:t>Colab</w:t>
+            </w:r>
+          </w:p>
+        </w:tc>
+        <w:tc>
+          <w:tcPr>
+            <w:tcW w:w="6803" w:type="dxa"/>
+            <w:shd w:val="clear" w:color="auto" w:fill="EEF3F8"/>
+          </w:tcPr>
+          <w:p>
+            <w:pPr>
+              <w:spacing w:after="0"/>
+            </w:pPr>
+            <w:r>
+              <w:rPr>
+                <w:sz w:val="19"/>
+              </w:rPr>
+              <w:t xml:space="preserve">Celdas 4-7 ejecutadas en local con Colab simulado: imagen, video con fragmento, carpeta con ZIP, continuar con otras </w:t>
+            </w:r>
+            <w:r>
+              <w:rPr>
+                <w:sz w:val="19"/>
+              </w:rPr>
+              <w:t>opciones, caída de h264_nvenc a libx264</w:t>
             </w:r>
           </w:p>
         </w:tc>
@@ -7513,11 +11171,11 @@
       <w:pPr>
         <w:pStyle w:val="Ttulo1"/>
       </w:pPr>
-      <w:bookmarkStart w:id="25" w:name="_Toc243933985"/>
+      <w:bookmarkStart w:id="29" w:name="_Toc244049336"/>
       <w:r>
         <w:t>11. Dependencias y entorno</w:t>
       </w:r>
-      <w:bookmarkEnd w:id="25"/>
+      <w:bookmarkEnd w:id="29"/>
     </w:p>
     <w:tbl>
       <w:tblPr>
@@ -7621,6 +11279,7 @@
               <w:rPr>
                 <w:sz w:val="19"/>
               </w:rPr>
+              <w:lastRenderedPageBreak/>
               <w:t>insightface</w:t>
             </w:r>
           </w:p>
@@ -7838,11 +11497,11 @@
       <w:pPr>
         <w:pStyle w:val="Ttulo1"/>
       </w:pPr>
-      <w:bookmarkStart w:id="26" w:name="_Toc243933986"/>
+      <w:bookmarkStart w:id="30" w:name="_Toc244049337"/>
       <w:r>
         <w:t>12. Limitaciones conocidas y mejoras pendientes</w:t>
       </w:r>
-      <w:bookmarkEnd w:id="26"/>
+      <w:bookmarkEnd w:id="30"/>
     </w:p>
     <w:tbl>
       <w:tblPr>
@@ -7925,7 +11584,13 @@
               <w:rPr>
                 <w:sz w:val="19"/>
               </w:rPr>
-              <w:t>Primer plano al crear modelos</w:t>
+              <w:t>Índices fuente</w:t>
+            </w:r>
+            <w:r>
+              <w:rPr>
+                <w:sz w:val="19"/>
+              </w:rPr>
+              <w:t xml:space="preserve"> en la CLI</w:t>
             </w:r>
           </w:p>
         </w:tc>
@@ -7941,7 +11606,7 @@
               <w:rPr>
                 <w:sz w:val="19"/>
               </w:rPr>
-              <w:t>Sin caras a 640 px (7.2)</w:t>
+              <w:t>No se validan antes de empezar (5.1)</w:t>
             </w:r>
           </w:p>
         </w:tc>
@@ -7957,7 +11622,7 @@
               <w:rPr>
                 <w:sz w:val="19"/>
               </w:rPr>
-              <w:t>Reintentar a 480 px</w:t>
+              <w:t>Validar como en la interfaz</w:t>
             </w:r>
           </w:p>
         </w:tc>
@@ -7979,7 +11644,7 @@
               <w:rPr>
                 <w:sz w:val="19"/>
               </w:rPr>
-              <w:t>Índices fuente en la CLI</w:t>
+              <w:t>Resolución del cambio</w:t>
             </w:r>
           </w:p>
         </w:tc>
@@ -7996,7 +11661,7 @@
               <w:rPr>
                 <w:sz w:val="19"/>
               </w:rPr>
-              <w:t>No se validan antes de empezar (5.1)</w:t>
+              <w:t>inswapper trabaja a 128 px</w:t>
             </w:r>
           </w:p>
         </w:tc>
@@ -8013,7 +11678,7 @@
               <w:rPr>
                 <w:sz w:val="19"/>
               </w:rPr>
-              <w:t>Validar como en la interfaz</w:t>
+              <w:t>GPEN, o un modelo de mayor resolución</w:t>
             </w:r>
           </w:p>
         </w:tc>
@@ -8034,7 +11699,7 @@
               <w:rPr>
                 <w:sz w:val="19"/>
               </w:rPr>
-              <w:t>Resolución del cambio</w:t>
+              <w:t>Licencia de inswapper</w:t>
             </w:r>
           </w:p>
         </w:tc>
@@ -8050,7 +11715,7 @@
               <w:rPr>
                 <w:sz w:val="19"/>
               </w:rPr>
-              <w:t>inswapper trabaja a 128 px</w:t>
+              <w:t>Uso no comercial</w:t>
             </w:r>
           </w:p>
         </w:tc>
@@ -8066,13 +11731,7 @@
               <w:rPr>
                 <w:sz w:val="19"/>
               </w:rPr>
-              <w:t xml:space="preserve">GPEN, o un </w:t>
-            </w:r>
-            <w:r>
-              <w:rPr>
-                <w:sz w:val="19"/>
-              </w:rPr>
-              <w:t>modelo de mayor resolución</w:t>
+              <w:t>Revisar antes de uso comercial</w:t>
             </w:r>
           </w:p>
         </w:tc>
@@ -8094,7 +11753,7 @@
               <w:rPr>
                 <w:sz w:val="19"/>
               </w:rPr>
-              <w:t>Licencia de inswapper</w:t>
+              <w:t>Ojos tapados</w:t>
             </w:r>
           </w:p>
         </w:tc>
@@ -8111,7 +11770,13 @@
               <w:rPr>
                 <w:sz w:val="19"/>
               </w:rPr>
-              <w:t>Uso no comercial</w:t>
+              <w:t xml:space="preserve">Con </w:t>
+            </w:r>
+            <w:r>
+              <w:rPr>
+                <w:sz w:val="19"/>
+              </w:rPr>
+              <w:t>gorro o visera sobre los ojos el detector no encuentra la cara</w:t>
             </w:r>
           </w:p>
         </w:tc>
@@ -8128,7 +11793,7 @@
               <w:rPr>
                 <w:sz w:val="19"/>
               </w:rPr>
-              <w:t>Revisar antes de uso comercial</w:t>
+              <w:t>—</w:t>
             </w:r>
           </w:p>
         </w:tc>
@@ -8149,7 +11814,7 @@
               <w:rPr>
                 <w:sz w:val="19"/>
               </w:rPr>
-              <w:t>Colab</w:t>
+              <w:t>Fotos boca abajo y tapadas</w:t>
             </w:r>
           </w:p>
         </w:tc>
@@ -8165,7 +11830,7 @@
               <w:rPr>
                 <w:sz w:val="19"/>
               </w:rPr>
-              <w:t>Política contra deepfakes; CUDA 13</w:t>
+              <w:t>Sin frames anteriores, gana la cabeza hacia arriba: una persona de verdad boca abajo con la boca tapada puede salir volteada</w:t>
             </w:r>
           </w:p>
         </w:tc>
@@ -8181,7 +11846,128 @@
               <w:rPr>
                 <w:sz w:val="19"/>
               </w:rPr>
-              <w:t>PC o GPU alquilada; entorno con CUDA 12</w:t>
+              <w:t>Usar otra foto</w:t>
+            </w:r>
+          </w:p>
+        </w:tc>
+      </w:tr>
+      <w:tr>
+        <w:trPr>
+          <w:jc w:val="center"/>
+        </w:trPr>
+        <w:tc>
+          <w:tcPr>
+            <w:tcW w:w="2268" w:type="dxa"/>
+            <w:shd w:val="clear" w:color="auto" w:fill="EEF3F8"/>
+          </w:tcPr>
+          <w:p>
+            <w:pPr>
+              <w:spacing w:after="0"/>
+            </w:pPr>
+            <w:r>
+              <w:rPr>
+                <w:sz w:val="19"/>
+              </w:rPr>
+              <w:t>progreso.json bloquead</w:t>
+            </w:r>
+            <w:r>
+              <w:rPr>
+                <w:sz w:val="19"/>
+              </w:rPr>
+              <w:t>o</w:t>
+            </w:r>
+          </w:p>
+        </w:tc>
+        <w:tc>
+          <w:tcPr>
+            <w:tcW w:w="3402" w:type="dxa"/>
+            <w:shd w:val="clear" w:color="auto" w:fill="EEF3F8"/>
+          </w:tcPr>
+          <w:p>
+            <w:pPr>
+              <w:spacing w:after="0"/>
+            </w:pPr>
+            <w:r>
+              <w:rPr>
+                <w:sz w:val="19"/>
+              </w:rPr>
+              <w:t>Si otro programa tiene abierto el archivo justo al guardarlo, os.replace falla con PermissionError y el video se detiene (con --resume continúa bien)</w:t>
+            </w:r>
+          </w:p>
+        </w:tc>
+        <w:tc>
+          <w:tcPr>
+            <w:tcW w:w="3685" w:type="dxa"/>
+            <w:shd w:val="clear" w:color="auto" w:fill="EEF3F8"/>
+          </w:tcPr>
+          <w:p>
+            <w:pPr>
+              <w:spacing w:after="0"/>
+            </w:pPr>
+            <w:r>
+              <w:rPr>
+                <w:sz w:val="19"/>
+              </w:rPr>
+              <w:t>Reintentar el guardado</w:t>
+            </w:r>
+          </w:p>
+        </w:tc>
+      </w:tr>
+      <w:tr>
+        <w:trPr>
+          <w:jc w:val="center"/>
+        </w:trPr>
+        <w:tc>
+          <w:tcPr>
+            <w:tcW w:w="2268" w:type="dxa"/>
+          </w:tcPr>
+          <w:p>
+            <w:pPr>
+              <w:spacing w:after="0"/>
+            </w:pPr>
+            <w:r>
+              <w:rPr>
+                <w:sz w:val="19"/>
+              </w:rPr>
+              <w:t>Colab</w:t>
+            </w:r>
+          </w:p>
+        </w:tc>
+        <w:tc>
+          <w:tcPr>
+            <w:tcW w:w="3402" w:type="dxa"/>
+          </w:tcPr>
+          <w:p>
+            <w:pPr>
+              <w:spacing w:after="0"/>
+            </w:pPr>
+            <w:r>
+              <w:rPr>
+                <w:sz w:val="19"/>
+              </w:rPr>
+              <w:t>Política contra deepfakes; CUDA 13</w:t>
+            </w:r>
+          </w:p>
+        </w:tc>
+        <w:tc>
+          <w:tcPr>
+            <w:tcW w:w="3685" w:type="dxa"/>
+          </w:tcPr>
+          <w:p>
+            <w:pPr>
+              <w:spacing w:after="0"/>
+            </w:pPr>
+            <w:r>
+              <w:rPr>
+                <w:sz w:val="19"/>
+              </w:rPr>
+              <w:t xml:space="preserve">PC o GPU alquilada; entorno con </w:t>
+            </w:r>
+            <w:r>
+              <w:rPr>
+                <w:sz w:val="19"/>
+              </w:rPr>
+              <w:t>CUDA 12</w:t>
             </w:r>
           </w:p>
         </w:tc>
@@ -8196,11 +11982,11 @@
       <w:pPr>
         <w:pStyle w:val="Ttulo1"/>
       </w:pPr>
-      <w:bookmarkStart w:id="27" w:name="_Toc243933987"/>
+      <w:bookmarkStart w:id="31" w:name="_Toc244049338"/>
       <w:r>
         <w:t>13. Cómo extender</w:t>
       </w:r>
-      <w:bookmarkEnd w:id="27"/>
+      <w:bookmarkEnd w:id="31"/>
     </w:p>
     <w:p>
       <w:pPr>
@@ -8287,10 +12073,7 @@
           <w:color w:val="9C2C2C"/>
           <w:sz w:val="19"/>
         </w:rPr>
-        <w:t>leer_configuracion</w:t>
-      </w:r>
-      <w:r>
-        <w:t>/</w:t>
+        <w:t>leer_config</w:t>
       </w:r>
       <w:r>
         <w:rPr>
@@ -8298,10 +12081,10 @@
           <w:color w:val="9C2C2C"/>
           <w:sz w:val="19"/>
         </w:rPr>
-        <w:t>aplicar_configuracion</w:t>
-      </w:r>
-      <w:r>
-        <w:t xml:space="preserve">), su argumento en </w:t>
+        <w:t>uracion</w:t>
+      </w:r>
+      <w:r>
+        <w:t>/</w:t>
       </w:r>
       <w:r>
         <w:rPr>
@@ -8309,13 +12092,10 @@
           <w:color w:val="9C2C2C"/>
           <w:sz w:val="19"/>
         </w:rPr>
-        <w:t>cli.py</w:t>
-      </w:r>
-      <w:r>
-        <w:t xml:space="preserve"> (y</w:t>
-      </w:r>
-      <w:r>
-        <w:t xml:space="preserve"> en </w:t>
+        <w:t>aplicar_configuracion</w:t>
+      </w:r>
+      <w:r>
+        <w:t xml:space="preserve">), su argumento en </w:t>
       </w:r>
       <w:r>
         <w:rPr>
@@ -8323,10 +12103,10 @@
           <w:color w:val="9C2C2C"/>
           <w:sz w:val="19"/>
         </w:rPr>
-        <w:t>_CONFIG_A_OPCION</w:t>
-      </w:r>
-      <w:r>
-        <w:t xml:space="preserve">) y su clave en </w:t>
+        <w:t>cli.py</w:t>
+      </w:r>
+      <w:r>
+        <w:t xml:space="preserve"> (y en </w:t>
       </w:r>
       <w:r>
         <w:rPr>
@@ -8334,6 +12114,17 @@
           <w:color w:val="9C2C2C"/>
           <w:sz w:val="19"/>
         </w:rPr>
+        <w:t>_CONFIG_A_OPCION</w:t>
+      </w:r>
+      <w:r>
+        <w:t xml:space="preserve">) y su clave en </w:t>
+      </w:r>
+      <w:r>
+        <w:rPr>
+          <w:rFonts w:ascii="Consolas" w:eastAsia="Consolas" w:hAnsi="Consolas"/>
+          <w:color w:val="9C2C2C"/>
+          <w:sz w:val="19"/>
+        </w:rPr>
         <w:t>core/Configuraciones.py</w:t>
       </w:r>
       <w:r>
@@ -8348,11 +12139,13 @@
         <w:rPr>
           <w:b/>
         </w:rPr>
-        <w:lastRenderedPageBreak/>
         <w:t>Compatibilidad de videos a medias</w:t>
       </w:r>
       <w:r>
-        <w:t>: si la opción cambia la imagen, inclúyela en la firma solo cuando no tenga su valor por defecto anterior, para no invalidar videos empezados antes.</w:t>
+        <w:t>: si la opción cambia la imagen, inclúyela en la firma solo cuando no tenga su valor por defecto anterior</w:t>
+      </w:r>
+      <w:r>
+        <w:t>, para no invalidar videos empezados antes.</w:t>
       </w:r>
     </w:p>
     <w:p>
@@ -8366,14 +12159,11 @@
         <w:t>Pruebas</w:t>
       </w:r>
       <w:r>
-        <w:t>: pref</w:t>
-      </w:r>
-      <w:r>
-        <w:t>erir comparaciones exactas contra la versión anterior (como la de 4.200 casos) cuando un cambio no debe alterar el resultado.</w:t>
+        <w:t>: preferir comparaciones exactas contra la versión anterior (como la de 4.200 casos) cuando un cambio no debe alterar el resultado.</w:t>
       </w:r>
     </w:p>
     <w:sectPr>
-      <w:footerReference w:type="default" r:id="rId10"/>
+      <w:footerReference w:type="default" r:id="rId19"/>
       <w:pgSz w:w="11906" w:h="16838"/>
       <w:pgMar w:top="1134" w:right="1247" w:bottom="1134" w:left="1247" w:header="720" w:footer="720" w:gutter="0"/>
       <w:cols w:space="720"/>
@@ -20085,7 +23875,7 @@
     <w:autoRedefine/>
     <w:uiPriority w:val="39"/>
     <w:unhideWhenUsed/>
-    <w:rsid w:val="00565ECC"/>
+    <w:rsid w:val="00823C80"/>
   </w:style>
   <w:style w:type="paragraph" w:styleId="TDC2">
     <w:name w:val="toc 2"/>
@@ -20094,7 +23884,7 @@
     <w:autoRedefine/>
     <w:uiPriority w:val="39"/>
     <w:unhideWhenUsed/>
-    <w:rsid w:val="00565ECC"/>
+    <w:rsid w:val="00823C80"/>
     <w:pPr>
       <w:ind w:left="210"/>
     </w:pPr>
@@ -20104,7 +23894,7 @@
     <w:basedOn w:val="Fuentedeprrafopredeter"/>
     <w:uiPriority w:val="99"/>
     <w:unhideWhenUsed/>
-    <w:rsid w:val="00565ECC"/>
+    <w:rsid w:val="00823C80"/>
     <w:rPr>
       <w:color w:val="0000FF" w:themeColor="hyperlink"/>
       <w:u w:val="single"/>
